--- a/szakdolgozat_Vass_Richard.docx
+++ b/szakdolgozat_Vass_Richard.docx
@@ -509,8 +509,8 @@
         </w:rPr>
       </w:pPr>
       <w:bookmarkStart w:id="0" w:name="__RefHeading___Toc1023_4218380707"/>
-      <w:bookmarkStart w:id="1" w:name="_Toc128138382"/>
-      <w:bookmarkStart w:id="2" w:name="_Hlk126831045"/>
+      <w:bookmarkStart w:id="1" w:name="_Hlk126831045"/>
+      <w:bookmarkStart w:id="2" w:name="_Toc128138382"/>
       <w:bookmarkEnd w:id="0"/>
       <w:r>
         <w:rPr>
@@ -580,9 +580,9 @@
         <w:tblLook w:val="04a0" w:noHBand="0" w:noVBand="1" w:firstColumn="1" w:lastRow="0" w:lastColumn="0" w:firstRow="1"/>
       </w:tblPr>
       <w:tblGrid>
-        <w:gridCol w:w="1664"/>
+        <w:gridCol w:w="1663"/>
         <w:gridCol w:w="1656"/>
-        <w:gridCol w:w="973"/>
+        <w:gridCol w:w="974"/>
         <w:gridCol w:w="2052"/>
         <w:gridCol w:w="3157"/>
       </w:tblGrid>
@@ -590,7 +590,7 @@
         <w:trPr/>
         <w:tc>
           <w:tcPr>
-            <w:tcW w:w="1664" w:type="dxa"/>
+            <w:tcW w:w="1663" w:type="dxa"/>
             <w:tcBorders>
               <w:top w:val="nil"/>
               <w:left w:val="nil"/>
@@ -646,7 +646,7 @@
         </w:tc>
         <w:tc>
           <w:tcPr>
-            <w:tcW w:w="973" w:type="dxa"/>
+            <w:tcW w:w="974" w:type="dxa"/>
             <w:tcBorders>
               <w:top w:val="nil"/>
               <w:left w:val="nil"/>
@@ -729,7 +729,7 @@
         <w:trPr/>
         <w:tc>
           <w:tcPr>
-            <w:tcW w:w="1664" w:type="dxa"/>
+            <w:tcW w:w="1663" w:type="dxa"/>
             <w:tcBorders>
               <w:top w:val="nil"/>
               <w:left w:val="nil"/>
@@ -782,7 +782,7 @@
         </w:tc>
         <w:tc>
           <w:tcPr>
-            <w:tcW w:w="973" w:type="dxa"/>
+            <w:tcW w:w="974" w:type="dxa"/>
             <w:tcBorders>
               <w:top w:val="nil"/>
               <w:left w:val="nil"/>
@@ -868,19 +868,6 @@
     </w:tbl>
     <w:p>
       <w:pPr>
-        <w:pStyle w:val="Normal"/>
-        <w:rPr>
-          <w:lang w:val="hu-HU"/>
-        </w:rPr>
-      </w:pPr>
-      <w:r>
-        <w:rPr>
-          <w:lang w:val="hu-HU"/>
-        </w:rPr>
-      </w:r>
-    </w:p>
-    <w:p>
-      <w:pPr>
         <w:pStyle w:val="Heading1nonumbering"/>
         <w:ind w:hanging="0" w:left="0"/>
         <w:rPr>
@@ -888,8 +875,8 @@
         </w:rPr>
       </w:pPr>
       <w:bookmarkStart w:id="3" w:name="__RefHeading___Toc1025_4218380707"/>
-      <w:bookmarkStart w:id="4" w:name="_Toc971811522"/>
-      <w:bookmarkStart w:id="5" w:name="_Toc128138383"/>
+      <w:bookmarkStart w:id="4" w:name="_Toc128138383"/>
+      <w:bookmarkStart w:id="5" w:name="_Toc971811522"/>
       <w:bookmarkEnd w:id="3"/>
       <w:r>
         <w:rPr>
@@ -927,19 +914,6 @@
     </w:p>
     <w:p>
       <w:pPr>
-        <w:pStyle w:val="Normal"/>
-        <w:rPr>
-          <w:lang w:val="hu-HU"/>
-        </w:rPr>
-      </w:pPr>
-      <w:r>
-        <w:rPr>
-          <w:lang w:val="hu-HU"/>
-        </w:rPr>
-      </w:r>
-    </w:p>
-    <w:p>
-      <w:pPr>
         <w:pStyle w:val="Heading1nonumbering"/>
         <w:ind w:hanging="0" w:left="0"/>
         <w:rPr>
@@ -947,8 +921,8 @@
         </w:rPr>
       </w:pPr>
       <w:bookmarkStart w:id="6" w:name="__RefHeading___Toc1027_4218380707"/>
-      <w:bookmarkStart w:id="7" w:name="_Toc738811267"/>
-      <w:bookmarkStart w:id="8" w:name="_Toc128138384"/>
+      <w:bookmarkStart w:id="7" w:name="_Toc128138384"/>
+      <w:bookmarkStart w:id="8" w:name="_Toc738811267"/>
       <w:bookmarkEnd w:id="6"/>
       <w:r>
         <w:rPr>
@@ -982,7 +956,6 @@
           </w:r>
           <w:r>
             <w:rPr>
-              <w:webHidden/>
               <w:rStyle w:val="IndexLink"/>
               <w:vanish w:val="false"/>
             </w:rPr>
@@ -990,7 +963,6 @@
           </w:r>
           <w:r>
             <w:rPr>
-              <w:webHidden/>
               <w:rStyle w:val="IndexLink"/>
               <w:vanish w:val="false"/>
             </w:rPr>
@@ -1276,7 +1248,7 @@
             <w:tab/>
             <w:t xml:space="preserve">Az edge, azaz helyben futó NVR alternatívája</w:t>
             <w:tab/>
-            <w:t>14</w:t>
+            <w:t>13</w:t>
           </w:r>
         </w:p>
         <w:p>
@@ -1345,7 +1317,7 @@
             <w:tab/>
             <w:t xml:space="preserve">A fogyasztói IP-kamera alkalmazások</w:t>
             <w:tab/>
-            <w:t>16</w:t>
+            <w:t>15</w:t>
           </w:r>
         </w:p>
         <w:p>
@@ -1368,7 +1340,7 @@
             <w:tab/>
             <w:t xml:space="preserve">Objektumdetekció a videóalapú megfigyelésben</w:t>
             <w:tab/>
-            <w:t>17</w:t>
+            <w:t>16</w:t>
           </w:r>
         </w:p>
         <w:p>
@@ -1391,7 +1363,7 @@
             <w:tab/>
             <w:t xml:space="preserve">A klasszikus mozgásdetekció és korlátai</w:t>
             <w:tab/>
-            <w:t>17</w:t>
+            <w:t>16</w:t>
           </w:r>
         </w:p>
         <w:p>
@@ -1435,9 +1407,9 @@
             </w:rPr>
             <w:t>2.3.3.</w:t>
             <w:tab/>
-            <w:t xml:space="preserve">A Frigate detekciós csővezetéke</w:t>
+            <w:t xml:space="preserve">A Frigate detekciós pipeline-ja</w:t>
             <w:tab/>
-            <w:t>18</w:t>
+            <w:t>17</w:t>
           </w:r>
         </w:p>
         <w:p>
@@ -1506,7 +1478,7 @@
             <w:tab/>
             <w:t xml:space="preserve">Elektronikai hulladék és a mobileszközök újrahasznosítása</w:t>
             <w:tab/>
-            <w:t>20</w:t>
+            <w:t>19</w:t>
           </w:r>
         </w:p>
         <w:p>
@@ -1529,7 +1501,7 @@
             <w:tab/>
             <w:t xml:space="preserve">Problémamegoldás</w:t>
             <w:tab/>
-            <w:t>22</w:t>
+            <w:t>21</w:t>
           </w:r>
         </w:p>
         <w:p>
@@ -1552,7 +1524,7 @@
             <w:tab/>
             <w:t xml:space="preserve">Követelmények és tervezési kényszerek</w:t>
             <w:tab/>
-            <w:t>22</w:t>
+            <w:t>21</w:t>
           </w:r>
         </w:p>
         <w:p>
@@ -1575,7 +1547,7 @@
             <w:tab/>
             <w:t xml:space="preserve">A SwarmCam architektúrája</w:t>
             <w:tab/>
-            <w:t>23</w:t>
+            <w:t>21</w:t>
           </w:r>
         </w:p>
         <w:p>
@@ -1598,7 +1570,7 @@
             <w:tab/>
             <w:t xml:space="preserve">A hálózati és kommunikációs réteg tervezése</w:t>
             <w:tab/>
-            <w:t>24</w:t>
+            <w:t>23</w:t>
           </w:r>
         </w:p>
         <w:p>
@@ -1621,7 +1593,7 @@
             <w:tab/>
             <w:t xml:space="preserve">Konténerizáció és üzemeltetés</w:t>
             <w:tab/>
-            <w:t>26</w:t>
+            <w:t>25</w:t>
           </w:r>
         </w:p>
         <w:p>
@@ -1644,7 +1616,7 @@
             <w:tab/>
             <w:t xml:space="preserve">Implementáció</w:t>
             <w:tab/>
-            <w:t>27</w:t>
+            <w:t>26</w:t>
           </w:r>
         </w:p>
         <w:p>
@@ -1667,7 +1639,7 @@
             <w:tab/>
             <w:t xml:space="preserve">Automatikus hálózati felderítés</w:t>
             <w:tab/>
-            <w:t>27</w:t>
+            <w:t>26</w:t>
           </w:r>
         </w:p>
         <w:p>
@@ -1690,7 +1662,7 @@
             <w:tab/>
             <w:t xml:space="preserve">A kamera-protokoll cseréje és annak következményei</w:t>
             <w:tab/>
-            <w:t>29</w:t>
+            <w:t>27</w:t>
           </w:r>
         </w:p>
         <w:p>
@@ -1713,7 +1685,7 @@
             <w:tab/>
             <w:t xml:space="preserve">Élőkép: az MJPEG-proxytól a go2rtc MSE-ig</w:t>
             <w:tab/>
-            <w:t>30</w:t>
+            <w:t>28</w:t>
           </w:r>
         </w:p>
         <w:p>
@@ -1736,7 +1708,7 @@
             <w:tab/>
             <w:t xml:space="preserve">A kameraforgatás megvalósítása</w:t>
             <w:tab/>
-            <w:t>34</w:t>
+            <w:t>32</w:t>
           </w:r>
         </w:p>
         <w:p>
@@ -1759,7 +1731,7 @@
             <w:tab/>
             <w:t xml:space="preserve">A backend és a valós idejű kommunikáció</w:t>
             <w:tab/>
-            <w:t>34</w:t>
+            <w:t>33</w:t>
           </w:r>
         </w:p>
         <w:p>
@@ -1782,7 +1754,7 @@
             <w:tab/>
             <w:t xml:space="preserve">Tűz- és füstérzékelés</w:t>
             <w:tab/>
-            <w:t>36</w:t>
+            <w:t>34</w:t>
           </w:r>
         </w:p>
         <w:p>
@@ -1805,7 +1777,7 @@
             <w:tab/>
             <w:t xml:space="preserve">A kezelőfelület</w:t>
             <w:tab/>
-            <w:t>37</w:t>
+            <w:t>36</w:t>
           </w:r>
         </w:p>
         <w:p>
@@ -1828,7 +1800,7 @@
             <w:tab/>
             <w:t xml:space="preserve">Mobilnézet</w:t>
             <w:tab/>
-            <w:t>42</w:t>
+            <w:t>41</w:t>
           </w:r>
         </w:p>
         <w:p>
@@ -1851,7 +1823,7 @@
             <w:tab/>
             <w:t xml:space="preserve">Hitelesítés és biztonsági megfontolások</w:t>
             <w:tab/>
-            <w:t>45</w:t>
+            <w:t>43</w:t>
           </w:r>
         </w:p>
         <w:p>
@@ -1874,7 +1846,7 @@
             <w:tab/>
             <w:t xml:space="preserve">Tesztelés és mérési eredmények</w:t>
             <w:tab/>
-            <w:t>47</w:t>
+            <w:t>44</w:t>
           </w:r>
         </w:p>
         <w:p>
@@ -1897,7 +1869,7 @@
             <w:tab/>
             <w:t xml:space="preserve">A mérési környezet és a módszertan</w:t>
             <w:tab/>
-            <w:t>47</w:t>
+            <w:t>44</w:t>
           </w:r>
         </w:p>
         <w:p>
@@ -1920,7 +1892,7 @@
             <w:tab/>
             <w:t xml:space="preserve">Erőforrás-használat a kameraszám függvényében</w:t>
             <w:tab/>
-            <w:t>48</w:t>
+            <w:t>45</w:t>
           </w:r>
         </w:p>
         <w:p>
@@ -1943,7 +1915,7 @@
             <w:tab/>
             <w:t xml:space="preserve">Detektálási sebesség: GPU-gyorsítás és processzoros futtatás</w:t>
             <w:tab/>
-            <w:t>50</w:t>
+            <w:t>47</w:t>
           </w:r>
         </w:p>
         <w:p>
@@ -1966,7 +1938,7 @@
             <w:tab/>
             <w:t xml:space="preserve">Eseménykésleltetés és az állapotfigyelés pontossága</w:t>
             <w:tab/>
-            <w:t>51</w:t>
+            <w:t>48</w:t>
           </w:r>
         </w:p>
         <w:p>
@@ -1989,7 +1961,7 @@
             <w:tab/>
             <w:t xml:space="preserve">Az élőkép architektúrájának mérése</w:t>
             <w:tab/>
-            <w:t>52</w:t>
+            <w:t>49</w:t>
           </w:r>
         </w:p>
         <w:p>
@@ -2012,7 +1984,7 @@
             <w:tab/>
             <w:t xml:space="preserve">A képsebesség fényfüggése – a telefonoldali korlát</w:t>
             <w:tab/>
-            <w:t>53</w:t>
+            <w:t>50</w:t>
           </w:r>
         </w:p>
         <w:p>
@@ -2035,7 +2007,7 @@
             <w:tab/>
             <w:t xml:space="preserve">Megfigyelt hibamódok</w:t>
             <w:tab/>
-            <w:t>54</w:t>
+            <w:t>51</w:t>
           </w:r>
         </w:p>
         <w:p>
@@ -2058,7 +2030,30 @@
             <w:tab/>
             <w:t xml:space="preserve">A megoldás korlátai</w:t>
             <w:tab/>
-            <w:t>55</w:t>
+            <w:t>52</w:t>
+          </w:r>
+        </w:p>
+        <w:p>
+          <w:pPr>
+            <w:pStyle w:val="TOC2"/>
+            <w:tabs>
+              <w:tab w:val="clear" w:pos="720"/>
+              <w:tab w:val="left" w:pos="880" w:leader="none"/>
+              <w:tab w:val="right" w:pos="9636" w:leader="dot"/>
+            </w:tabs>
+            <w:rPr/>
+          </w:pPr>
+          <w:r>
+            <w:rPr>
+              <w:webHidden/>
+              <w:rStyle w:val="IndexLink"/>
+              <w:vanish w:val="false"/>
+            </w:rPr>
+            <w:t>3.8.</w:t>
+            <w:tab/>
+            <w:t xml:space="preserve">Tapasztalatok és tanulságok</w:t>
+            <w:tab/>
+            <w:t>53</w:t>
           </w:r>
         </w:p>
         <w:p>
@@ -2081,7 +2076,7 @@
             <w:tab/>
             <w:t xml:space="preserve">Összegzés</w:t>
             <w:tab/>
-            <w:t>57</w:t>
+            <w:t>54</w:t>
           </w:r>
         </w:p>
         <w:p>
@@ -2104,7 +2099,7 @@
             <w:tab/>
             <w:t xml:space="preserve">Jövőbeli fejlesztési lehetőségek</w:t>
             <w:tab/>
-            <w:t>57</w:t>
+            <w:t>54</w:t>
           </w:r>
         </w:p>
         <w:p>
@@ -2126,7 +2121,7 @@
             <w:tab/>
             <w:t xml:space="preserve">Irodalom</w:t>
             <w:tab/>
-            <w:t>59</w:t>
+            <w:t>56</w:t>
           </w:r>
         </w:p>
         <w:p>
@@ -2149,7 +2144,7 @@
             <w:tab/>
             <w:t xml:space="preserve">Mellékletek</w:t>
             <w:tab/>
-            <w:t>60</w:t>
+            <w:t>58</w:t>
           </w:r>
         </w:p>
         <w:p>
@@ -2172,7 +2167,7 @@
             <w:tab/>
             <w:t xml:space="preserve">Nyomtatott mellékletek</w:t>
             <w:tab/>
-            <w:t>60</w:t>
+            <w:t>58</w:t>
           </w:r>
         </w:p>
         <w:p>
@@ -2195,7 +2190,7 @@
             <w:tab/>
             <w:t xml:space="preserve">Elektronikus mellékletek</w:t>
             <w:tab/>
-            <w:t>60</w:t>
+            <w:t>58</w:t>
           </w:r>
           <w:r>
             <w:rPr>
@@ -2209,19 +2204,6 @@
     </w:sdt>
     <w:p>
       <w:pPr>
-        <w:pStyle w:val="TOC1"/>
-        <w:rPr>
-          <w:lang w:val="hu-HU"/>
-        </w:rPr>
-      </w:pPr>
-      <w:r>
-        <w:rPr>
-          <w:lang w:val="hu-HU"/>
-        </w:rPr>
-      </w:r>
-    </w:p>
-    <w:p>
-      <w:pPr>
         <w:pStyle w:val="Heading1nonumbering"/>
         <w:ind w:hanging="0" w:left="0"/>
         <w:rPr>
@@ -2238,6 +2220,24 @@
         <w:t>Jelmagyarázat</w:t>
       </w:r>
       <w:bookmarkEnd w:id="10"/>
+    </w:p>
+    <w:p>
+      <w:pPr>
+        <w:pStyle w:val="Normal"/>
+        <w:tabs>
+          <w:tab w:val="clear" w:pos="720"/>
+          <w:tab w:val="left" w:pos="3165" w:leader="none"/>
+        </w:tabs>
+        <w:rPr>
+          <w:lang w:val="hu-HU"/>
+        </w:rPr>
+      </w:pPr>
+      <w:bookmarkStart w:id="11" w:name="_Toc1957160936"/>
+      <w:bookmarkEnd w:id="11"/>
+      <w:r>
+        <w:rPr/>
+        <w:t>Az alábbi táblázat a szakdolgozatban használt jelöléseket és rövidítéseket, valamint azok feloldását tartalmazza.</w:t>
+      </w:r>
     </w:p>
     <w:tbl>
       <w:tblPr>
@@ -2254,14 +2254,14 @@
         <w:tblLook w:val="04a0" w:noHBand="0" w:noVBand="1" w:firstColumn="1" w:lastRow="0" w:lastColumn="0" w:firstRow="1"/>
       </w:tblPr>
       <w:tblGrid>
-        <w:gridCol w:w="2372"/>
-        <w:gridCol w:w="7481"/>
+        <w:gridCol w:w="2371"/>
+        <w:gridCol w:w="7482"/>
       </w:tblGrid>
       <w:tr>
         <w:trPr/>
         <w:tc>
           <w:tcPr>
-            <w:tcW w:w="2372" w:type="dxa"/>
+            <w:tcW w:w="2371" w:type="dxa"/>
             <w:tcBorders/>
             <w:vAlign w:val="center"/>
           </w:tcPr>
@@ -2289,7 +2289,7 @@
         </w:tc>
         <w:tc>
           <w:tcPr>
-            <w:tcW w:w="7481" w:type="dxa"/>
+            <w:tcW w:w="7482" w:type="dxa"/>
             <w:tcBorders/>
             <w:vAlign w:val="center"/>
           </w:tcPr>
@@ -2320,7 +2320,7 @@
       <w:tr>
         <w:tc>
           <w:tcPr>
-            <w:tcW w:type="dxa" w:w="2372"/>
+            <w:tcW w:type="dxa" w:w="2371"/>
           </w:tcPr>
           <w:p>
             <w:r>
@@ -2330,7 +2330,7 @@
         </w:tc>
         <w:tc>
           <w:tcPr>
-            <w:tcW w:type="dxa" w:w="7481"/>
+            <w:tcW w:type="dxa" w:w="7482"/>
           </w:tcPr>
           <w:p>
             <w:r>
@@ -2342,7 +2342,7 @@
       <w:tr>
         <w:tc>
           <w:tcPr>
-            <w:tcW w:type="dxa" w:w="2372"/>
+            <w:tcW w:type="dxa" w:w="2371"/>
           </w:tcPr>
           <w:p>
             <w:r>
@@ -2352,7 +2352,7 @@
         </w:tc>
         <w:tc>
           <w:tcPr>
-            <w:tcW w:type="dxa" w:w="7481"/>
+            <w:tcW w:type="dxa" w:w="7482"/>
           </w:tcPr>
           <w:p>
             <w:r>
@@ -2364,7 +2364,7 @@
       <w:tr>
         <w:tc>
           <w:tcPr>
-            <w:tcW w:type="dxa" w:w="2372"/>
+            <w:tcW w:type="dxa" w:w="2371"/>
           </w:tcPr>
           <w:p>
             <w:r>
@@ -2374,7 +2374,7 @@
         </w:tc>
         <w:tc>
           <w:tcPr>
-            <w:tcW w:type="dxa" w:w="7481"/>
+            <w:tcW w:type="dxa" w:w="7482"/>
           </w:tcPr>
           <w:p>
             <w:r>
@@ -2386,7 +2386,7 @@
       <w:tr>
         <w:tc>
           <w:tcPr>
-            <w:tcW w:type="dxa" w:w="2372"/>
+            <w:tcW w:type="dxa" w:w="2371"/>
           </w:tcPr>
           <w:p>
             <w:r>
@@ -2396,7 +2396,7 @@
         </w:tc>
         <w:tc>
           <w:tcPr>
-            <w:tcW w:type="dxa" w:w="7481"/>
+            <w:tcW w:type="dxa" w:w="7482"/>
           </w:tcPr>
           <w:p>
             <w:r>
@@ -2408,7 +2408,7 @@
       <w:tr>
         <w:tc>
           <w:tcPr>
-            <w:tcW w:type="dxa" w:w="2372"/>
+            <w:tcW w:type="dxa" w:w="2371"/>
           </w:tcPr>
           <w:p>
             <w:r>
@@ -2418,7 +2418,7 @@
         </w:tc>
         <w:tc>
           <w:tcPr>
-            <w:tcW w:type="dxa" w:w="7481"/>
+            <w:tcW w:type="dxa" w:w="7482"/>
           </w:tcPr>
           <w:p>
             <w:r>
@@ -2430,7 +2430,7 @@
       <w:tr>
         <w:tc>
           <w:tcPr>
-            <w:tcW w:type="dxa" w:w="2372"/>
+            <w:tcW w:type="dxa" w:w="2371"/>
           </w:tcPr>
           <w:p>
             <w:r>
@@ -2440,7 +2440,7 @@
         </w:tc>
         <w:tc>
           <w:tcPr>
-            <w:tcW w:type="dxa" w:w="7481"/>
+            <w:tcW w:type="dxa" w:w="7482"/>
           </w:tcPr>
           <w:p>
             <w:r>
@@ -2452,7 +2452,7 @@
       <w:tr>
         <w:tc>
           <w:tcPr>
-            <w:tcW w:type="dxa" w:w="2372"/>
+            <w:tcW w:type="dxa" w:w="2371"/>
           </w:tcPr>
           <w:p>
             <w:r>
@@ -2462,7 +2462,7 @@
         </w:tc>
         <w:tc>
           <w:tcPr>
-            <w:tcW w:type="dxa" w:w="7481"/>
+            <w:tcW w:type="dxa" w:w="7482"/>
           </w:tcPr>
           <w:p>
             <w:r>
@@ -2474,21 +2474,21 @@
       <w:tr>
         <w:tc>
           <w:tcPr>
-            <w:tcW w:type="dxa" w:w="2372"/>
-          </w:tcPr>
-          <w:p>
-            <w:r>
-              <w:t>GPL</w:t>
-            </w:r>
-          </w:p>
-        </w:tc>
-        <w:tc>
-          <w:tcPr>
-            <w:tcW w:type="dxa" w:w="7481"/>
-          </w:tcPr>
-          <w:p>
-            <w:r>
-              <w:t>General Public License (szoftverlicenc)</w:t>
+            <w:tcW w:type="dxa" w:w="2371"/>
+          </w:tcPr>
+          <w:p>
+            <w:r>
+              <w:t>GPU</w:t>
+            </w:r>
+          </w:p>
+        </w:tc>
+        <w:tc>
+          <w:tcPr>
+            <w:tcW w:type="dxa" w:w="7482"/>
+          </w:tcPr>
+          <w:p>
+            <w:r>
+              <w:t>Graphics Processing Unit (grafikus feldolgozóegység)</w:t>
             </w:r>
           </w:p>
         </w:tc>
@@ -2496,21 +2496,21 @@
       <w:tr>
         <w:tc>
           <w:tcPr>
-            <w:tcW w:type="dxa" w:w="2372"/>
-          </w:tcPr>
-          <w:p>
-            <w:r>
-              <w:t>GPU</w:t>
-            </w:r>
-          </w:p>
-        </w:tc>
-        <w:tc>
-          <w:tcPr>
-            <w:tcW w:type="dxa" w:w="7481"/>
-          </w:tcPr>
-          <w:p>
-            <w:r>
-              <w:t>Graphics Processing Unit (grafikus feldolgozóegység)</w:t>
+            <w:tcW w:type="dxa" w:w="2371"/>
+          </w:tcPr>
+          <w:p>
+            <w:r>
+              <w:t>HTTP</w:t>
+            </w:r>
+          </w:p>
+        </w:tc>
+        <w:tc>
+          <w:tcPr>
+            <w:tcW w:type="dxa" w:w="7482"/>
+          </w:tcPr>
+          <w:p>
+            <w:r>
+              <w:t>Hypertext Transfer Protocol</w:t>
             </w:r>
           </w:p>
         </w:tc>
@@ -2518,21 +2518,21 @@
       <w:tr>
         <w:tc>
           <w:tcPr>
-            <w:tcW w:type="dxa" w:w="2372"/>
-          </w:tcPr>
-          <w:p>
-            <w:r>
-              <w:t>HTTP</w:t>
-            </w:r>
-          </w:p>
-        </w:tc>
-        <w:tc>
-          <w:tcPr>
-            <w:tcW w:type="dxa" w:w="7481"/>
-          </w:tcPr>
-          <w:p>
-            <w:r>
-              <w:t>Hypertext Transfer Protocol</w:t>
+            <w:tcW w:type="dxa" w:w="2371"/>
+          </w:tcPr>
+          <w:p>
+            <w:r>
+              <w:t>HTTPS</w:t>
+            </w:r>
+          </w:p>
+        </w:tc>
+        <w:tc>
+          <w:tcPr>
+            <w:tcW w:type="dxa" w:w="7482"/>
+          </w:tcPr>
+          <w:p>
+            <w:r>
+              <w:t>Hypertext Transfer Protocol Secure (titkosított HTTP)</w:t>
             </w:r>
           </w:p>
         </w:tc>
@@ -2540,21 +2540,21 @@
       <w:tr>
         <w:tc>
           <w:tcPr>
-            <w:tcW w:type="dxa" w:w="2372"/>
-          </w:tcPr>
-          <w:p>
-            <w:r>
-              <w:t>HTTPS</w:t>
-            </w:r>
-          </w:p>
-        </w:tc>
-        <w:tc>
-          <w:tcPr>
-            <w:tcW w:type="dxa" w:w="7481"/>
-          </w:tcPr>
-          <w:p>
-            <w:r>
-              <w:t>Hypertext Transfer Protocol Secure (titkosított HTTP)</w:t>
+            <w:tcW w:type="dxa" w:w="2371"/>
+          </w:tcPr>
+          <w:p>
+            <w:r>
+              <w:t>ICE</w:t>
+            </w:r>
+          </w:p>
+        </w:tc>
+        <w:tc>
+          <w:tcPr>
+            <w:tcW w:type="dxa" w:w="7482"/>
+          </w:tcPr>
+          <w:p>
+            <w:r>
+              <w:t>Interactive Connectivity Establishment (kapcsolatfelépítési eljárás)</w:t>
             </w:r>
           </w:p>
         </w:tc>
@@ -2562,21 +2562,21 @@
       <w:tr>
         <w:tc>
           <w:tcPr>
-            <w:tcW w:type="dxa" w:w="2372"/>
-          </w:tcPr>
-          <w:p>
-            <w:r>
-              <w:t>ICE</w:t>
-            </w:r>
-          </w:p>
-        </w:tc>
-        <w:tc>
-          <w:tcPr>
-            <w:tcW w:type="dxa" w:w="7481"/>
-          </w:tcPr>
-          <w:p>
-            <w:r>
-              <w:t>Interactive Connectivity Establishment (kapcsolatfelépítési eljárás)</w:t>
+            <w:tcW w:type="dxa" w:w="2371"/>
+          </w:tcPr>
+          <w:p>
+            <w:r>
+              <w:t>IP</w:t>
+            </w:r>
+          </w:p>
+        </w:tc>
+        <w:tc>
+          <w:tcPr>
+            <w:tcW w:type="dxa" w:w="7482"/>
+          </w:tcPr>
+          <w:p>
+            <w:r>
+              <w:t>Internet Protocol</w:t>
             </w:r>
           </w:p>
         </w:tc>
@@ -2584,21 +2584,21 @@
       <w:tr>
         <w:tc>
           <w:tcPr>
-            <w:tcW w:type="dxa" w:w="2372"/>
-          </w:tcPr>
-          <w:p>
-            <w:r>
-              <w:t>IP</w:t>
-            </w:r>
-          </w:p>
-        </w:tc>
-        <w:tc>
-          <w:tcPr>
-            <w:tcW w:type="dxa" w:w="7481"/>
-          </w:tcPr>
-          <w:p>
-            <w:r>
-              <w:t>Internet Protocol</w:t>
+            <w:tcW w:type="dxa" w:w="2371"/>
+          </w:tcPr>
+          <w:p>
+            <w:r>
+              <w:t>JPEG</w:t>
+            </w:r>
+          </w:p>
+        </w:tc>
+        <w:tc>
+          <w:tcPr>
+            <w:tcW w:type="dxa" w:w="7482"/>
+          </w:tcPr>
+          <w:p>
+            <w:r>
+              <w:t>Joint Photographic Experts Group (képtömörítési szabvány)</w:t>
             </w:r>
           </w:p>
         </w:tc>
@@ -2606,21 +2606,21 @@
       <w:tr>
         <w:tc>
           <w:tcPr>
-            <w:tcW w:type="dxa" w:w="2372"/>
-          </w:tcPr>
-          <w:p>
-            <w:r>
-              <w:t>JPEG</w:t>
-            </w:r>
-          </w:p>
-        </w:tc>
-        <w:tc>
-          <w:tcPr>
-            <w:tcW w:type="dxa" w:w="7481"/>
-          </w:tcPr>
-          <w:p>
-            <w:r>
-              <w:t>Joint Photographic Experts Group (képtömörítési szabvány)</w:t>
+            <w:tcW w:type="dxa" w:w="2371"/>
+          </w:tcPr>
+          <w:p>
+            <w:r>
+              <w:t>JSON</w:t>
+            </w:r>
+          </w:p>
+        </w:tc>
+        <w:tc>
+          <w:tcPr>
+            <w:tcW w:type="dxa" w:w="7482"/>
+          </w:tcPr>
+          <w:p>
+            <w:r>
+              <w:t>JavaScript Object Notation (adatcsere-formátum)</w:t>
             </w:r>
           </w:p>
         </w:tc>
@@ -2628,21 +2628,21 @@
       <w:tr>
         <w:tc>
           <w:tcPr>
-            <w:tcW w:type="dxa" w:w="2372"/>
-          </w:tcPr>
-          <w:p>
-            <w:r>
-              <w:t>JSON</w:t>
-            </w:r>
-          </w:p>
-        </w:tc>
-        <w:tc>
-          <w:tcPr>
-            <w:tcW w:type="dxa" w:w="7481"/>
-          </w:tcPr>
-          <w:p>
-            <w:r>
-              <w:t>JavaScript Object Notation (adatcsere-formátum)</w:t>
+            <w:tcW w:type="dxa" w:w="2371"/>
+          </w:tcPr>
+          <w:p>
+            <w:r>
+              <w:t>JWT</w:t>
+            </w:r>
+          </w:p>
+        </w:tc>
+        <w:tc>
+          <w:tcPr>
+            <w:tcW w:type="dxa" w:w="7482"/>
+          </w:tcPr>
+          <w:p>
+            <w:r>
+              <w:t>JSON Web Token</w:t>
             </w:r>
           </w:p>
         </w:tc>
@@ -2650,21 +2650,21 @@
       <w:tr>
         <w:tc>
           <w:tcPr>
-            <w:tcW w:type="dxa" w:w="2372"/>
-          </w:tcPr>
-          <w:p>
-            <w:r>
-              <w:t>JWT</w:t>
-            </w:r>
-          </w:p>
-        </w:tc>
-        <w:tc>
-          <w:tcPr>
-            <w:tcW w:type="dxa" w:w="7481"/>
-          </w:tcPr>
-          <w:p>
-            <w:r>
-              <w:t>JSON Web Token</w:t>
+            <w:tcW w:type="dxa" w:w="2371"/>
+          </w:tcPr>
+          <w:p>
+            <w:r>
+              <w:t>MIT</w:t>
+            </w:r>
+          </w:p>
+        </w:tc>
+        <w:tc>
+          <w:tcPr>
+            <w:tcW w:type="dxa" w:w="7482"/>
+          </w:tcPr>
+          <w:p>
+            <w:r>
+              <w:t>Massachusetts Institute of Technology License (megengedő szoftverlicenc)</w:t>
             </w:r>
           </w:p>
         </w:tc>
@@ -2672,7 +2672,7 @@
       <w:tr>
         <w:tc>
           <w:tcPr>
-            <w:tcW w:type="dxa" w:w="2372"/>
+            <w:tcW w:type="dxa" w:w="2371"/>
           </w:tcPr>
           <w:p>
             <w:r>
@@ -2682,7 +2682,7 @@
         </w:tc>
         <w:tc>
           <w:tcPr>
-            <w:tcW w:type="dxa" w:w="7481"/>
+            <w:tcW w:type="dxa" w:w="7482"/>
           </w:tcPr>
           <w:p>
             <w:r>
@@ -2694,7 +2694,7 @@
       <w:tr>
         <w:tc>
           <w:tcPr>
-            <w:tcW w:type="dxa" w:w="2372"/>
+            <w:tcW w:type="dxa" w:w="2371"/>
           </w:tcPr>
           <w:p>
             <w:r>
@@ -2704,7 +2704,7 @@
         </w:tc>
         <w:tc>
           <w:tcPr>
-            <w:tcW w:type="dxa" w:w="7481"/>
+            <w:tcW w:type="dxa" w:w="7482"/>
           </w:tcPr>
           <w:p>
             <w:r>
@@ -2716,7 +2716,7 @@
       <w:tr>
         <w:tc>
           <w:tcPr>
-            <w:tcW w:type="dxa" w:w="2372"/>
+            <w:tcW w:type="dxa" w:w="2371"/>
           </w:tcPr>
           <w:p>
             <w:r>
@@ -2726,7 +2726,7 @@
         </w:tc>
         <w:tc>
           <w:tcPr>
-            <w:tcW w:type="dxa" w:w="7481"/>
+            <w:tcW w:type="dxa" w:w="7482"/>
           </w:tcPr>
           <w:p>
             <w:r>
@@ -2738,7 +2738,7 @@
       <w:tr>
         <w:tc>
           <w:tcPr>
-            <w:tcW w:type="dxa" w:w="2372"/>
+            <w:tcW w:type="dxa" w:w="2371"/>
           </w:tcPr>
           <w:p>
             <w:r>
@@ -2748,7 +2748,7 @@
         </w:tc>
         <w:tc>
           <w:tcPr>
-            <w:tcW w:type="dxa" w:w="7481"/>
+            <w:tcW w:type="dxa" w:w="7482"/>
           </w:tcPr>
           <w:p>
             <w:r>
@@ -2760,7 +2760,7 @@
       <w:tr>
         <w:tc>
           <w:tcPr>
-            <w:tcW w:type="dxa" w:w="2372"/>
+            <w:tcW w:type="dxa" w:w="2371"/>
           </w:tcPr>
           <w:p>
             <w:r>
@@ -2770,7 +2770,7 @@
         </w:tc>
         <w:tc>
           <w:tcPr>
-            <w:tcW w:type="dxa" w:w="7481"/>
+            <w:tcW w:type="dxa" w:w="7482"/>
           </w:tcPr>
           <w:p>
             <w:r>
@@ -2782,7 +2782,7 @@
       <w:tr>
         <w:tc>
           <w:tcPr>
-            <w:tcW w:type="dxa" w:w="2372"/>
+            <w:tcW w:type="dxa" w:w="2371"/>
           </w:tcPr>
           <w:p>
             <w:r>
@@ -2792,7 +2792,7 @@
         </w:tc>
         <w:tc>
           <w:tcPr>
-            <w:tcW w:type="dxa" w:w="7481"/>
+            <w:tcW w:type="dxa" w:w="7482"/>
           </w:tcPr>
           <w:p>
             <w:r>
@@ -2804,7 +2804,7 @@
       <w:tr>
         <w:tc>
           <w:tcPr>
-            <w:tcW w:type="dxa" w:w="2372"/>
+            <w:tcW w:type="dxa" w:w="2371"/>
           </w:tcPr>
           <w:p>
             <w:r>
@@ -2814,7 +2814,7 @@
         </w:tc>
         <w:tc>
           <w:tcPr>
-            <w:tcW w:type="dxa" w:w="7481"/>
+            <w:tcW w:type="dxa" w:w="7482"/>
           </w:tcPr>
           <w:p>
             <w:r>
@@ -2826,7 +2826,7 @@
       <w:tr>
         <w:tc>
           <w:tcPr>
-            <w:tcW w:type="dxa" w:w="2372"/>
+            <w:tcW w:type="dxa" w:w="2371"/>
           </w:tcPr>
           <w:p>
             <w:r>
@@ -2836,7 +2836,7 @@
         </w:tc>
         <w:tc>
           <w:tcPr>
-            <w:tcW w:type="dxa" w:w="7481"/>
+            <w:tcW w:type="dxa" w:w="7482"/>
           </w:tcPr>
           <w:p>
             <w:r>
@@ -2848,7 +2848,7 @@
       <w:tr>
         <w:tc>
           <w:tcPr>
-            <w:tcW w:type="dxa" w:w="2372"/>
+            <w:tcW w:type="dxa" w:w="2371"/>
           </w:tcPr>
           <w:p>
             <w:r>
@@ -2858,7 +2858,7 @@
         </w:tc>
         <w:tc>
           <w:tcPr>
-            <w:tcW w:type="dxa" w:w="7481"/>
+            <w:tcW w:type="dxa" w:w="7482"/>
           </w:tcPr>
           <w:p>
             <w:r>
@@ -2870,7 +2870,7 @@
       <w:tr>
         <w:tc>
           <w:tcPr>
-            <w:tcW w:type="dxa" w:w="2372"/>
+            <w:tcW w:type="dxa" w:w="2371"/>
           </w:tcPr>
           <w:p>
             <w:r>
@@ -2880,7 +2880,7 @@
         </w:tc>
         <w:tc>
           <w:tcPr>
-            <w:tcW w:type="dxa" w:w="7481"/>
+            <w:tcW w:type="dxa" w:w="7482"/>
           </w:tcPr>
           <w:p>
             <w:r>
@@ -2892,7 +2892,7 @@
       <w:tr>
         <w:tc>
           <w:tcPr>
-            <w:tcW w:type="dxa" w:w="2372"/>
+            <w:tcW w:type="dxa" w:w="2371"/>
           </w:tcPr>
           <w:p>
             <w:r>
@@ -2902,7 +2902,7 @@
         </w:tc>
         <w:tc>
           <w:tcPr>
-            <w:tcW w:type="dxa" w:w="7481"/>
+            <w:tcW w:type="dxa" w:w="7482"/>
           </w:tcPr>
           <w:p>
             <w:r>
@@ -2914,7 +2914,7 @@
       <w:tr>
         <w:tc>
           <w:tcPr>
-            <w:tcW w:type="dxa" w:w="2372"/>
+            <w:tcW w:type="dxa" w:w="2371"/>
           </w:tcPr>
           <w:p>
             <w:r>
@@ -2924,7 +2924,7 @@
         </w:tc>
         <w:tc>
           <w:tcPr>
-            <w:tcW w:type="dxa" w:w="7481"/>
+            <w:tcW w:type="dxa" w:w="7482"/>
           </w:tcPr>
           <w:p>
             <w:r>
@@ -2936,7 +2936,7 @@
       <w:tr>
         <w:tc>
           <w:tcPr>
-            <w:tcW w:type="dxa" w:w="2372"/>
+            <w:tcW w:type="dxa" w:w="2371"/>
           </w:tcPr>
           <w:p>
             <w:r>
@@ -2946,7 +2946,7 @@
         </w:tc>
         <w:tc>
           <w:tcPr>
-            <w:tcW w:type="dxa" w:w="7481"/>
+            <w:tcW w:type="dxa" w:w="7482"/>
           </w:tcPr>
           <w:p>
             <w:r>
@@ -2958,7 +2958,7 @@
       <w:tr>
         <w:tc>
           <w:tcPr>
-            <w:tcW w:type="dxa" w:w="2372"/>
+            <w:tcW w:type="dxa" w:w="2371"/>
           </w:tcPr>
           <w:p>
             <w:r>
@@ -2968,7 +2968,7 @@
         </w:tc>
         <w:tc>
           <w:tcPr>
-            <w:tcW w:type="dxa" w:w="7481"/>
+            <w:tcW w:type="dxa" w:w="7482"/>
           </w:tcPr>
           <w:p>
             <w:r>
@@ -2980,7 +2980,7 @@
       <w:tr>
         <w:tc>
           <w:tcPr>
-            <w:tcW w:type="dxa" w:w="2372"/>
+            <w:tcW w:type="dxa" w:w="2371"/>
           </w:tcPr>
           <w:p>
             <w:r>
@@ -2990,7 +2990,7 @@
         </w:tc>
         <w:tc>
           <w:tcPr>
-            <w:tcW w:type="dxa" w:w="7481"/>
+            <w:tcW w:type="dxa" w:w="7482"/>
           </w:tcPr>
           <w:p>
             <w:r>
@@ -3002,7 +3002,7 @@
       <w:tr>
         <w:tc>
           <w:tcPr>
-            <w:tcW w:type="dxa" w:w="2372"/>
+            <w:tcW w:type="dxa" w:w="2371"/>
           </w:tcPr>
           <w:p>
             <w:r>
@@ -3012,7 +3012,7 @@
         </w:tc>
         <w:tc>
           <w:tcPr>
-            <w:tcW w:type="dxa" w:w="7481"/>
+            <w:tcW w:type="dxa" w:w="7482"/>
           </w:tcPr>
           <w:p>
             <w:r>
@@ -3024,7 +3024,7 @@
       <w:tr>
         <w:tc>
           <w:tcPr>
-            <w:tcW w:type="dxa" w:w="2372"/>
+            <w:tcW w:type="dxa" w:w="2371"/>
           </w:tcPr>
           <w:p>
             <w:r>
@@ -3034,7 +3034,7 @@
         </w:tc>
         <w:tc>
           <w:tcPr>
-            <w:tcW w:type="dxa" w:w="7481"/>
+            <w:tcW w:type="dxa" w:w="7482"/>
           </w:tcPr>
           <w:p>
             <w:r>
@@ -3046,7 +3046,7 @@
       <w:tr>
         <w:tc>
           <w:tcPr>
-            <w:tcW w:type="dxa" w:w="2372"/>
+            <w:tcW w:type="dxa" w:w="2371"/>
           </w:tcPr>
           <w:p>
             <w:r>
@@ -3056,7 +3056,7 @@
         </w:tc>
         <w:tc>
           <w:tcPr>
-            <w:tcW w:type="dxa" w:w="7481"/>
+            <w:tcW w:type="dxa" w:w="7482"/>
           </w:tcPr>
           <w:p>
             <w:r>
@@ -3068,7 +3068,7 @@
       <w:tr>
         <w:tc>
           <w:tcPr>
-            <w:tcW w:type="dxa" w:w="2372"/>
+            <w:tcW w:type="dxa" w:w="2371"/>
           </w:tcPr>
           <w:p>
             <w:r>
@@ -3078,7 +3078,7 @@
         </w:tc>
         <w:tc>
           <w:tcPr>
-            <w:tcW w:type="dxa" w:w="7481"/>
+            <w:tcW w:type="dxa" w:w="7482"/>
           </w:tcPr>
           <w:p>
             <w:r>
@@ -3090,7 +3090,7 @@
       <w:tr>
         <w:tc>
           <w:tcPr>
-            <w:tcW w:type="dxa" w:w="2372"/>
+            <w:tcW w:type="dxa" w:w="2371"/>
           </w:tcPr>
           <w:p>
             <w:r>
@@ -3100,7 +3100,7 @@
         </w:tc>
         <w:tc>
           <w:tcPr>
-            <w:tcW w:type="dxa" w:w="7481"/>
+            <w:tcW w:type="dxa" w:w="7482"/>
           </w:tcPr>
           <w:p>
             <w:r>
@@ -3112,7 +3112,7 @@
       <w:tr>
         <w:tc>
           <w:tcPr>
-            <w:tcW w:type="dxa" w:w="2372"/>
+            <w:tcW w:type="dxa" w:w="2371"/>
           </w:tcPr>
           <w:p>
             <w:r>
@@ -3122,7 +3122,7 @@
         </w:tc>
         <w:tc>
           <w:tcPr>
-            <w:tcW w:type="dxa" w:w="7481"/>
+            <w:tcW w:type="dxa" w:w="7482"/>
           </w:tcPr>
           <w:p>
             <w:r>
@@ -3134,37 +3134,6 @@
     </w:tbl>
     <w:p>
       <w:pPr>
-        <w:pStyle w:val="Normal"/>
-        <w:rPr>
-          <w:lang w:val="hu-HU"/>
-        </w:rPr>
-      </w:pPr>
-      <w:r>
-        <w:rPr>
-          <w:lang w:val="hu-HU"/>
-        </w:rPr>
-      </w:r>
-    </w:p>
-    <w:p>
-      <w:pPr>
-        <w:pStyle w:val="Normal"/>
-        <w:tabs>
-          <w:tab w:val="clear" w:pos="720"/>
-          <w:tab w:val="left" w:pos="3165" w:leader="none"/>
-        </w:tabs>
-        <w:rPr>
-          <w:lang w:val="hu-HU"/>
-        </w:rPr>
-      </w:pPr>
-      <w:bookmarkStart w:id="11" w:name="_Toc1957160936"/>
-      <w:bookmarkEnd w:id="11"/>
-      <w:r>
-        <w:rPr/>
-        <w:t>Az alábbi táblázat a szakdolgozatban használt jelöléseket és rövidítéseket, valamint azok feloldását tartalmazza.</w:t>
-      </w:r>
-    </w:p>
-    <w:p>
-      <w:pPr>
         <w:pStyle w:val="Heading1nonumbering"/>
         <w:ind w:hanging="0" w:left="0"/>
         <w:rPr>
@@ -3172,8 +3141,8 @@
         </w:rPr>
       </w:pPr>
       <w:bookmarkStart w:id="12" w:name="__RefHeading___Toc1031_4218380707"/>
-      <w:bookmarkStart w:id="13" w:name="_Toc1832879073"/>
-      <w:bookmarkStart w:id="14" w:name="_Toc128138386"/>
+      <w:bookmarkStart w:id="13" w:name="_Toc128138386"/>
+      <w:bookmarkStart w:id="14" w:name="_Toc1832879073"/>
       <w:bookmarkEnd w:id="12"/>
       <w:r>
         <w:rPr>
@@ -3193,8 +3162,349 @@
       </w:pPr>
       <w:r>
         <w:rPr/>
-        <w:t>Köszönettel tartozom mentoromnak, dr. Pletl Szilveszternek a szakdolgozat készítése során nyújtott szakmai iránymutatásért és a tervezetre adott részletes, építő jellegű észrevételekért. Köszönöm továbbá családomnak a türelmet és a támogatást – és azokat a fiókban maradt régi telefonokat, amelyek nélkül ez a rendszer nem épülhetett volna meg.</w:t>
-      </w:r>
+        <w:t>Köszönettel tartozom mentoromnak, dr. Pletl Szilveszternek a szakdolgozat készítése során nyújtott szakmai iránymutatásért és a tervezetre adott részletes, építő jellegű észrevételekért. Köszönöm továbbá családomnak a türelmet és a támogatást.</w:t>
+      </w:r>
+    </w:p>
+    <w:p>
+      <w:pPr>
+        <w:pStyle w:val="Heading1nonumbering"/>
+        <w:ind w:hanging="0" w:left="0"/>
+        <w:rPr>
+          <w:lang w:val="hu-HU"/>
+        </w:rPr>
+      </w:pPr>
+      <w:bookmarkStart w:id="15" w:name="__RefHeading___Toc1033_4218380707"/>
+      <w:bookmarkStart w:id="16" w:name="_Toc128138387"/>
+      <w:bookmarkStart w:id="17" w:name="_Toc1499162434"/>
+      <w:bookmarkEnd w:id="15"/>
+      <w:r>
+        <w:rPr>
+          <w:lang w:val="hu-HU"/>
+        </w:rPr>
+        <w:t>A szakdolgozat témája</w:t>
+      </w:r>
+      <w:bookmarkEnd w:id="16"/>
+      <w:bookmarkEnd w:id="17"/>
+    </w:p>
+    <w:p>
+      <w:pPr>
+        <w:pStyle w:val="Normal"/>
+        <w:rPr>
+          <w:lang w:val="hu-HU"/>
+        </w:rPr>
+      </w:pPr>
+      <w:r>
+        <w:rPr/>
+        <w:t>A háztartásokban rendszeresen felhalmozódnak lecserélt, de hardveresen továbbra is működőképes Android okostelefonok, amelyek kamerája, Wi-Fi rádiója és akkumulátora évekkel túléli azt az időszakot, amíg a készülék a felhasználó elsődleges telefonjaként szolgál. Ezzel párhuzamosan az otthoni biztonsági kamerázás piacát jellemzően felhőalapú megoldások uralják, amelyek egyszerű üzembe helyezést kínálnak, cserébe a felvétel harmadik fél szerverére kerül, jellemzően előfizetéses modellben.</w:t>
+      </w:r>
+    </w:p>
+    <w:p>
+      <w:pPr>
+        <w:pStyle w:val="Normal"/>
+        <w:rPr>
+          <w:lang w:val="hu-HU"/>
+        </w:rPr>
+      </w:pPr>
+      <w:r>
+        <w:rPr/>
+        <w:t>A feladat egy felhőfüggetlen, helyi hálózaton működő, mesterséges intelligenciával támogatott biztonsági rendszer (SwarmCam) tervezése és megvalósítása, amely a háztartásban feleslegessé vált Android okostelefonokat – dedikált kamerahardver beszerzése nélkül – automatikusan bevonja a rendszerbe, és a felvételeket helyben, a felhasználó saját hálózatán dolgozza fel valós idejű objektum- és eseménydetekcióval.</w:t>
+      </w:r>
+    </w:p>
+    <w:p>
+      <w:pPr>
+        <w:pStyle w:val="Normal"/>
+        <w:rPr>
+          <w:lang w:val="hu-HU"/>
+        </w:rPr>
+      </w:pPr>
+      <w:r>
+        <w:rPr/>
+        <w:t>Az újrahasznosított okostelefon a rendszerben többcélú szenzoregységként értelmezendő: a jelen munka elsődlegesen a kameraképre (gépi látásra), valamint a telefon állapotadataira (pl. akkumulátor- és töltésállapot) támaszkodik, de az architektúrát úgy kell kialakítani, hogy a készülék további beépített szenzorai (mikrofon, gyorsulásmérő, giroszkóp, fényérzékelő stb.) a későbbiekben további eseményforrásként legyenek bevonhatók.</w:t>
+      </w:r>
+    </w:p>
+    <w:p>
+      <w:pPr>
+        <w:pStyle w:val="Normal"/>
+        <w:rPr>
+          <w:lang w:val="hu-HU"/>
+        </w:rPr>
+      </w:pPr>
+      <w:r>
+        <w:rPr/>
+        <w:t>A várható eredmény nem létező megoldások átirata vagy összehasonlító elemzése, hanem a hallgató által önállóan tervezett és megvalósított, valós hálózati környezetben tesztelt szoftverrendszer.</w:t>
+      </w:r>
+    </w:p>
+    <w:p>
+      <w:pPr>
+        <w:pStyle w:val="Normal"/>
+        <w:rPr>
+          <w:lang w:val="hu-HU"/>
+        </w:rPr>
+      </w:pPr>
+      <w:r>
+        <w:rPr/>
+        <w:t>A szakdolgozat elkészítéséhez a hallgatónak a következő feladatokat kell elvégeznie:</w:t>
+      </w:r>
+    </w:p>
+    <w:p>
+      <w:pPr>
+        <w:pStyle w:val="ListParagraph"/>
+        <w:rPr/>
+      </w:pPr>
+      <w:r>
+        <w:rPr/>
+        <w:t>1. Áttekinteni a felhőalapú és a helyben (edge) futó NVR-rendszerek (pl. Frigate) előnyeit és korlátait, valamint az ONVIF-kompatibilis IP kamerák és a fogyasztói IP-kamera-alkalmazások (pl. IP Webcam) közötti különbséget.</w:t>
+      </w:r>
+    </w:p>
+    <w:p>
+      <w:pPr>
+        <w:pStyle w:val="ListParagraph"/>
+        <w:rPr/>
+      </w:pPr>
+      <w:r>
+        <w:rPr/>
+        <w:t>2. Megtervezni a rendszer összetevőkre bontott (Android telefon – AI/rögzítő réteg – üzenetközvetítő – alkalmazáslogika – felhasználói felület) architektúráját, és indokolni a komponensek közötti kommunikációs csatornák (REST, WebSocket, MQTT) megválasztását.</w:t>
+      </w:r>
+    </w:p>
+    <w:p>
+      <w:pPr>
+        <w:pStyle w:val="ListParagraph"/>
+        <w:rPr/>
+      </w:pPr>
+      <w:r>
+        <w:rPr/>
+        <w:t>3. Megvalósítani a hálózaton elérhető, IP Webcam alkalmazást futtató Android eszközök automatikus, kézi konfiguráció nélküli felderítését (hálózati discovery), és a talált kamerák bekötését a választott NVR-rendszerbe.</w:t>
+      </w:r>
+    </w:p>
+    <w:p>
+      <w:pPr>
+        <w:pStyle w:val="ListParagraph"/>
+        <w:rPr/>
+      </w:pPr>
+      <w:r>
+        <w:rPr/>
+        <w:t>4. Kialakítani a felhőfüggetlen, konténerizált (Docker Compose alapú) szerverkörnyezetet, amely a videófeldolgozást, az eseménykezelést és a felhasználói felületet egyetlen, könnyen telepíthető csomagba szervezi.</w:t>
+      </w:r>
+    </w:p>
+    <w:p>
+      <w:pPr>
+        <w:pStyle w:val="ListParagraph"/>
+        <w:rPr/>
+      </w:pPr>
+      <w:r>
+        <w:rPr/>
+        <w:t>5. Kiegészíteni a rendszert egy önálló, gépi tanuláson alapuló mikroszolgáltatással olyan események felismerésére (pl. tűz, füst), amelyeket az alapul szolgáló NVR általános célú objektumdetektora natívan nem támogat.</w:t>
+      </w:r>
+    </w:p>
+    <w:p>
+      <w:pPr>
+        <w:pStyle w:val="ListParagraph"/>
+        <w:rPr/>
+      </w:pPr>
+      <w:r>
+        <w:rPr/>
+        <w:t>6. Kialakítani a valós idejű, eseményvezérelt kommunikációs réteget (üzenetbróker és WebSocket kapcsolat) a kamerák állapotváltozásainak és a detektált eseményeknek a felhasználói felület felé történő továbbításához.</w:t>
+      </w:r>
+    </w:p>
+    <w:p>
+      <w:pPr>
+        <w:pStyle w:val="ListParagraph"/>
+        <w:rPr/>
+      </w:pPr>
+      <w:r>
+        <w:rPr/>
+        <w:t>7. Elkészíteni a rendszer webalapú kezelőfelületét (dashboard), amely a kamerák élő képét, a rögzített eseményeket és felvételeket, valamint a rendszerbeállításokat egységes felületen teszi elérhetővé.</w:t>
+      </w:r>
+    </w:p>
+    <w:p>
+      <w:pPr>
+        <w:pStyle w:val="ListParagraph"/>
+        <w:rPr/>
+      </w:pPr>
+      <w:r>
+        <w:rPr/>
+        <w:t>8. Tesztelni a rendszert valódi otthoni hálózati környezetben, több, különböző generációs Android eszközzel, és dokumentálni a mért eredményeket (erőforrás-használat a kamerák számának függvényében, átlagos esemény-késleltetés, GPU-gyorsítás hatása a detektálási sebességre).</w:t>
+      </w:r>
+    </w:p>
+    <w:p>
+      <w:pPr>
+        <w:pStyle w:val="ListParagraph"/>
+        <w:rPr/>
+      </w:pPr>
+      <w:r>
+        <w:rPr/>
+        <w:t>9. Összefoglalni a megvalósított rendszer korlátait és továbbfejlesztési lehetőségeit (pl. a telefonok további beépített szenzorainak – mikrofon, gyorsulásmérő, giroszkóp – bevonása újabb eseményforrásként, dedikált ONVIF kamerák integrációja, mobil értesítések, alternatív hardveres gyorsítás).</w:t>
+      </w:r>
+    </w:p>
+    <w:p>
+      <w:pPr>
+        <w:pStyle w:val="Normal"/>
+        <w:rPr>
+          <w:lang w:val="hu-HU"/>
+        </w:rPr>
+      </w:pPr>
+      <w:r>
+        <w:rPr>
+          <w:b/>
+        </w:rPr>
+        <w:t>Tudományos / szakmai terület:</w:t>
+      </w:r>
+      <w:r>
+        <w:rPr>
+          <w:b w:val="0"/>
+        </w:rPr>
+        <w:t xml:space="preserve"> Elosztott rendszerek, számítógépes látás és mesterséges intelligencia (objektumdetekció), hálózati protokollok (REST, MQTT, WebSocket), konténerizáció és szolgáltatás-orientált architektúra, webes felhasználói felületek fejlesztése.</w:t>
+      </w:r>
+    </w:p>
+    <w:p>
+      <w:pPr>
+        <w:pStyle w:val="Normal"/>
+        <w:rPr>
+          <w:lang w:val="hu-HU"/>
+        </w:rPr>
+      </w:pPr>
+      <w:r>
+        <w:rPr>
+          <w:b/>
+        </w:rPr>
+        <w:t>Kiinduló irodalom:</w:t>
+      </w:r>
+    </w:p>
+    <w:p>
+      <w:pPr>
+        <w:pStyle w:val="ListParagraph"/>
+        <w:rPr/>
+      </w:pPr>
+      <w:r>
+        <w:rPr/>
+        <w:t xml:space="preserve">– </w:t>
+      </w:r>
+      <w:r>
+        <w:rPr/>
+        <w:t>Frigate NVR – Documentation. Elérhető: https://docs.frigate.video/</w:t>
+      </w:r>
+    </w:p>
+    <w:p>
+      <w:pPr>
+        <w:pStyle w:val="ListParagraph"/>
+        <w:rPr/>
+      </w:pPr>
+      <w:r>
+        <w:rPr/>
+        <w:t xml:space="preserve">– </w:t>
+      </w:r>
+      <w:r>
+        <w:rPr/>
+        <w:t>OASIS, MQTT Version 5.0 – OASIS Standard. Elérhető: https://docs.oasis-open.org/mqtt/mqtt/v5.0/mqtt-v5.0.html</w:t>
+      </w:r>
+    </w:p>
+    <w:p>
+      <w:pPr>
+        <w:pStyle w:val="ListParagraph"/>
+        <w:rPr/>
+      </w:pPr>
+      <w:r>
+        <w:rPr/>
+        <w:t xml:space="preserve">– </w:t>
+      </w:r>
+      <w:r>
+        <w:rPr/>
+        <w:t>ONVIF, ONVIF Core Specification. Elérhető: https://www.onvif.org/specs/</w:t>
+      </w:r>
+    </w:p>
+    <w:p>
+      <w:pPr>
+        <w:pStyle w:val="ListParagraph"/>
+        <w:rPr/>
+      </w:pPr>
+      <w:r>
+        <w:rPr/>
+        <w:t xml:space="preserve">– </w:t>
+      </w:r>
+      <w:r>
+        <w:rPr/>
+        <w:t>I. Goodfellow, Y. Bengio, A. Courville – Deep Learning. MIT Press, 2016.</w:t>
+      </w:r>
+    </w:p>
+    <w:p>
+      <w:pPr>
+        <w:pStyle w:val="ListParagraph"/>
+        <w:rPr/>
+      </w:pPr>
+      <w:r>
+        <w:rPr/>
+        <w:t xml:space="preserve">– </w:t>
+      </w:r>
+      <w:r>
+        <w:rPr/>
+        <w:t>Ultralytics – YOLO Docs. Elérhető: https://docs.ultralytics.com/</w:t>
+      </w:r>
+    </w:p>
+    <w:p>
+      <w:pPr>
+        <w:pStyle w:val="ListParagraph"/>
+        <w:rPr/>
+      </w:pPr>
+      <w:r>
+        <w:rPr/>
+        <w:t xml:space="preserve">– </w:t>
+      </w:r>
+      <w:r>
+        <w:rPr/>
+        <w:t>V. Forti, C. P. Baldé, R. Kuehr, G. Bel – The Global E-waste Monitor 2020. UNU/UNITAR, ITU, ISWA, 2020.</w:t>
+      </w:r>
+    </w:p>
+    <w:p>
+      <w:pPr>
+        <w:pStyle w:val="ListParagraph"/>
+        <w:rPr/>
+      </w:pPr>
+      <w:r>
+        <w:rPr/>
+        <w:t xml:space="preserve">– </w:t>
+      </w:r>
+      <w:r>
+        <w:rPr/>
+        <w:t>FastAPI – Documentation. Elérhető: https://fastapi.tiangolo.com/</w:t>
+      </w:r>
+    </w:p>
+    <w:p>
+      <w:pPr>
+        <w:pStyle w:val="ListParagraph"/>
+        <w:rPr/>
+      </w:pPr>
+      <w:r>
+        <w:rPr/>
+        <w:t xml:space="preserve">– </w:t>
+      </w:r>
+      <w:r>
+        <w:rPr/>
+        <w:t>Docker – Docker Compose Documentation. Elérhető: https://docs.docker.com/compose/</w:t>
+      </w:r>
+    </w:p>
+    <w:p>
+      <w:pPr>
+        <w:pStyle w:val="Heading1"/>
+        <w:numPr>
+          <w:ilvl w:val="0"/>
+          <w:numId w:val="1"/>
+        </w:numPr>
+        <w:rPr>
+          <w:lang w:val="hu-HU"/>
+        </w:rPr>
+      </w:pPr>
+      <w:bookmarkStart w:id="18" w:name="__RefHeading___Toc1035_4218380707"/>
+      <w:bookmarkStart w:id="19" w:name="_Toc128138388"/>
+      <w:bookmarkStart w:id="20" w:name="_Toc387113988"/>
+      <w:bookmarkEnd w:id="18"/>
+      <w:r>
+        <w:rPr>
+          <w:lang w:val="hu-HU"/>
+        </w:rPr>
+        <w:t>Bevezető</w:t>
+      </w:r>
+      <w:bookmarkEnd w:id="19"/>
+      <w:bookmarkEnd w:id="20"/>
     </w:p>
     <w:p>
       <w:pPr>
@@ -3204,362 +3514,6 @@
           <w:tab w:val="left" w:pos="1073" w:leader="none"/>
         </w:tabs>
         <w:rPr>
-          <w:lang w:val="hu-HU"/>
-        </w:rPr>
-      </w:pPr>
-      <w:r>
-        <w:rPr>
-          <w:lang w:val="hu-HU"/>
-        </w:rPr>
-      </w:r>
-    </w:p>
-    <w:p>
-      <w:pPr>
-        <w:pStyle w:val="Heading1nonumbering"/>
-        <w:ind w:hanging="0" w:left="0"/>
-        <w:rPr>
-          <w:lang w:val="hu-HU"/>
-        </w:rPr>
-      </w:pPr>
-      <w:bookmarkStart w:id="15" w:name="__RefHeading___Toc1033_4218380707"/>
-      <w:bookmarkStart w:id="16" w:name="_Toc1499162434"/>
-      <w:bookmarkStart w:id="17" w:name="_Toc128138387"/>
-      <w:bookmarkEnd w:id="15"/>
-      <w:r>
-        <w:rPr>
-          <w:lang w:val="hu-HU"/>
-        </w:rPr>
-        <w:t>A szakdolgozat témája</w:t>
-      </w:r>
-      <w:bookmarkEnd w:id="16"/>
-      <w:bookmarkEnd w:id="17"/>
-    </w:p>
-    <w:p>
-      <w:pPr>
-        <w:pStyle w:val="Normal"/>
-        <w:rPr>
-          <w:lang w:val="hu-HU"/>
-        </w:rPr>
-      </w:pPr>
-      <w:r>
-        <w:rPr/>
-        <w:t>A háztartásokban rendszeresen felhalmozódnak lecserélt, de hardveresen továbbra is működőképes Android okostelefonok, amelyek kamerája, Wi-Fi rádiója és akkumulátora évekkel túléli azt az időszakot, amíg a készülék a felhasználó elsődleges telefonjaként szolgál. Ezzel párhuzamosan az otthoni biztonsági kamerázás piacát jellemzően felhőalapú megoldások uralják, amelyek egyszerű üzembe helyezést kínálnak, cserébe a felvétel harmadik fél szerverére kerül, jellemzően előfizetéses modellben.</w:t>
-      </w:r>
-    </w:p>
-    <w:p>
-      <w:pPr>
-        <w:pStyle w:val="Normal"/>
-        <w:rPr>
-          <w:lang w:val="hu-HU"/>
-        </w:rPr>
-      </w:pPr>
-      <w:r>
-        <w:rPr/>
-        <w:t>A feladat egy felhőfüggetlen, helyi hálózaton működő, mesterséges intelligenciával támogatott biztonsági rendszer (SwarmCam) tervezése és megvalósítása, amely a háztartásban feleslegessé vált Android okostelefonokat – dedikált kamerahardver beszerzése nélkül – automatikusan bevonja a rendszerbe, és a felvételeket helyben, a felhasználó saját hálózatán dolgozza fel valós idejű objektum- és eseménydetekcióval.</w:t>
-      </w:r>
-    </w:p>
-    <w:p>
-      <w:pPr>
-        <w:pStyle w:val="Normal"/>
-        <w:rPr>
-          <w:lang w:val="hu-HU"/>
-        </w:rPr>
-      </w:pPr>
-      <w:r>
-        <w:rPr/>
-        <w:t>Az újrahasznosított okostelefon a rendszerben többcélú szenzoregységként értelmezendő: a jelen munka elsődlegesen a kameraképre (gépi látásra), valamint a telefon állapotadataira (pl. akkumulátor- és töltésállapot) támaszkodik, de az architektúrát úgy kell kialakítani, hogy a készülék további beépített szenzorai (mikrofon, gyorsulásmérő, giroszkóp, fényérzékelő stb.) a későbbiekben további eseményforrásként legyenek bevonhatók.</w:t>
-      </w:r>
-    </w:p>
-    <w:p>
-      <w:pPr>
-        <w:pStyle w:val="Normal"/>
-        <w:rPr>
-          <w:lang w:val="hu-HU"/>
-        </w:rPr>
-      </w:pPr>
-      <w:r>
-        <w:rPr/>
-        <w:t>A várható eredmény nem létező megoldások átirata vagy összehasonlító elemzése, hanem a hallgató által önállóan tervezett és megvalósított, valós hálózati környezetben tesztelt szoftverrendszer.</w:t>
-      </w:r>
-    </w:p>
-    <w:p>
-      <w:pPr>
-        <w:pStyle w:val="Normal"/>
-        <w:rPr>
-          <w:lang w:val="hu-HU"/>
-        </w:rPr>
-      </w:pPr>
-      <w:r>
-        <w:rPr/>
-        <w:t>A szakdolgozat elkészítéséhez a hallgatónak a következő feladatokat kell elvégeznie:</w:t>
-      </w:r>
-    </w:p>
-    <w:p>
-      <w:pPr>
-        <w:pStyle w:val="ListParagraph"/>
-        <w:rPr/>
-      </w:pPr>
-      <w:r>
-        <w:rPr/>
-        <w:t>1. Áttekinteni a felhőalapú és a helyben (edge) futó NVR-rendszerek (pl. Frigate) előnyeit és korlátait, valamint az ONVIF-kompatibilis IP kamerák és a fogyasztói IP-kamera-alkalmazások (pl. IP Webcam) közötti különbséget.</w:t>
-      </w:r>
-    </w:p>
-    <w:p>
-      <w:pPr>
-        <w:pStyle w:val="ListParagraph"/>
-        <w:rPr/>
-      </w:pPr>
-      <w:r>
-        <w:rPr/>
-        <w:t>2. Megtervezni a rendszer összetevőkre bontott (Android telefon – AI/rögzítő réteg – üzenetközvetítő – alkalmazáslogika – felhasználói felület) architektúráját, és indokolni a komponensek közötti kommunikációs csatornák (REST, WebSocket, MQTT) megválasztását.</w:t>
-      </w:r>
-    </w:p>
-    <w:p>
-      <w:pPr>
-        <w:pStyle w:val="ListParagraph"/>
-        <w:rPr/>
-      </w:pPr>
-      <w:r>
-        <w:rPr/>
-        <w:t>3. Megvalósítani a hálózaton elérhető, IP Webcam alkalmazást futtató Android eszközök automatikus, kézi konfiguráció nélküli felderítését (hálózati discovery), és a talált kamerák bekötését a választott NVR-rendszerbe.</w:t>
-      </w:r>
-    </w:p>
-    <w:p>
-      <w:pPr>
-        <w:pStyle w:val="ListParagraph"/>
-        <w:rPr/>
-      </w:pPr>
-      <w:r>
-        <w:rPr/>
-        <w:t>4. Kialakítani a felhőfüggetlen, konteinerizált (Docker Compose alapú) szerverkörnyezetet, amely a videófeldolgozást, az eseménykezelést és a felhasználói felületet egyetlen, könnyen telepíthető csomagba szervezi.</w:t>
-      </w:r>
-    </w:p>
-    <w:p>
-      <w:pPr>
-        <w:pStyle w:val="ListParagraph"/>
-        <w:rPr/>
-      </w:pPr>
-      <w:r>
-        <w:rPr/>
-        <w:t>5. Kiegészíteni a rendszert egy önálló, gépi tanuláson alapuló mikroszolgáltatással olyan események felismerésére (pl. tűz, füst), amelyeket az alapul szolgáló NVR általános célú objektumdetektóra natívan nem támogat.</w:t>
-      </w:r>
-    </w:p>
-    <w:p>
-      <w:pPr>
-        <w:pStyle w:val="ListParagraph"/>
-        <w:rPr/>
-      </w:pPr>
-      <w:r>
-        <w:rPr/>
-        <w:t>6. Kialakítani a valós idejű, eseményvezérelt kommunikációs réteget (üzenetbróker és WebSocket kapcsolat) a kamerák állapotváltozásainak és a detektált eseményeknek a felhasználói felület felé történő továbbításához.</w:t>
-      </w:r>
-    </w:p>
-    <w:p>
-      <w:pPr>
-        <w:pStyle w:val="ListParagraph"/>
-        <w:rPr/>
-      </w:pPr>
-      <w:r>
-        <w:rPr/>
-        <w:t>7. Elkészíteni a rendszer webalapú kezelőfelületét (dashboard), amely a kamerák élő képét, a rögzített eseményeket és felvételeket, valamint a rendszerbeállításokat egységes felületen teszi elérhetővé.</w:t>
-      </w:r>
-    </w:p>
-    <w:p>
-      <w:pPr>
-        <w:pStyle w:val="ListParagraph"/>
-        <w:rPr/>
-      </w:pPr>
-      <w:r>
-        <w:rPr/>
-        <w:t>8. Tesztelni a rendszert valódi otthoni hálózati környezetben, több, különböző generációs Android eszközzel, és dokumentálni a mért eredményeket (erőforrás-használat a kamerák számának függvényében, átlagos esemény-késleltetés, GPU-gyorsítás hatása a detektálási sebességre).</w:t>
-      </w:r>
-    </w:p>
-    <w:p>
-      <w:pPr>
-        <w:pStyle w:val="ListParagraph"/>
-        <w:rPr/>
-      </w:pPr>
-      <w:r>
-        <w:rPr/>
-        <w:t>9. Összefoglalni a megvalósított rendszer korlátait és továbbfejlesztési lehetőségeit (pl. a telefonok további beépített szenzorainak – mikrofon, gyorsulásmérő, giroszkóp – bevonása újabb eseményforrásként, dedikált ONVIF kamerák integrációja, mobil értesítések, alternatív hardveres gyorsítás).</w:t>
-      </w:r>
-    </w:p>
-    <w:p>
-      <w:pPr>
-        <w:pStyle w:val="Normal"/>
-        <w:rPr>
-          <w:lang w:val="hu-HU"/>
-        </w:rPr>
-      </w:pPr>
-      <w:r>
-        <w:rPr>
-          <w:b/>
-        </w:rPr>
-        <w:t xml:space="preserve">Tudományos / szakmai terület: </w:t>
-      </w:r>
-      <w:r>
-        <w:rPr/>
-        <w:t>Elosztott rendszerek, számítógépes látás és mesterséges intelligencia (objektumdetekció), hálózati protokollok (REST, MQTT, WebSocket), konteinerizáció és szolgáltatás-orientált architektúra, webes felhasználói felületek fejlesztése.</w:t>
-      </w:r>
-    </w:p>
-    <w:p>
-      <w:pPr>
-        <w:pStyle w:val="Normal"/>
-        <w:rPr>
-          <w:lang w:val="hu-HU"/>
-        </w:rPr>
-      </w:pPr>
-      <w:r>
-        <w:rPr>
-          <w:b/>
-        </w:rPr>
-        <w:t>Kiinduló irodalom:</w:t>
-      </w:r>
-    </w:p>
-    <w:p>
-      <w:pPr>
-        <w:pStyle w:val="ListParagraph"/>
-        <w:rPr/>
-      </w:pPr>
-      <w:r>
-        <w:rPr/>
-        <w:t xml:space="preserve">– </w:t>
-      </w:r>
-      <w:r>
-        <w:rPr/>
-        <w:t>Frigate NVR – Documentation. Elérhető: https://docs.frigate.video/</w:t>
-      </w:r>
-    </w:p>
-    <w:p>
-      <w:pPr>
-        <w:pStyle w:val="ListParagraph"/>
-        <w:rPr/>
-      </w:pPr>
-      <w:r>
-        <w:rPr/>
-        <w:t xml:space="preserve">– </w:t>
-      </w:r>
-      <w:r>
-        <w:rPr/>
-        <w:t>OASIS, MQTT Version 5.0 – OASIS Standard. Elérhető: https://docs.oasis-open.org/mqtt/mqtt/v5.0/mqtt-v5.0.html</w:t>
-      </w:r>
-    </w:p>
-    <w:p>
-      <w:pPr>
-        <w:pStyle w:val="ListParagraph"/>
-        <w:rPr/>
-      </w:pPr>
-      <w:r>
-        <w:rPr/>
-        <w:t xml:space="preserve">– </w:t>
-      </w:r>
-      <w:r>
-        <w:rPr/>
-        <w:t>ONVIF, ONVIF Core Specification. Elérhető: https://www.onvif.org/specs/</w:t>
-      </w:r>
-    </w:p>
-    <w:p>
-      <w:pPr>
-        <w:pStyle w:val="ListParagraph"/>
-        <w:rPr/>
-      </w:pPr>
-      <w:r>
-        <w:rPr/>
-        <w:t xml:space="preserve">– </w:t>
-      </w:r>
-      <w:r>
-        <w:rPr/>
-        <w:t>I. Goodfellow, Y. Bengio, A. Courville – Deep Learning. MIT Press, 2016.</w:t>
-      </w:r>
-    </w:p>
-    <w:p>
-      <w:pPr>
-        <w:pStyle w:val="ListParagraph"/>
-        <w:rPr/>
-      </w:pPr>
-      <w:r>
-        <w:rPr/>
-        <w:t xml:space="preserve">– </w:t>
-      </w:r>
-      <w:r>
-        <w:rPr/>
-        <w:t>Ultralytics – YOLO Docs. Elérhető: https://docs.ultralytics.com/</w:t>
-      </w:r>
-    </w:p>
-    <w:p>
-      <w:pPr>
-        <w:pStyle w:val="ListParagraph"/>
-        <w:rPr/>
-      </w:pPr>
-      <w:r>
-        <w:rPr/>
-        <w:t xml:space="preserve">– </w:t>
-      </w:r>
-      <w:r>
-        <w:rPr/>
-        <w:t>V. Forti, C. P. Baldé, R. Kuehr, G. Bel – The Global E-waste Monitor 2020. UNU/UNITAR, ITU, ISWA, 2020.</w:t>
-      </w:r>
-    </w:p>
-    <w:p>
-      <w:pPr>
-        <w:pStyle w:val="ListParagraph"/>
-        <w:rPr/>
-      </w:pPr>
-      <w:r>
-        <w:rPr/>
-        <w:t xml:space="preserve">– </w:t>
-      </w:r>
-      <w:r>
-        <w:rPr/>
-        <w:t>FastAPI – Documentation. Elérhető: https://fastapi.tiangolo.com/</w:t>
-      </w:r>
-    </w:p>
-    <w:p>
-      <w:pPr>
-        <w:pStyle w:val="ListParagraph"/>
-        <w:rPr/>
-      </w:pPr>
-      <w:r>
-        <w:rPr/>
-        <w:t xml:space="preserve">– </w:t>
-      </w:r>
-      <w:r>
-        <w:rPr/>
-        <w:t>Docker – Docker Compose Documentation. Elérhető: https://docs.docker.com/compose/</w:t>
-      </w:r>
-    </w:p>
-    <w:p>
-      <w:pPr>
-        <w:pStyle w:val="Heading1"/>
-        <w:numPr>
-          <w:ilvl w:val="0"/>
-          <w:numId w:val="1"/>
-        </w:numPr>
-        <w:rPr>
-          <w:lang w:val="hu-HU"/>
-        </w:rPr>
-      </w:pPr>
-      <w:bookmarkStart w:id="18" w:name="__RefHeading___Toc1035_4218380707"/>
-      <w:bookmarkStart w:id="19" w:name="_Toc387113988"/>
-      <w:bookmarkStart w:id="20" w:name="_Toc128138388"/>
-      <w:bookmarkEnd w:id="18"/>
-      <w:r>
-        <w:rPr>
-          <w:lang w:val="hu-HU"/>
-        </w:rPr>
-        <w:t>Bevezető</w:t>
-      </w:r>
-      <w:bookmarkEnd w:id="19"/>
-      <w:bookmarkEnd w:id="20"/>
-    </w:p>
-    <w:p>
-      <w:pPr>
-        <w:pStyle w:val="Normal"/>
-        <w:tabs>
-          <w:tab w:val="clear" w:pos="720"/>
-          <w:tab w:val="left" w:pos="1073" w:leader="none"/>
-        </w:tabs>
-        <w:rPr>
           <w:lang w:val="hu-HU" w:bidi="ar-SA"/>
         </w:rPr>
       </w:pPr>
@@ -3581,8 +3535,8 @@
         </w:rPr>
       </w:pPr>
       <w:bookmarkStart w:id="21" w:name="__RefHeading___Toc1037_4218380707"/>
-      <w:bookmarkStart w:id="22" w:name="_Toc1114860871"/>
-      <w:bookmarkStart w:id="23" w:name="_Toc128138389"/>
+      <w:bookmarkStart w:id="22" w:name="_Toc128138389"/>
+      <w:bookmarkStart w:id="23" w:name="_Toc1114860871"/>
       <w:bookmarkEnd w:id="21"/>
       <w:r>
         <w:rPr>
@@ -3602,7 +3556,7 @@
       </w:pPr>
       <w:r>
         <w:rPr/>
-        <w:t>Napjaink háztartásaiban rendszeresen halmozódnak fel lecserélt, de hardveresen még teljesen működőképes Android okostelefonok: kameramodul, Wi-Fi rádió és akkumulátor is van bennük, a legtöbb mégis fiókban végzi, vagy elektronikai hulladékként (e-waste) kerül megsemmisítésre. Ezzel párhuzamosan az otthoni és kisvállalati biztonsági kameráztatás piacát ma jórészt felhőalapú megoldások uralják: ezek egyszerű üzembe helyezést kínálnak, cserébe a videófolyam a gyártó szerverein landol, jellemzően előfizetéses modellben, ami adatvédelmi kockázatot és folyamatos költséget is jelent a felhasználó számára.</w:t>
+        <w:t>Napjaink háztartásaiban rendszeresen halmozódnak fel lecserélt, de hardveresen még teljesen működőképes Android okostelefonok: kameramodul, Wi-Fi rádió és akkumulátor is van bennük, a legtöbb mégis fiókban végzi, vagy elektronikai hulladékként (e-waste) kerül megsemmisítésre. Ezzel párhuzamosan az otthoni és kisvállalati biztonsági kamerázás piacát ma jórészt felhőalapú megoldások uralják: ezek egyszerű üzembe helyezést kínálnak, cserébe a videófolyam a gyártó szerverein landol, jellemzően előfizetéses modellben, ami adatvédelmi kockázatot és folyamatos költséget is jelent a felhasználó számára.</w:t>
       </w:r>
     </w:p>
     <w:p>
@@ -3650,8 +3604,8 @@
         </w:rPr>
       </w:pPr>
       <w:bookmarkStart w:id="24" w:name="__RefHeading___Toc1039_4218380707"/>
-      <w:bookmarkStart w:id="25" w:name="_Toc67398920"/>
-      <w:bookmarkStart w:id="26" w:name="_Toc128138390"/>
+      <w:bookmarkStart w:id="25" w:name="_Toc128138390"/>
+      <w:bookmarkStart w:id="26" w:name="_Toc67398920"/>
       <w:bookmarkEnd w:id="24"/>
       <w:r>
         <w:rPr>
@@ -3726,45 +3680,6 @@
     </w:p>
     <w:p>
       <w:pPr>
-        <w:pStyle w:val="Normal"/>
-        <w:rPr>
-          <w:lang w:val="hu-HU"/>
-        </w:rPr>
-      </w:pPr>
-      <w:r>
-        <w:rPr>
-          <w:lang w:val="hu-HU"/>
-        </w:rPr>
-      </w:r>
-    </w:p>
-    <w:p>
-      <w:pPr>
-        <w:pStyle w:val="Normal"/>
-        <w:rPr>
-          <w:lang w:val="hu-HU"/>
-        </w:rPr>
-      </w:pPr>
-      <w:r>
-        <w:rPr>
-          <w:lang w:val="hu-HU"/>
-        </w:rPr>
-      </w:r>
-    </w:p>
-    <w:p>
-      <w:pPr>
-        <w:pStyle w:val="Normal"/>
-        <w:rPr>
-          <w:lang w:val="hu-HU"/>
-        </w:rPr>
-      </w:pPr>
-      <w:r>
-        <w:rPr>
-          <w:lang w:val="hu-HU"/>
-        </w:rPr>
-      </w:r>
-    </w:p>
-    <w:p>
-      <w:pPr>
         <w:pStyle w:val="Heading1"/>
       </w:pPr>
       <w:r>
@@ -3774,13 +3689,7 @@
     <w:p>
       <w:pPr/>
       <w:r>
-        <w:t>A SwarmCam tervezési döntéseit három, egymással szorosan összefüggő terület jelenlegi állapota határozza meg. Az első az otthoni videómegfigyelés uralkodó üzleti és technológiai modellje, amely a felvételt jellemzően a gyártó felhőjébe tereli, és ezzel adatvédelmi, üzemeltetési és költségbeli kötöttségeket teremt. A második a videóalapú eseményfelismerés gépi tanulási háttere: az elmúlt évtizedben az egyfázisú konvolúciós detektorok elérték azt a sebesség-pontosság arányt, amely mellett a valós idejű, több kamerát kiszolgáló detekció már egyetlen otthoni számítógépen is elvégezhető. A harmadik az elektronikai hulladék kérdése, közelebbről az a megfigyelés, hogy a háztartásokban felhalmozódó, lecserélt okostelefonok hardveresen továbbra is alkalmasak kamerafeladatra. Ez a fejezet e három területet tekinti át, majd az áttekintésből levezeti azokat a követelményeket, amelyekre a 3. fejezetben bemutatott rendszer válaszol.</w:t>
-      </w:r>
-    </w:p>
-    <w:p>
-      <w:pPr/>
-      <w:r>
-        <w:t>Az áttekintés szándékosan nem törekszik a szakterületek teljes körű bemutatására. A cél az, hogy minden olyan fogalom és tervezési alternatíva megjelenjen benne, amelyre a megvalósítás során ténylegesen döntést kellett hozni – és amely döntés indoklása a 3. fejezetben visszakereshető.</w:t>
+        <w:t>A SwarmCam tervezési döntéseit három terület jelenlegi állapota határozza meg. Az első az otthoni videómegfigyelés uralkodó modellje, amely a felvételt a gyártó felhőjébe tereli, és ezzel adatvédelmi, üzemeltetési és költségbeli kötöttségeket teremt. A második a videóalapú eseményfelismerés gépi tanulási háttere: az egyfázisú konvolúciós detektorok mára elérték azt a sebesség-pontosság arányt, amely mellett a valós idejű, több kamerát kiszolgáló detekció egyetlen otthoni gépen is elvégezhető. A harmadik az elektronikai hulladék kérdése – az, hogy a lecserélt okostelefonok hardveresen továbbra is alkalmasak kamerafeladatra.</w:t>
       </w:r>
     </w:p>
     <w:p>
@@ -3808,13 +3717,13 @@
     <w:p>
       <w:pPr/>
       <w:r>
-        <w:t>Ennek a modellnek jól azonosítható előnyei vannak. Az üzembe helyezés néhány percet vesz igénybe, és nem igényel hálózati ismereteket: nincs szükség port-továbbításra, statikus IP-címre vagy dinamikus DNS-szolgáltatásra, mert a kapcsolatot mindig a kamera kezdeményezi kifelé. A távoli hozzáférés és a frissítések a szolgáltató felelősségi körébe tartoznak, a detekció pedig nagy kapacitású központi szervereken fut, így a kamerába olcsó processzor kerülhet.</w:t>
-      </w:r>
-    </w:p>
-    <w:p>
-      <w:pPr/>
-      <w:r>
-        <w:t>A hátrányok ugyanennek az architektúrának a következményei. A háztartás legérzékenyebb megfigyelési adata – a lakótér folyamatos videóképe – rendszeresen elhagyja a felhasználó ellenőrzési körét, és harmadik fél szerverén kerül feldolgozásra. A funkcionalitás előfizetéshez kötött: az előzményfelvételek megőrzési ideje, az intelligens értesítések és gyakran maga a felvételkészítés is havidíjas csomag része. A rendszer működése az internetkapcsolattól és a szolgáltató életképességétől függ: az internet kiesése esetén a kamera nem érhető el, a szolgáltatás megszűnése vagy a termék támogatásának beszüntetése esetén pedig a hardver használhatatlanná válhat. Végül a felhasználó nem tudja ellenőrizni, milyen feldolgozás történik a felvételén, és azt sem, hogy az meddig marad meg.</w:t>
+        <w:t>A modell előnye az egyszerűség. Az üzembe helyezés néhány perc, és nem igényel hálózati ismereteket – nincs szükség port-továbbításra, statikus IP-címre vagy dinamikus DNS-re, mert a kapcsolatot mindig a kamera kezdeményezi kifelé. A távoli hozzáférés és a frissítések a szolgáltató felelősségi körébe tartoznak, a detekció pedig központi szervereken fut, így a kamerába olcsó processzor kerülhet.</w:t>
+      </w:r>
+    </w:p>
+    <w:p>
+      <w:pPr/>
+      <w:r>
+        <w:t>A hátrányok ugyanennek az architektúrának a következményei. A háztartás legérzékenyebb megfigyelési adata – a lakótér folyamatos videóképe – rendszeresen elhagyja a felhasználó ellenőrzési körét, és harmadik fél szerverén kerül feldolgozásra. A funkcionalitás jelentős része előfizetéshez kötött, a működés pedig az internetkapcsolattól és a szolgáltató életképességétől függ: a termék támogatásának beszüntetésével a hardver használhatatlanná válhat. Végül a felhasználó nem tudja ellenőrizni, milyen feldolgozás történik a felvételén, és az meddig marad meg.</w:t>
       </w:r>
     </w:p>
     <w:p>
@@ -3828,19 +3737,19 @@
     <w:p>
       <w:pPr/>
       <w:r>
-        <w:t>A fenti korlátokra a helyben futó, hálózati videórögzítő (NVR) szoftverek adnak választ. Az NVR a felhasználó saját gépén – jellemzően egy alacsony fogyasztású mini PC-n, NAS-on vagy egyetlen célszerveren – fut, a kamerákat a helyi hálózaton éri el, és minden feldolgozást, tárolást és értesítést helyben végez. Ebben a modellben a videófolyam soha nem hagyja el a háztartás hálózatát, hacsak a felhasználó ezt kifejezetten nem engedélyezi.</w:t>
-      </w:r>
-    </w:p>
-    <w:p>
-      <w:pPr/>
-      <w:r>
-        <w:t>A nyílt forráskódú Frigate ebbe a kategóriába tartozik, és több szempontból is kiemelkedik a mezőnyből [1]. Első osztályú polgárként kezeli a mesterséges intelligenciára épülő objektumdetekciót: nem utólag ráépített kiegészítőként, hanem a felvételi logika alapjaként. A rendszer először olcsó mozgásmaszkkal szűri a képkockákat, és csak a mozgást tartalmazó régiókat adja át a neurális hálónak, majd az így kapott találatokat objektumkövetéssel eseményekké fűzi össze. Az események MQTT-n publikálódnak, ami lehetővé teszi a külső integrációt anélkül, hogy a Frigate belső adatbázisát bárkinek ismernie kellene. A detektálás több gyorsítón is futtatható: processzoron, NVIDIA GPU-n (ONNX Runtime vagy TensorRT háttérrel), Google Coral TPU-n vagy Intel OpenVINO-val.</w:t>
-      </w:r>
-    </w:p>
-    <w:p>
-      <w:pPr/>
-      <w:r>
-        <w:t>Az edge NVR modell ára az üzemeltetési komplexitás. A felhasználónak magának kell gondoskodnia a szerverről, a lemezterületről, a mentésekről és a frissítésekről, továbbá a kamerák bekötése kézi konfigurációt igényel: minden kamera RTSP-címét, felhasználónevét és jelszavát fel kell venni a konfigurációs állományba. Éppen ez az a pont, ahol a jelen dolgozat rendszere hozzáad az alapmegoldáshoz: az automatikus hálózati felderítéssel a kamerák kézi konfiguráció nélkül kerülnek be a rendszerbe.</w:t>
+        <w:t>A fenti korlátokra a helyben futó, hálózati videórögzítő (NVR) szoftverek adnak választ. Az NVR a felhasználó saját gépén fut, a kamerákat a helyi hálózaton éri el, és minden feldolgozást, tárolást és értesítést helyben végez; a videófolyam így soha nem hagyja el a háztartás hálózatát.</w:t>
+      </w:r>
+    </w:p>
+    <w:p>
+      <w:pPr/>
+      <w:r>
+        <w:t>A nyílt forráskódú Frigate ebbe a kategóriába tartozik, és több szempontból is kiemelkedik a mezőnyből [1]. Első osztályú polgárként kezeli az objektumdetekciót: nem utólag ráépített kiegészítőként, hanem a felvételi logika alapjaként. Először olcsó mozgásmaszkkal szűri a képkockákat, és csak a mozgást tartalmazó régiókat adja át a neurális hálónak, majd a találatokat objektumkövetéssel eseményekké fűzi össze. Az események MQTT-n publikálódnak, ami a belső adatbázis ismerete nélkül teszi lehetővé a külső integrációt. A detektálás processzoron, NVIDIA GPU-n, Google Coral TPU-n vagy Intel OpenVINO-val is futtatható.</w:t>
+      </w:r>
+    </w:p>
+    <w:p>
+      <w:pPr/>
+      <w:r>
+        <w:t>Az edge modell ára az üzemeltetési komplexitás: a felhasználónak magának kell gondoskodnia a szerverről, a lemezterületről és a frissítésekről, a kamerák bekötése pedig kézi konfigurációt igényel – minden kamera RTSP-címét, felhasználónevét és jelszavát fel kell venni a konfigurációs fájlba. Éppen ez az a pont, ahol a SwarmCam hozzáad az alapmegoldáshoz: az automatikus hálózati felderítéssel a kamerák kézi konfiguráció nélkül kerülnek be a rendszerbe.</w:t>
       </w:r>
     </w:p>
     <w:p>
@@ -4167,7 +4076,7 @@
     <w:p>
       <w:pPr/>
       <w:r>
-        <w:t>Az 1. táblázat összefoglalja a két modell közötti alapvető különbségeket. A SwarmCam egyértelműen az edge oszlopot választja, és a bal oldali oszlop egyetlen valódi előnyét – az egyszerű, konfiguráció nélküli üzembe helyezést – az automatikus felderítéssel igyekszik átemelni a jobb oldalra.</w:t>
+        <w:t>Az 1. táblázat a két modell alapvető különbségeit foglalja össze. A SwarmCam az edge oszlopot választja, és a felhőalapú modell egyetlen valódi előnyét – a konfiguráció nélküli üzembe helyezést – az automatikus felderítéssel igyekszik átemelni.</w:t>
       </w:r>
     </w:p>
     <w:p>
@@ -4189,19 +4098,19 @@
     <w:p>
       <w:pPr/>
       <w:r>
-        <w:t>A professzionális biztonságtechnikai piacon a kamerák együttműködését az ONVIF (Open Network Video Interface Forum) specifikációja szabályozza [3]. Az ONVIF SOAP-alapú webszolgáltatásokban írja le a kamera felderítését, képességeinek lekérdezését, a stream-profilok kezelését, az esemény-előfizetést és a mozgatható (PTZ) kamerák vezérlését. A gyakorlatban a legfontosabb profil a Profile S, amely a videóstreamelés és az alapvető konfiguráció közös nevezőjét rögzíti; egy Profile S kompatibilis kamera bármelyik Profile S kompatibilis NVR-hez bekötthető.</w:t>
-      </w:r>
-    </w:p>
-    <w:p>
-      <w:pPr/>
-      <w:r>
-        <w:t>Maga a videóátvitel az ONVIF-kamerák esetében szinte kivétel nélkül RTSP-n (Real Time Streaming Protocol) történik. Az RTSP vezérlőprotokoll: a leírót (SDP) és a lejátszásvezérlő parancsokat szállítja, a tényleges médiaadat RTP-csomagokban halad, TCP- vagy UDP-alagúton. A hasznos teher többnyire H.264 (esetenként H.265) videó, amelynek legfontosabb tulajdonsága a jelen munka szempontjából, hogy a hardveresen kódolt folyam újrakódolás nélkül továbbadható, tárolható és megjeleníthető – ez az a tulajdonság, amelyre a 3. fejezetben bemutatott élőkép-architektúra épül.</w:t>
-      </w:r>
-    </w:p>
-    <w:p>
-      <w:pPr/>
-      <w:r>
-        <w:t>Az ONVIF-kamera tehát jól definiált, szabványos és megbízható kamerahardvert jelent. Ára viszont van: egy használható minőségű ONVIF-kamera beszerzési költsége kameránként jelentkezik, ami éppen az ellenkezője annak a célnak, hogy a rendszer meglévő, feleslegessé vált eszközökből épüljön fel.</w:t>
+        <w:t>A professzionális biztonságtechnikai piacon a kamerák együttműködését az ONVIF (Open Network Video Interface Forum) specifikációja szabályozza [3]. Az ONVIF SOAP-alapú webszolgáltatásokban írja le a kamera felderítését, képességeinek lekérdezését, a stream-profilok kezelését és a mozgatható (PTZ) kamerák vezérlését. A gyakorlatban a legfontosabb a Profile S: egy Profile S kompatibilis kamera bármelyik Profile S kompatibilis NVR-hez beköthető.</w:t>
+      </w:r>
+    </w:p>
+    <w:p>
+      <w:pPr/>
+      <w:r>
+        <w:t>A videóátvitel ONVIF-kameráknál szinte kivétel nélkül RTSP-n (Real Time Streaming Protocol) történik [21]. Az RTSP vezérlőprotokoll: a leírót (SDP) [23] és a lejátszásvezérlő parancsokat szállítja, a médiaadat RTP-csomagokban [22] halad. A hasznos teher többnyire H.264 videó [27], amelynek a jelen munka szempontjából legfontosabb tulajdonsága, hogy a hardveresen kódolt folyam újrakódolás nélkül továbbadható, tárolható és megjeleníthető – erre épül a 3. fejezetben bemutatott élőkép-architektúra.</w:t>
+      </w:r>
+    </w:p>
+    <w:p>
+      <w:pPr/>
+      <w:r>
+        <w:t>Az ONVIF-kamera tehát szabványos és megbízható, de kameránként jelentkező beszerzési költséggel jár – ami éppen ellentétes azzal a céllal, hogy a rendszer meglévő, feleslegessé vált eszközökből épüljön fel.</w:t>
       </w:r>
     </w:p>
     <w:p>
@@ -4215,7 +4124,7 @@
     <w:p>
       <w:pPr/>
       <w:r>
-        <w:t>A másik út az, hogy a kamerát nem megvásároljuk, hanem egy meglévő okostelefonból állítjuk elő. Az Android platformon több alkalmazás is elérhető, amely a telefon kameráját hálózaton keresztül szolgáltatja ki; ezek működési elve közös: az alkalmazás miniatűr HTTP-szervert futtat a telefonon, és a kamera képét egy vagy több végponton teszi elérhetővé.</w:t>
+        <w:t>A másik út az, hogy a kamerát meglévő okostelefonból állítjuk elő. Az Android platformon több alkalmazás is kiszolgálja a telefon kameráját hálózaton keresztül; működési elvük közös: miniatűr HTTP-szervert futtatnak a telefonon, és a kamera képét egy vagy több végponton teszik elérhetővé.</w:t>
       </w:r>
     </w:p>
     <w:p>
@@ -4227,7 +4136,7 @@
     <w:p>
       <w:pPr/>
       <w:r>
-        <w:t>A jelen munkában végül egy másik alkalmazásra esett a választás: a DigitallyRefined által fejlesztett, nyílt forráskódú (GPL) Android IP Camera alkalmazásra [12], amely az F-Droid katalógusban is elérhető. Az alkalmazás alapértelmezés szerint a 4444-es porton, HTTPS-en, önaláírt tanúsítvánnyal szolgál ki. Végpontjai közül a rendszer szempontjából a nyers Annex-B formátumú H.264 elemi folyamot adó útvonal, az MJPEG-folyam, valamint a telefon állapotát és beállításait JSON-ban visszaadó leíró a legfontosabb. A váltás indoklását – és azt, hogy a régi alkalmazás mely telemetriai adatait kellett feláldozni érte – a 3.5.2. szakasz részletezi.</w:t>
+        <w:t>A választás végül a DigitallyRefined által fejlesztett, nyílt forráskódú (MIT licenc), F-Droidon is elérhető Android IP Camera alkalmazásra esett [12]. Az alkalmazás alapértelmezés szerint a 4444-es porton, HTTPS-en, önaláírt tanúsítvánnyal szolgál ki. Végpontjai közül a nyers, Annex-B formátumú H.264 elemi folyam, az MJPEG-folyam, valamint a telefon állapotát és beállításait JSON-ban visszaadó leíró a legfontosabb. A váltás indoklását – és a feláldozott telemetriai adatokat – a 3.5.2. szakasz részletezi.</w:t>
       </w:r>
     </w:p>
     <w:p>
@@ -4589,7 +4498,7 @@
     <w:p>
       <w:pPr/>
       <w:r>
-        <w:t>A 2. táblázat világossá teszi, hogy a telefonalapú node nem minden szempontból jobb az ONVIF-kameránál – időjárásállóságban és hosszú távú megbízhatóságban egyértelműen elmarad tőle. Két olyan tulajdonsága van azonban, amely a jelen munka céljának pontosan megfelel: nulla beszerzési költséggel áll rendelkezésre, és a kamerán túl további szenzorokat is hordoz, amelyek a rendszer későbbi bővítésének nyilvánvaló irányát adják.</w:t>
+        <w:t>A 2. táblázat szerint a telefonalapú node nem minden szempontból jobb az ONVIF-kameránál: időjárásállóságban és hosszú távú megbízhatóságban egyértelműen elmarad tőle. Két tulajdonsága viszont pontosan a cél szerinti: nulla beszerzési költséggel áll rendelkezésre, és a kamerán túl további szenzorokat is hordoz.</w:t>
       </w:r>
     </w:p>
     <w:p>
@@ -4611,13 +4520,13 @@
     <w:p>
       <w:pPr/>
       <w:r>
-        <w:t>A hagyományos riasztórendszerek mozgásérzékelése képkockakülönbségen vagy háttérmodellezésen alapul. A legegyszerűbb megközelítés két egymást követő képkocka pixelenkénti különbségét küszöböli; a fejlettebb módszerek – például a Gauss-keverékmodellt (MOG2) alkalmazó háttérszeparáció – pixelenként statisztikai modellt tartanak fenn a háttérről, és az attól eltérő pixeleket jelölik előtérnek.</w:t>
-      </w:r>
-    </w:p>
-    <w:p>
-      <w:pPr/>
-      <w:r>
-        <w:t>Ezek az eljárások olcsók és gyorsak, de nem mondanak semmit arról, hogy mi mozog. A gyakorlatban ez elviselhetetlen mennyiségű téves riasztást eredményez: a szélben mozgó ágak, a felhők árnyékának átvonulása, az éjszakai rovarok a lencse előtt, a fényváltozások és a kamerát érő rezgés mind mozgásként jelentkeznek. A rendszer használhatatlanná válik, mert a felhasználó néhány nap után figyelmen kívül hagyja az értesítéseket – ez a jelenség az oka annak, hogy a gépi látás bevezetése nem kényelmi funkció, hanem a használhatóság feltétele.</w:t>
+        <w:t>A hagyományos riasztórendszerek mozgásérzékelése képkockakülönbségen vagy háttérmodellezésen alapul: a legegyszerűbb megközelítés két egymást követő képkocka pixelenkénti különbségét küszöböli, a fejlettebb módszerek – például a Gauss-keverékmodellt alkalmazó háttérszeparáció [20] – pixelenként statisztikai modellt tartanak fenn a háttérről.</w:t>
+      </w:r>
+    </w:p>
+    <w:p>
+      <w:pPr/>
+      <w:r>
+        <w:t>Ezek az eljárások olcsók és gyorsak, de nem mondanak semmit arról, hogy mi mozog. A gyakorlatban ez elviselhetetlen mennyiségű téves riasztást eredményez: a szélben mozgó ág, az árnyék, az éjszakai rovar a lencse előtt, a fényváltozás és a rezgés mind mozgásként jelentkezik. A rendszer így használhatatlanná válik, mert a felhasználó néhány nap után figyelmen kívül hagyja az értesítéseket – ezért a gépi látás bevezetése nem kényelmi funkció, hanem a használhatóság feltétele.</w:t>
       </w:r>
     </w:p>
     <w:p>
@@ -4631,7 +4540,7 @@
     <w:p>
       <w:pPr/>
       <w:r>
-        <w:t>A mély konvolúciós hálók megjelenése alapvetően változtatta meg a helyzetet [5]. A képen látható objektumok osztályozása és lokalizálása mára rutinfeladat, és a modellcsaládok két nagy csoportra oszthatók. A kétfázisú detektorok (például a Faster R-CNN) először régiójavaslatokat állítanak elő, majd ezeket osztályozzák; pontosak, de számításigényesek. Az egyfázisú detektorok – a YOLO (You Only Look Once) család, valamint az SSD (Single Shot MultiBox Detector) – a lokalizációt és az osztályozást egyetlen előrehaladó menetben végzik el, a képet rácsra osztva és rácscellánként előrejelezve a határolókereteket, az objektumossági pontszámot és az osztályeloszlást [6].</w:t>
+        <w:t>A mély konvolúciós hálók megjelenése alapvetően változtatta meg a helyzetet [5]. A modellcsaládok két csoportra oszthatók: a kétfázisú detektorok (például a Faster R-CNN [17]) először régiójavaslatokat állítanak elő, majd ezeket osztályozzák – pontosak, de számításigényesek –, míg az egyfázisú detektorok, a YOLO (You Only Look Once) család [16] és az SSD [18], a lokalizációt és az osztályozást egyetlen előrehaladó menetben végzik el, a képet rácsra osztva és rácscellánként előrejelezve a bounding boxokat, az objektumossági pontszámot és az osztályvalószínűségeket.</w:t>
       </w:r>
     </w:p>
     <w:p>
@@ -4643,7 +4552,7 @@
     <w:p>
       <w:pPr/>
       <w:r>
-        <w:t>A gyakorlati telepítést két további tényező befolyásolja. Az egyik a modell futtatókörnyezete: a PyTorch-ban betanított modell exportálható ONNX formátumba, amely futtatható ONNX Runtime alatt [13], illetve TensorRT motorra fordítható NVIDIA GPU-n. A másik a kvantálás: a lebegőpontos súlyok 8 bites egészekre alakítása jelentősen csökkenti a memóriaigényt és a következtetési időt, és ez a feltétele annak, hogy a modell egy Google Coral típusú, célhardveres gyorsítón egyáltalán elférjen.</w:t>
+        <w:t>A gyakorlati telepítést két tényező befolyásolja. Az egyik a modell futtatókörnyezete: a PyTorch-ban betanított modell exportálható ONNX formátumba [13], illetve TensorRT motorra fordítható NVIDIA GPU-n [31]. A másik a kvantálás: a lebegőpontos súlyok 8 bites egészekre alakítása csökkenti a memóriaigényt és a következtetési időt, és feltétele annak, hogy a modell egy Coral típusú célhardveren [32] egyáltalán elférjen.</w:t>
       </w:r>
     </w:p>
     <w:p>
@@ -4651,77 +4560,67 @@
         <w:pStyle w:val="Heading3"/>
       </w:pPr>
       <w:r>
-        <w:t>A Frigate detekciós csővezetéke</w:t>
-      </w:r>
-    </w:p>
-    <w:p>
-      <w:pPr/>
-      <w:r>
-        <w:t>A Frigate a fenti építőelemeket egy háromlépcsős csővezetékbe rendezi, és ennek megértése nélkül a mért erőforrásadatok sem értelmezhetők helyesen. Az első lépcső a mozgásmaszk: a rendszer minden beérkező képkockán olcsó, klasszikus mozgásdetekciót futtat. A második lépcső csak akkor indul el, ha a mozgásmaszk talált valamit – ekkor a mozgó régiók köré illesztett kivágatokat adja át a neurális hálónak. A harmadik lépcső az objektumkövetés: a képkockánként visszakapott találatokat időben összefűzi, így egyetlen, a kamera előtt átsétáló személyből egyetlen esemény keletkezik, nem pedig kétszáz különálló detektálás.</w:t>
-      </w:r>
-    </w:p>
-    <w:p>
-      <w:pPr/>
-      <w:r>
-        <w:t>Ennek a felépítésnek két, a mérések szempontjából fontos következménye van. Az egyik, hogy a detektor terhelése nem a kamerák számával, hanem a képen zajló mozgás mennyiségével arányos: egy mozdulatlan képet mutató kamera gyakorlatilag nem terheli a neurális hálót. A másik, hogy a rendszer két, egymástól független paraméterrel szabályozható – a detekciós képsebességgel (</w:t>
+        <w:t>A Frigate detekciós pipeline-ja</w:t>
+      </w:r>
+    </w:p>
+    <w:p>
+      <w:pPr/>
+      <w:r>
+        <w:t>A Frigate ezeket az építőelemeket háromlépcsős pipeline-ba rendezi, és ennek ismerete nélkül a mért erőforrásadatok sem értelmezhetők. Az első lépcső a mozgásmaszk: minden beérkező képkockán olcsó, klasszikus mozgásdetekció fut. A második lépcső csak akkor indul, ha a maszk talált valamit – ekkor a mozgó régiók kivágatai kerülnek a neurális hálóhoz. A harmadik az objektumkövetés, amely a képkockánkénti találatokat időben összefűzi, így egyetlen áthaladó személy egyetlen eseményt eredményez.</w:t>
+      </w:r>
+    </w:p>
+    <w:p>
+      <w:pPr/>
+      <w:r>
+        <w:t>Ennek két, a mérések szempontjából fontos következménye van. A detektor terhelése nem a kamerák számával, hanem a képen zajló mozgás mennyiségével arányos: egy mozdulatlan képet mutató kamera gyakorlatilag nem terheli a neurális hálót. A rendszer emellett két független paraméterrel szabályozható – a detekciós képsebességgel és felbontással –, amelyek a rögzített felvétel minőségét nem befolyásolják.</w:t>
+      </w:r>
+    </w:p>
+    <w:p>
+      <w:pPr>
+        <w:pStyle w:val="Heading2"/>
+      </w:pPr>
+      <w:r>
+        <w:t>Kommunikációs minták elosztott rendszerekben</w:t>
+      </w:r>
+    </w:p>
+    <w:p>
+      <w:pPr/>
+      <w:r>
+        <w:t>Egy több komponensből álló, valós idejű rendszerben a komponensek közötti kommunikáció megválasztása önálló tervezési feladat. Az alábbi négy minta mindegyikének megvan a maga szerepe, és a rendszer mind a négyet használja – de mindegyiket csak arra, amire való.</w:t>
+      </w:r>
+    </w:p>
+    <w:p>
+      <w:pPr/>
+      <w:r>
+        <w:t>A REST [26] a HTTP kérés-válasz modelljére épülő, szinkron erőforrás-hozzáférés. Állapotmentes, jól gyorsítótárazható, minden eszközön és nyelvben triviálisan implementálható, és a hibakezelése a HTTP-státuszkódokra épülhet. Cserébe a szerver nem tud magától üzenni: minden interakciót a kliensnek kell kezdeményeznie. Olyan műveletekhez alkalmas, ahol a kliens tudja, mikor van szüksége az adatra – például egy eseménylista lekérésére vagy egy beállítás mentésére.</w:t>
+      </w:r>
+    </w:p>
+    <w:p>
+      <w:pPr/>
+      <w:r>
+        <w:t>A WebSocket [24] a HTTP-kapcsolat protokollváltásával (</w:t>
       </w:r>
       <w:r>
         <w:rPr>
           <w:rFonts w:ascii="Consolas" w:hAnsi="Consolas"/>
           <w:sz w:val="19"/>
         </w:rPr>
-        <w:t>detect.fps</w:t>
-      </w:r>
-      <w:r>
-        <w:t>) és a detekciós felbontással –, amelyek a rögzített felvétel minőségét egyáltalán nem befolyásolják.</w:t>
-      </w:r>
-    </w:p>
-    <w:p>
-      <w:pPr>
-        <w:pStyle w:val="Heading2"/>
-      </w:pPr>
-      <w:r>
-        <w:t>Kommunikációs minták elosztott rendszerekben</w:t>
-      </w:r>
-    </w:p>
-    <w:p>
-      <w:pPr/>
-      <w:r>
-        <w:t>Egy több komponensből álló, valós idejű rendszerben a komponensek közötti kommunikáció megválasztása önálló tervezési feladat. Az alábbi négy minta mindegyikének megvan a maga jól körülhatárolt szerepe, és a jelen rendszer mind a négyet használja – de mindegyiket csak arra, amire való.</w:t>
-      </w:r>
-    </w:p>
-    <w:p>
-      <w:pPr/>
-      <w:r>
-        <w:t>A REST a HTTP kérés-válasz modelljére épülő, szinkron erőforrás-hozzáférés. Állapotmentes, jól gyorsítótárazható, minden eszközön és nyelvben triviálisan implementálható, és a hibakezelése a HTTP-státuszkódokra épülhet. Cserébe a szerver nem tud magától üzenni: minden interakciót a kliensnek kell kezdeményeznie. Olyan műveletekhez alkalmas, ahol a kliens tudja, mikor van szüksége az adatra – például egy eseménylista lekérésére vagy egy beállítás mentésére.</w:t>
-      </w:r>
-    </w:p>
-    <w:p>
-      <w:pPr/>
-      <w:r>
-        <w:t>A WebSocket a HTTP-kapcsolat protokollváltásával (</w:t>
+        <w:t>Upgrade</w:t>
+      </w:r>
+      <w:r>
+        <w:t>) létrehozott, tartós, kétirányú csatorna. Az első kézfogás után mindkét fél bármikor küldhet üzenetet, keretenként néhány bájt fejléc-többlettel. Pontosan arra való, amire a REST nem: a szerver által kezdeményezett, folyamatos állapotfrissítésre. Költsége, hogy a kapcsolat állapotot hordoz, tehát a szervernek nyilván kell tartania a kapcsolódott klienseket, és kezelnie kell a bontást és az újracsatlakozást.</w:t>
+      </w:r>
+    </w:p>
+    <w:p>
+      <w:pPr/>
+      <w:r>
+        <w:t xml:space="preserve">Az SSE (Server-Sent Events) [25] a WebSocket egyszerűsített, egyirányú rokona: egyetlen, nyitva tartott HTTP-válaszfolyamon keresztül a szerver szöveges eseményeket küld a kliensnek. Mivel közönséges HTTP-válasz, minden fordított proxyn átmegy, és a böngésző beépített </w:t>
       </w:r>
       <w:r>
         <w:rPr>
           <w:rFonts w:ascii="Consolas" w:hAnsi="Consolas"/>
           <w:sz w:val="19"/>
         </w:rPr>
-        <w:t>Upgrade</w:t>
-      </w:r>
-      <w:r>
-        <w:t>) létrehozott, tartós, kétirányú csatorna. Az első kézfogás után mindkét fél bármikor küldhet üzenetet, keretenként néhány bájt fejléc-többlettel. Pontosan arra való, amire a REST nem: a szerver által kezdeményezett, folyamatos állapotfrissítésre. Költsége, hogy a kapcsolat állapotot hordoz, tehát a szervernek nyilván kell tartania a kapcsolódott klienseket, és kezelnie kell a bontást és az újracsatlakozást.</w:t>
-      </w:r>
-    </w:p>
-    <w:p>
-      <w:pPr/>
-      <w:r>
-        <w:t xml:space="preserve">Az SSE (Server-Sent Events) a WebSocket egyszerűsített, egyirányú rokona: egyetlen, nyitva tartott HTTP-válaszfolyamon keresztül a szerver szöveges eseményeket küld a kliensnek. Mivel közönséges HTTP-válasz, minden fordított proxyn átmegy, és a böngésző beépített </w:t>
-      </w:r>
-      <w:r>
-        <w:rPr>
-          <w:rFonts w:ascii="Consolas" w:hAnsi="Consolas"/>
-          <w:sz w:val="19"/>
-        </w:rPr>
         <w:t>EventSource</w:t>
       </w:r>
       <w:r>
@@ -4731,7 +4630,7 @@
     <w:p>
       <w:pPr/>
       <w:r>
-        <w:t>Az MQTT könnyűsúlyú, publish–subscribe modellű üzenetprotokoll, amelyet eredetileg alacsony sávszélességű telemetriai alkalmazásokra terveztek [2]. A küldő és a fogadó nem ismeri egymást: a küldő egy témába (topic) publikál, a bróker pedig eljuttatja az üzenetet minden feliratkozóhoz. Ez a szétcsatolás a jelen rendszerben nem elméleti előny, hanem konkrét képesség: két, egymást nem ismerő eseményforrás – a Frigate és a saját fejlesztésű tűzdetektor – ugyanannak a fogyasztónak, a backendnek küldhet eseményt anélkül, hogy bármelyikük tudna a másikról.</w:t>
+        <w:t>Az MQTT könnyűsúlyú, publish–subscribe modellű üzenetprotokoll, amelyet eredetileg alacsony sávszélességű telemetriai alkalmazásokra terveztek [2]. A küldő és a fogadó nem ismeri egymást: a küldő egy témába (topic) publikál, a bróker pedig eljuttatja az üzenetet minden feliratkozóhoz. Ez a szétcsatolás a jelen rendszerben konkrét képesség: két, egymást nem ismerő eseményforrás küldhet eseményt ugyanannak a fogyasztónak.</w:t>
       </w:r>
     </w:p>
     <w:p>
@@ -5030,7 +4929,7 @@
     <w:p>
       <w:pPr/>
       <w:r>
-        <w:t>Egy öt szolgáltatásból álló rendszer kézi telepítése – Python-környezet, Node-eszközlánc, MQTT-bróker, NVR, webkiszolgáló, GPU-illesztők – a felhasználó számára vállalhatatlan terhet jelentene, és minden gépen más eredményt adna. A konténerizáció erre ad választ: az egyes szolgáltatások a függőségeikkel együtt, egymástól izoláltan, de a gazdagép kerneljét megosztva futnak. A Docker Compose több konténer együttes leírását teszi lehetővé egyetlen deklaratív állományban [9] – a képfájlok, a környezeti változók, a kötetek, a hálózatok és az indítási sorrend egy helyen –, így a teljes rendszer egyetlen paranccsal elindítható. Ez nem kényelmi kérdés: a feladatkiírás kifejezetten előírja, hogy a szerverkörnyezet „egyetlen, könnyen telepíthető csomagba" legyen szervezve.</w:t>
+        <w:t>Egy öt szolgáltatásból álló rendszer kézi telepítése – Python-környezet, Node-eszközlánc, MQTT-bróker, NVR, webkiszolgáló, GPU-illesztők – vállalhatatlan terhet jelentene a felhasználónak, és minden gépen más eredményt adna. A konténerizáció erre ad választ: a szolgáltatások a függőségeikkel együtt, egymástól izoláltan, de a gazdagép kerneljét megosztva futnak. A Docker Compose több konténer együttes leírását teszi lehetővé egyetlen deklaratív fájlban [9].</w:t>
       </w:r>
     </w:p>
     <w:p>
@@ -5046,7 +4945,7 @@
         <w:t>bridge</w:t>
       </w:r>
       <w:r>
-        <w:t xml:space="preserve"> mód esetén a konténer saját hálózati névtérben, saját IP-címmel fut, és a gazdagéphez portleképezésen keresztül kapcsolódik; ez az alapértelmezett, jól izolált megoldás. A </w:t>
+        <w:t xml:space="preserve"> mód esetén a konténer saját hálózati névtérben, saját IP-címmel fut, és portleképezésen keresztül kapcsolódik a gazdagéphez; ez az alapértelmezett, jól izolált megoldás. A </w:t>
       </w:r>
       <w:r>
         <w:rPr>
@@ -5056,7 +4955,7 @@
         <w:t>host</w:t>
       </w:r>
       <w:r>
-        <w:t xml:space="preserve"> mód esetén a konténer közvetlenül a gazdagép hálózati névterét használja: nincs NAT, nincs portleképezés, és a konténer ugyanúgy látja a helyi hálózatot, mint a gazdagép. Videóalkalmazásban ez utóbbinak konkrét haszna van – a hálózati felderítés és a helyi hálózati kamerák alacsony késleltetésű elérése egyaránt ezt kívánja –, ára pedig az izoláció csökkenése.</w:t>
+        <w:t xml:space="preserve"> mód esetén a konténer közvetlenül a gazdagép hálózati névterét használja: nincs NAT és nincs portleképezés, a konténer pedig ugyanúgy látja a helyi hálózatot, mint a gazdagép – videóalkalmazásban ennek konkrét haszna van.</w:t>
       </w:r>
     </w:p>
     <w:p>
@@ -5070,13 +4969,13 @@
     <w:p>
       <w:pPr/>
       <w:r>
-        <w:t>A mobiltelefonok gyors modellváltása globálisan is mérhető környezeti terhet jelent. A Global E-waste Monitor 2020 adatai szerint a világ éves elektronikaihulladék-termelése az 50 millió tonnás nagyságrendben mozog, és növekvő tendenciát mutat, miközben a szabályozott, dokumentált újrahasznosítás aránya ennek töredékét fedi le [7]. A kisméretű informatikai eszközök – ide tartozik az okostelefon is – ezen belül külön kategóriát alkotnak, mert nagy értékű anyagokat (ritkaföldfémeket, aranyat, rezet) tartalmaznak, ugyanakkor a méretük miatt gyakran a kommunális hulladékba vagy a fiók mélyére kerülnek.</w:t>
-      </w:r>
-    </w:p>
-    <w:p>
-      <w:pPr/>
-      <w:r>
-        <w:t>A jelen munka szempontjából azonban nem az anyagvisszanyerés, hanem az újrahasználat a releváns. Egy három-négy éves okostelefon hardvere lényegében sértetlen: a kameramodul felbontása és fényereje bőven meghaladja a belépő szintű biztonsági kamerákét, a Wi-Fi rádió stabil, a rendszerchip pedig hardveres H.264 enkódert tartalmaz, amely a videótömörítést a processzor terhelése nélkül végzi el. A készülék jellemzően nem azért kerül lecserélésre, mert bármelyik alkatrésze meghibásodott, hanem mert az akkumulátora gyengült, a szoftverfrissítések elmaradtak, vagy egyszerűen megjelent egy vonzóbb modell.</w:t>
+        <w:t>A mobiltelefonok gyors modellváltása globálisan is mérhető környezeti terhet jelent. A Global E-waste Monitor 2020 adatai szerint a világ éves elektronikaihulladék-termelése az 50 millió tonnás nagyságrendben mozog és növekszik, miközben a szabályozott újrahasznosítás ennek töredékét fedi le [7]. Az okostelefon ezen belül külön kategóriát alkot: nagy értékű anyagokat tartalmaz, mérete miatt viszont gyakran a fiókban vagy a kommunális hulladékban végzi.</w:t>
+      </w:r>
+    </w:p>
+    <w:p>
+      <w:pPr/>
+      <w:r>
+        <w:t>A jelen munka szempontjából nem az anyagvisszanyerés, hanem az újrahasználat a releváns. Egy három-négy éves okostelefon hardvere lényegében sértetlen: a kameramodul felbontása és fényereje meghaladja a belépő szintű biztonsági kamerákét, a Wi-Fi rádió stabil, a rendszerchip pedig hardveres H.264 enkódert tartalmaz. A készülék jellemzően nem meghibásodás miatt kerül lecserélésre, hanem mert az akkumulátora gyengült és a szoftverfrissítések elmaradnak.</w:t>
       </w:r>
     </w:p>
     <w:p>
@@ -5088,7 +4987,7 @@
     <w:p>
       <w:pPr/>
       <w:r>
-        <w:t>A megközelítés valós korlátai máshol vannak. Az első a hőterhelés: a folyamatos videókódolás melegíti a készüléket, és a huzamos, magas hőmérsékleten tartott lítiumion-cella degradációja felgyorsul, szélsőséges esetben a cella felfúvódhat. A második az időjárás: telefon önmagában nem helyezhető ki védtelen kültéri környezetbe. A harmadik a szoftveres megbízhatóság: az Android agresszív energiagazdálkodása leállíthatja a háttérben futó alkalmazást, és a kameraszolgáltatás elakadása esetén távoli újraindításra nincs szabványos mód – ez a jelen rendszerben ténylegesen megfigyelt hibamód, amelyet a 3.6.7. szakasz dokumentál.</w:t>
+        <w:t>A valós korlátok máshol vannak. Az első a hőterhelés: a folyamatos videókódolás melegíti a készüléket, a tartósan magas hőmérsékleten tartott lítiumion-cella degradációja pedig felgyorsul. A második az időjárás: telefon önmagában nem helyezhető ki védtelen kültéri környezetbe. A harmadik a szoftveres megbízhatóság: az Android agresszív energiagazdálkodása leállíthatja a háttérben futó alkalmazást, a kameraszolgáltatás elakadása esetén pedig távoli újraindításra nincs szabványos mód – ezek a korlátok a 3. fejezet hibamódjai között mérhető formában is megjelennek.</w:t>
       </w:r>
     </w:p>
     <w:p>
@@ -5108,13 +5007,7 @@
     <w:p>
       <w:pPr/>
       <w:r>
-        <w:t>Ez a fejezet a SwarmCam rendszer tervezését és megvalósítását mutatja be. A felépítése követi a fejlesztés tényleges menetét: először a követelményekből és az azokból következő tervezési kényszerekből indul ki, majd ismerteti a rendszer rétegzett architektúráját és a rétegek közötti kommunikációs csatornák megválasztásának indoklását. Ezt követi a konténerizált üzemeltetési környezet leírása, majd a legfontosabb komponensek megvalósításának részletes tárgyalása. A fejezet a valós hálózaton elvégzett mérésekkel és azok elemzésével zárul, végül összefoglalja a megoldás tudatosan vállalt korlátait.</w:t>
-      </w:r>
-    </w:p>
-    <w:p>
-      <w:pPr/>
-      <w:r>
-        <w:t>A bemutatás során minden lényeges tervezési döntésnél megjelenik az elvetett alternatíva is, és annak indoklása, hogy miért esett a választás a megvalósított megoldásra. Több esetben – így az élőkép-architektúra és a detektorgyorsítás esetében – ez az indoklás mérési eredményekre támaszkodik, amelyeket a 3.6. szakasz közöl.</w:t>
+        <w:t>Ez a fejezet a SwarmCam tervezését és megvalósítását mutatja be, a fejlesztés tényleges menetét követve: a követelményekből és az azokból következő tervezési kényszerekből indul, majd a rétegzett architektúra és a kommunikációs csatornák megválasztása következik, ezt követi a konténerizált üzemeltetési környezet és a legfontosabb komponensek megvalósítása, végül a valós hálózaton elvégzett mérések és a vállalt korlátok.</w:t>
       </w:r>
     </w:p>
     <w:p>
@@ -5128,19 +5021,19 @@
     <w:p>
       <w:pPr/>
       <w:r>
-        <w:t>A rendszerrel szemben támasztott funkcionális követelmények közvetlenül a feladatkiírásból következnek. A rendszernek automatikusan, kézi konfiguráció nélkül fel kell derítenie a helyi hálózaton elérhető Android kamera-node-okat, és be kell kötnie őket a rögzítő rétegbe. Valós idejű objektumdetekciót kell futtatnia a kamerák képén, és az így keletkező eseményeket – a felvétellel és a pillanatképpel együtt – böngészhetővé kell tennie. Ki kell egészülnie egy olyan eseményosztály felismerésével, amelyet az alapul szolgáló NVR általános célú objektumdetektora nem támogat; a választott osztály a tűz és a füst. Folyamatosan figyelnie kell a node-ok állapotát – elérhetőség, akkumulátorszint, Wi-Fi jelerősség –, és minden állapotváltozást azonnal meg kell jelenítenie a felhasználói felületen. Végül mindezt egyetlen, egységes webes kezelőfelületen kell elérhetővé tennie.</w:t>
-      </w:r>
-    </w:p>
-    <w:p>
-      <w:pPr/>
-      <w:r>
-        <w:t>A nem funkcionális követelmények részben ugyaninnen, részben az áttekintő fejezet következtetéseiből erednek. A legfontosabb a felhőfüggetlenség: a rendszer egyetlen komponense sem kommunikálhat külső szolgáltatással, és internetkapcsolat nélkül is teljes értékűen kell működnie. Ezt követi a telepíthetőség (a teljes szerveroldal egyetlen paranccsal álljon fel), a valós idejűség (az állapotváltozások és az események lekérdezés nélkül, a szerver kezdeményezésére, másodperces nagyságrendben jelenjenek meg), a kímélő erőforrás-használat (egyetlen, alacsony fogyasztású gép szolgáljon ki több kamerát), végül a hibatűrés: egyetlen node kiesése – ami akkumulátorról vagy Wi-Fi-ről üzemelő telefonoknál nem kivétel, hanem üzemszerű állapot – nem befolyásolhatja a többiek működését.</w:t>
-      </w:r>
-    </w:p>
-    <w:p>
-      <w:pPr/>
-      <w:r>
-        <w:t>Ezekből három olyan tervezési kényszer vezethető le, amely a teljes architektúrát meghatározza. Az első: mivel a kamera-node egy fogyasztói alkalmazást futtató telefon, nem pedig szabványos ONVIF-eszköz, a felderítés nem építhet szabványos protokollra, hanem egyedi ujjlenyomat-vizsgálatot igényel. A második: mivel a node bármikor eltűnhet a hálózatról, a rendszernek minden komponensében fel kell készülnie a forrás átmeneti hiányára – ez az élőkép-, a rögzítő- és az állapotfigyelő ágat egyaránt érinti. A harmadik: mivel a detekció számításigénye a limitáló tényező, a videófeldolgozási láncban minden felesleges kódolási és dekódolási lépést el kell kerülni.</w:t>
+        <w:t>A funkcionális követelmények közvetlenül a feladatkiírásból következnek. A rendszernek kézi konfiguráció nélkül fel kell derítenie a helyi hálózaton elérhető Android kamera-node-okat, valós idejű objektumdetekciót kell futtatnia, és az így keletkező eseményeket – felvétellel és pillanatképpel együtt – böngészhetővé kell tennie. Ki kell egészülnie egy olyan eseményosztály felismerésével, amelyet az alapul szolgáló NVR általános detektora nem támogat; a választott osztály a tűz és a füst. Végül folyamatosan figyelnie kell a node-ok állapotát, és minden változást azonnal meg kell jelenítenie egyetlen webes felületen.</w:t>
+      </w:r>
+    </w:p>
+    <w:p>
+      <w:pPr/>
+      <w:r>
+        <w:t>A nem funkcionális követelmények részben ugyaninnen, részben az áttekintő fejezet következtetéseiből erednek. A legfontosabb a felhőfüggetlenség: a rendszer egyetlen komponense sem kommunikálhat külső szolgáltatással, és internetkapcsolat nélkül is teljes értékűen kell működnie. Ezt követi a telepíthetőség – a teljes szerveroldal egyetlen paranccsal álljon fel –, a hibatűrés, hiszen a kamera-node bármikor eltűnhet a hálózatról, valamint az erőforrás-hatékonyság, mert a rendszernek egyetlen, alacsony fogyasztású gépen kell futnia.</w:t>
+      </w:r>
+    </w:p>
+    <w:p>
+      <w:pPr/>
+      <w:r>
+        <w:t>Ebből három tervezési kényszer vezethető le. Az első: mivel a kamera-node fogyasztói alkalmazást futtató telefon, nem szabványos ONVIF-eszköz, a felderítés egyedi ujjlenyomat-vizsgálatot igényel. A második: mivel a node bármikor eltűnhet a hálózatról, a rendszer minden komponensének fel kell készülnie a forrás átmeneti hiányára. A harmadik: mivel a detekció számításigénye a limitáló tényező, a videófeldolgozási láncból minden felesleges kódolási és dekódolási lépést ki kell kerülni.</w:t>
       </w:r>
     </w:p>
     <w:p>
@@ -5154,7 +5047,7 @@
     <w:p>
       <w:pPr/>
       <w:r>
-        <w:t>A rendszer öt egymástól jól elkülönített, konténerizált szerveroldali szolgáltatásból, valamint a hálózaton szétszórt kamera-node-okból áll. Az architektúra rétegzett: minden réteg csak a közvetlenül alatta és fölötte lévővel kommunikál, jól definiált interfészen keresztül. A rétegek elrendezését és a köztük áramló adat jellegét az 1. ábra foglalja össze.</w:t>
+        <w:t>A rendszer öt konténerizált szerveroldali szolgáltatásból és a hálózaton szétszórt kamera-node-okból áll. Az architektúra rétegzett: minden réteg csak a közvetlenül alatta és fölötte lévővel kommunikál, jól definiált interfészen keresztül. A telepítési szerkezetet – a fizikai csomópontokat, a rajtuk futó szoftverartefaktumokat és a köztük fennálló kommunikációs útvonalakat – az 1. ábra UML telepítési diagramja foglalja össze.</w:t>
       </w:r>
     </w:p>
     <w:p>
@@ -5164,7 +5057,7 @@
       <w:r>
         <w:drawing>
           <wp:inline xmlns:a="http://schemas.openxmlformats.org/drawingml/2006/main" xmlns:pic="http://schemas.openxmlformats.org/drawingml/2006/picture">
-            <wp:extent cx="5577840" cy="3994301"/>
+            <wp:extent cx="5120640" cy="5747918"/>
             <wp:docPr id="1" name="Picture 1"/>
             <wp:cNvGraphicFramePr>
               <a:graphicFrameLocks noChangeAspect="1"/>
@@ -5173,11 +5066,11 @@
               <a:graphicData uri="http://schemas.openxmlformats.org/drawingml/2006/picture">
                 <pic:pic>
                   <pic:nvPicPr>
-                    <pic:cNvPr id="0" name="00-architecture.png"/>
+                    <pic:cNvPr id="0" name="image.png"/>
                     <pic:cNvPicPr/>
                   </pic:nvPicPr>
                   <pic:blipFill>
-                    <a:blip r:embed="rId19"/>
+                    <a:blip r:embed="rId33"/>
                     <a:stretch>
                       <a:fillRect/>
                     </a:stretch>
@@ -5185,7 +5078,7 @@
                   <pic:spPr>
                     <a:xfrm>
                       <a:off x="0" y="0"/>
-                      <a:ext cx="5577840" cy="3994301"/>
+                      <a:ext cx="5120640" cy="5747918"/>
                     </a:xfrm>
                     <a:prstGeom prst="rect"/>
                   </pic:spPr>
@@ -5201,13 +5094,13 @@
         <w:pStyle w:val="Caption"/>
       </w:pPr>
       <w:r>
-        <w:t>1. ábra: A SwarmCam rétegzett rendszerarchitektúrája. Minden komponens a felhasználó saját hálózatán fut; a rendszer semmilyen külső szolgáltatással nem kommunikál.</w:t>
-      </w:r>
-    </w:p>
-    <w:p>
-      <w:pPr/>
-      <w:r>
-        <w:t>Az 1. ábra legfelső rétege az adatforrás: az Android IP Camera alkalmazást futtató, újrahasznosított okostelefonok. Minden node három interfészt kínál, amelyek közül a rendszer mindhármat használja. A nyers, Annex-B formátumú H.264 elemi folyam adja a videót; ezt a telefon rendszerchipjének hardveres enkódere állítja elő, tehát a tömörítés nem terheli a telefon processzorát. A JSON formátumú leíró a telefon állapotát – akkumulátorszint, Wi-Fi jelerősség – és aktuális beállításait adja vissza, egyben a felderítés ujjlenyomataként is szolgál. A lekérdezési paraméterekkel vezérelhető beállítási felület a felbontás, a képsebesség, az aktív kameraszenzor és a zseblámpa távoli állítását teszi lehetővé.</w:t>
+        <w:t>1. ábra: A SwarmCam telepítési szerkezete UML telepítési diagramon. A csomópontok a fizikai eszközök, a bennük elhelyezett artefaktumok a futó szoftverkomponensek; az élek a kommunikációs útvonalak, a rajtuk feltüntetett sztereotípiával és protokollal. A pirossal jelölt artefaktumok saját fejlesztésűek. Minden komponens a felhasználó saját hálózatán fut; a rendszer semmilyen külső szolgáltatással nem kommunikál.</w:t>
+      </w:r>
+    </w:p>
+    <w:p>
+      <w:pPr/>
+      <w:r>
+        <w:t>Az 1. ábra felső csomópontja az adatforrás: az Android IP Camera alkalmazást futtató, újrahasznosított okostelefon. Ebből a rendszer tetszőleges számút kezel – ezt jelöli az 1..* multiplicitás –, és mindegyik ugyanazt a három interfészt kínálja. A nyers, Annex-B formátumú H.264 elemi folyam adja a videót, amelyet a telefon hardveres enkódere állít elő. A JSON leíró a telefon állapotát és beállításait adja vissza, egyben a felderítés ujjlenyomataként is szolgál. A beállítási felület pedig a felbontás, a képsebesség, az aktív szenzor és a zseblámpa távoli állítását teszi lehetővé.</w:t>
       </w:r>
     </w:p>
     <w:p>
@@ -5219,19 +5112,19 @@
     <w:p>
       <w:pPr/>
       <w:r>
-        <w:t>A harmadik réteg az üzenetközvetítő: a Mosquitto MQTT bróker. Két, egymást nem ismerő eseményforrás – a Frigate és a saját fejlesztésű tűzdetektor – közös gyűjtőpontja. A negyedik réteg az alkalmazáslogika, amelyet a FastAPI backend valósít meg [8]: ez felel az állapotfigyelésért, az eseményátjátszásért, az élőkép-relayért, valamint a Frigate REST API-jának proxyzásáért. Az ötödik réteg a felhasználói felület: a React alapú, egyoldalas dashboard alkalmazás [11].</w:t>
-      </w:r>
-    </w:p>
-    <w:p>
-      <w:pPr/>
-      <w:r>
-        <w:t>Az architektúrában külön helyet foglal el a tűz- és füstdetekciós mikroszolgáltatás. Ez nem illeszkedik a fenti rétegsorba, mert nem lineárisan kapcsolódik: a kameralistát a backendtől kéri le, a képet közvetlenül a telefonoktól veszi, az eredményt pedig az MQTT brókerre publikálja. A szolgáltatás így az architektúra bármelyik pontjának kiesését túléli, és nem befolyásolja a Frigate detekciós csővezetékét.</w:t>
-      </w:r>
-    </w:p>
-    <w:p>
-      <w:pPr/>
-      <w:r>
-        <w:t>Indokolt kitérni arra, hogy miért nem készült saját detekciós motor. A valós idejű, több kamerát kiszolgáló, megbízható objektumdetekció megvalósítása – a mozgásmaszkkal, az objektumkövetéssel, a felvételkezeléssel és a hardveres gyorsítók támogatásával együtt – önmagában egy teljes szakdolgozat terjedelmét kitöltené, és a rendelkezésre álló nyílt forráskódú megoldásnál gyengébb eredményt hozna. A jelen munka hozzájárulása nem a detekciós motor újraírása, hanem az a köré épített integrációs réteg, amely a Frigate-et egy telefonokból álló, dinamikusan változó kameraparkkal használhatóvá teszi: a hálózati felderítés, az állapotfigyelés, a valós idejű eseményközvetítés, az élőkép-architektúra, a tűzdetekciós kiegészítés és a teljes kezelőfelület. Ezek mindegyike a szerző önálló tervezése és megvalósítása.</w:t>
+        <w:t>A harmadik réteg az üzenetbróker: a Mosquitto MQTT bróker [30]. Két, egymást nem ismerő eseményforrás – a Frigate és a saját fejlesztésű tűzdetektor – közös gyűjtőpontja. A negyedik réteg az alkalmazáslogika, amelyet a FastAPI backend valósít meg [8]: ez felel az állapotfigyelésért, az eseményátjátszásért, az élőkép-relayért, valamint a Frigate REST API-jának proxyzásáért. Az ötödik réteg a felhasználói felület: a React alapú, egyoldalas dashboard alkalmazás [11].</w:t>
+      </w:r>
+    </w:p>
+    <w:p>
+      <w:pPr/>
+      <w:r>
+        <w:t>Az architektúrában külön helyet foglal el a tűz- és füstdetekciós mikroszolgáltatás. Ez nem illeszkedik a fenti rétegsorba, mert nem lineárisan kapcsolódik: a kameralistát a backendtől kéri le, a képet közvetlenül a telefonoktól veszi, az eredményt pedig az MQTT brókerre publikálja. A szolgáltatás így az architektúra bármelyik pontjának kiesését túléli, és nem befolyásolja a Frigate detekciós pipeline-ját.</w:t>
+      </w:r>
+    </w:p>
+    <w:p>
+      <w:pPr/>
+      <w:r>
+        <w:t>Saját detekciós motort tudatosan nem írtam. A valós idejű, több kamerát kiszolgáló objektumdetekció – mozgásmaszkkal, objektumkövetéssel, felvételkezeléssel és a hardveres gyorsítók támogatásával – önmagában kitöltene egy teljes szakdolgozatot, és gyengébb eredményt adna a rendelkezésre álló nyílt forráskódú megoldásnál. A munka súlypontja ezért a köré épített integrációs réteg: a hálózati felderítés, az állapotfigyelés, a valós idejű eseményközvetítés, az élőkép-architektúra, a tűzdetekciós kiegészítés és a kezelőfelület.</w:t>
       </w:r>
     </w:p>
     <w:p>
@@ -5245,7 +5138,7 @@
     <w:p>
       <w:pPr/>
       <w:r>
-        <w:t>A komponensek közötti adatcsere négy, egymástól eltérő célú csatornán zajlik. A csatornák megválasztása nem eklektikusság, hanem az egyes adatfolyamok eltérő jellegének következménye; a 2.4. szakaszban áttekintett minták mindegyike arra a feladatra került, amelyre való.</w:t>
+        <w:t>A komponensek közötti adatcsere négy, eltérő célú csatornán zajlik; a 2.4. szakaszban áttekintett minták mindegyike arra a feladatra került, amelyre való.</w:t>
       </w:r>
     </w:p>
     <w:p>
@@ -5372,7 +5265,7 @@
           <w:p>
             <w:r/>
             <w:r>
-              <w:t>Kameralista, események, felvételek, arcok, felhasználók, konfiguráció</w:t>
+              <w:t>Kameralista, események, felvételek, felhasználók, konfiguráció</w:t>
             </w:r>
           </w:p>
         </w:tc>
@@ -5576,13 +5469,13 @@
     <w:p>
       <w:pPr/>
       <w:r>
-        <w:t>A 4. táblázat kapcsán három döntés érdemel külön magyarázatot.</w:t>
-      </w:r>
-    </w:p>
-    <w:p>
-      <w:pPr/>
-      <w:r>
-        <w:t xml:space="preserve">Az első: miért egyetlen WebSocket kapcsolat szolgálja ki mind a kamerastátuszt, mind a detektált eseményeket, mind a riasztásokat. Az alternatíva az lett volna, hogy minden üzenettípus saját végpontot kap. Ez tisztább szeparációt adna, de háromszor annyi kapcsolatot jelentene böngészőnként, háromszoros újracsatlakozási logikával. Mivel mindhárom üzenettípus ugyanannak a felületnek szól, és a forgalom mennyisége elhanyagolható, a </w:t>
+        <w:t>A 4. táblázat kapcsán három döntés érdemel magyarázatot.</w:t>
+      </w:r>
+    </w:p>
+    <w:p>
+      <w:pPr/>
+      <w:r>
+        <w:t xml:space="preserve">Az első, hogy egyetlen WebSocket kapcsolat szolgálja ki a kamerastátuszt, a detektált eseményeket és a riasztásokat is. Az üzenettípusonként külön végpont tisztább szeparációt adna, de háromszor annyi kapcsolatot, újracsatlakozási logikát és állapotot jelentene a kliensben, miközben a három üzenettípus együttes forgalma töredéke annak, amit egyetlen kapcsolat elbír; a szétválasztás így egyetlen </w:t>
       </w:r>
       <w:r>
         <w:rPr>
@@ -5592,61 +5485,51 @@
         <w:t>type</w:t>
       </w:r>
       <w:r>
-        <w:t xml:space="preserve"> mezővel megkülönböztetett, közös csatorna egyszerűbb és megbízhatóbb.</w:t>
-      </w:r>
-    </w:p>
-    <w:p>
-      <w:pPr/>
-      <w:r>
-        <w:t xml:space="preserve">A második: miért SSE és nem WebSocket a felderítés naplója. A felderítés egyirányú folyamat – a kliens elindítja, majd csak fogad –, és jellemzően néhány tíz másodpercig tart. Egy tartós, kétirányú kapcsolat felépítése és bontása ehhez felesleges. Az SSE további előnye, hogy közönséges HTTP-válaszfolyam, tehát a fordított proxy konfigurációjában nem igényel külön </w:t>
+        <w:t xml:space="preserve"> mezővel is elvégezhető.</w:t>
+      </w:r>
+    </w:p>
+    <w:p>
+      <w:pPr/>
+      <w:r>
+        <w:t>A második, hogy a felderítés naplója SSE-n és nem WebSocketen halad. A felderítés egyirányú folyamat – a kliens elindítja, majd csak fogad –, és néhány tíz másodpercig tart; egy tartós, kétirányú kapcsolat felépítése ehhez fölösleges, az SSE pedig közönséges HTTP-válasz, amely minden proxyn átmegy.</w:t>
+      </w:r>
+    </w:p>
+    <w:p>
+      <w:pPr/>
+      <w:r>
+        <w:t>A harmadik, hogy az eseményátvitel MQTT-n történik, nem a Frigate eseményvégpontjának lekérdezésével. Az MQTT push-alapú, tehát az esemény milliszekundumokon belül eljut a backendhez, a lekérdezés viszont a periódus felével növelné az átlagos késleltetést, ráadásul üresjárati terhelést okozna. A bróker emellett szétcsatolja a két eseményforrást: a Frigate és a tűzdetektor egymásról tudomást sem véve publikál.</w:t>
+      </w:r>
+    </w:p>
+    <w:p>
+      <w:pPr/>
+      <w:r>
+        <w:t xml:space="preserve">Egy technikai részlet, amely a fenti csatornákat a gyakorlatban összeköti: a dashboardot kiszolgáló nginx [34] konfigurációjában kizárólag a </w:t>
       </w:r>
       <w:r>
         <w:rPr>
           <w:rFonts w:ascii="Consolas" w:hAnsi="Consolas"/>
           <w:sz w:val="19"/>
         </w:rPr>
-        <w:t>Upgrade</w:t>
-      </w:r>
-      <w:r>
-        <w:t>-kezelést.</w:t>
-      </w:r>
-    </w:p>
-    <w:p>
-      <w:pPr/>
-      <w:r>
-        <w:t>A harmadik: miért MQTT és nem a Frigate eseményvégpontjának lekérdezése. Az MQTT push-alapú, tehát az esemény milliszekundumokon belül eljut a backendhez, míg a lekérdezés a lekérdezési periódus felével megnövelné az átlagos késleltetést, és üresjárati terhelést jelentene. A döntő érv azonban a szétcsatolás: a bróker miatt a Frigate és a tűzdetektor egyáltalán nem tud egymásról és a backendről sem, továbbá a backend újraindítása nem igényel semmilyen összehangolást a többi komponenssel.</w:t>
-      </w:r>
-    </w:p>
-    <w:p>
-      <w:pPr/>
-      <w:r>
-        <w:t xml:space="preserve">Egy technikai részlet, amely a fenti csatornákat a gyakorlatban összeköti: a dashboardot kiszolgáló nginx konfigurációjában kizárólag a </w:t>
+        <w:t>/ws/</w:t>
+      </w:r>
+      <w:r>
+        <w:t xml:space="preserve"> útvonal továbbítja a WebSocket </w:t>
       </w:r>
       <w:r>
         <w:rPr>
           <w:rFonts w:ascii="Consolas" w:hAnsi="Consolas"/>
           <w:sz w:val="19"/>
         </w:rPr>
-        <w:t>/ws/</w:t>
-      </w:r>
-      <w:r>
-        <w:t xml:space="preserve"> útvonal továbbítja a WebSocket </w:t>
+        <w:t>Upgrade</w:t>
+      </w:r>
+      <w:r>
+        <w:t xml:space="preserve"> fejlécet, az </w:t>
       </w:r>
       <w:r>
         <w:rPr>
           <w:rFonts w:ascii="Consolas" w:hAnsi="Consolas"/>
           <w:sz w:val="19"/>
         </w:rPr>
-        <w:t>Upgrade</w:t>
-      </w:r>
-      <w:r>
-        <w:t xml:space="preserve"> fejlécet, az </w:t>
-      </w:r>
-      <w:r>
-        <w:rPr>
-          <w:rFonts w:ascii="Consolas" w:hAnsi="Consolas"/>
-          <w:sz w:val="19"/>
-        </w:rPr>
         <w:t>/api/</w:t>
       </w:r>
       <w:r>
@@ -5664,7 +5547,7 @@
     <w:p>
       <w:pPr/>
       <w:r>
-        <w:t>A szerveroldali infrastruktúra telepítését és izolálását a Docker Compose végzi, egyetlen parancsból induló, öt konténerből álló együttesként. Az 5. táblázat összefoglalja a konténereket és a köztük fennálló legfontosabb különbségeket.</w:t>
+        <w:t>A szerveroldali infrastruktúra telepítését és izolálását a Docker Compose végzi, egyetlen parancsból induló, öt konténerből álló együttesként (5. táblázat).</w:t>
       </w:r>
     </w:p>
     <w:p>
@@ -5975,7 +5858,7 @@
           <w:p>
             <w:r/>
             <w:r>
-              <w:t>host</w:t>
+              <w:t>host, NVIDIA runtime</w:t>
             </w:r>
           </w:p>
         </w:tc>
@@ -6005,387 +5888,213 @@
         <w:t>network_mode: host</w:t>
       </w:r>
       <w:r>
-        <w:t xml:space="preserve"> használata négy konténernél. A Frigate esetében ez azért szükséges, mert a kamerák RTSP-forgalmát a lehető legkisebb késleltetéssel kell feldolgoznia, és a Docker NAT-rétege ebbe fölöslegesen szólna bele. A backend esetében azért, mert így a Frigate-et és a go2rtc-t közvetlenül a </w:t>
+        <w:t xml:space="preserve"> használata négy konténernél: a Frigate-nek a kamerák forgalmát a lehető legkisebb késleltetéssel kell feldolgoznia, a backendnek pedig a helyi hálózatot kell pásztáznia a felderítéshez – ez a Docker NAT-olt bridge hálózatán körülményes volna. Az izolációt így a hálózati névtér helyett a konténerhatár adja; a bróker marad bridge módban, mert nincs szüksége a gazdagép hálózatára.</w:t>
+      </w:r>
+    </w:p>
+    <w:p>
+      <w:pPr/>
+      <w:r>
+        <w:t>A másik döntés a Docker-socket (</w:t>
       </w:r>
       <w:r>
         <w:rPr>
           <w:rFonts w:ascii="Consolas" w:hAnsi="Consolas"/>
           <w:sz w:val="19"/>
         </w:rPr>
-        <w:t>localhost</w:t>
-      </w:r>
-      <w:r>
-        <w:t xml:space="preserve"> címen éri el, konténer-DNS nélkül, továbbá – és ez a fontosabb – így képes a helyi hálózat teljes alhálózatát végigpásztázni a felderítés során. Bridge módban a konténer saját, izolált hálózati névtérben lenne, ahonnan a fizikai alhálózat hosztjai nem érhetők el közvetlenül. A </w:t>
+        <w:t>/var/run/docker.sock</w:t>
+      </w:r>
+      <w:r>
+        <w:t>) becsatolása a backend konténerbe. Erre azért van szükség, mert a Frigate a konfigurációs fájlját kizárólag induláskor olvassa be: ha a felhasználó a beállítások oldalon módosít valamit, a változás csak a konténer újraindítása után lép életbe. A megoldás ára, hogy a backend a gazdagép Docker-démonjához fér hozzá – ez a helyi hálózat feltételezése mellett vállalható, internet felőli kitettség esetén viszont nem.</w:t>
+      </w:r>
+    </w:p>
+    <w:p>
+      <w:pPr/>
+      <w:r>
+        <w:t>A perzisztens adat három helyen él: a Frigate adatbázisa és a felvételek egy Docker-köteten, illetve a gazdagép fájlrendszerére csatolt könyvtárban; a kameraaliasok és a tűzdetektor eseménynaplója a backend melletti állományokban; a rendszer futásidejű állapota – a kameralista és az állapot-cache – pedig kizárólag a memóriában. Ez utóbbi tudatos egyszerűsítés: a kameralista minden induláskor a Frigate konfigurációjából épül újra, tehát egyetlen igazságforrás van, cserébe a rendszer nem tart fenn hosszú távú állapottörténetet.</w:t>
+      </w:r>
+    </w:p>
+    <w:p>
+      <w:pPr>
+        <w:pStyle w:val="Heading2"/>
+      </w:pPr>
+      <w:r>
+        <w:t>Implementáció</w:t>
+      </w:r>
+    </w:p>
+    <w:p>
+      <w:pPr>
+        <w:pStyle w:val="Heading3"/>
+      </w:pPr>
+      <w:r>
+        <w:t>Automatikus hálózati felderítés</w:t>
+      </w:r>
+    </w:p>
+    <w:p>
+      <w:pPr/>
+      <w:r>
+        <w:t xml:space="preserve">A felderítés a </w:t>
       </w:r>
       <w:r>
         <w:rPr>
           <w:rFonts w:ascii="Consolas" w:hAnsi="Consolas"/>
           <w:sz w:val="19"/>
         </w:rPr>
-        <w:t>host</w:t>
-      </w:r>
-      <w:r>
-        <w:t xml:space="preserve"> mód ára az izoláció csökkenése: a konténerek portjai közvetlenül a gazdagépen jelennek meg. Mivel a rendszer definíció szerint kizárólag a helyi hálózaton üzemel, ez vállalható kompromisszum.</w:t>
-      </w:r>
-    </w:p>
-    <w:p>
-      <w:pPr/>
-      <w:r>
-        <w:t>A másik döntés a Docker-vezérlőaljzat (</w:t>
+        <w:t>discovery/discovery.py</w:t>
+      </w:r>
+      <w:r>
+        <w:t xml:space="preserve"> önálló szkriptben valósul meg, amelyet a backend a </w:t>
       </w:r>
       <w:r>
         <w:rPr>
           <w:rFonts w:ascii="Consolas" w:hAnsi="Consolas"/>
           <w:sz w:val="19"/>
         </w:rPr>
-        <w:t>/var/run/docker.sock</w:t>
-      </w:r>
-      <w:r>
-        <w:t>) becsatolása a backend konténerbe. Erre azért van szükség, mert a Frigate a konfigurációs állományát kizárólag induláskor olvassa be: ha a felhasználó a beállítások oldalon megváltoztatja a dekóder típusát, a detekciós képsebességet vagy egy kamera orientációját, a változás csak a Frigate újraindításával lép életbe. A becsatolt aljzat révén a backend maga adhatja ki az újraindítási parancsot, így a felhasználónak nem kell terminálhoz nyúlnia. Ez a megoldás biztonsági szempontból figyelmet érdemel – a Docker-aljzathoz való hozzáférés gyakorlatilag a gazdagép feletti teljes ellenőrzést jelenti –, és kizárólag azért vállalható, mert a rendszer zárt, helyi hálózaton, egyetlen felhasználó ellenőrzése alatt üzemel.</w:t>
-      </w:r>
-    </w:p>
-    <w:p>
-      <w:pPr/>
-      <w:r>
-        <w:t xml:space="preserve">A perzisztens adat három helyen él. A Frigate saját adatbázisa és a felvételek egy Docker-köteten, illetve a gazdagép fájlrendszerére csatolt könyvtárban; a kameraaliasok – vagyis a felhasználó által adott, emberi olvasásra szánt nevek – egy JSON állományban; a tűzesemények pedig egy különálló SQLite adatbázisban. A backend belső állapota ezzel szemben szándékosan kizárólag a memóriában él: a kameralista, az állapot-gyorsítótár és a kapcsolódott WebSocket-kliensek halmaza modulszintű változókban. Indításkor a kameralista a Frigate konfigurációs állományából épül újra, méghozzá a </w:t>
+        <w:t>/api/discover/stream</w:t>
+      </w:r>
+      <w:r>
+        <w:t xml:space="preserve"> végponton külön folyamatként indít el. Az önálló szkript parancssorból is tesztelhető, egy több száz párhuzamos socketet nyitó pásztázás nem terheli a backend event loopját, a szkript pedig a hibakimenetre írja az előrehaladást – ezt a backend Server-Sent Events formájában továbbítja a felületnek, így a pásztázás élőben követhető.</w:t>
+      </w:r>
+    </w:p>
+    <w:p>
+      <w:pPr/>
+      <w:r>
+        <w:t>Maga a felderítés kétlépcsős ujjlenyomat-vizsgálat. Az első lépcső gyors TCP-portpásztázás: a szkript a megadott – vagy a gazdagép interfészeiből automatikusan kiolvasott – alhálózat minden címén megkísérel kapcsolatot nyitni a 4444-es porton, 128 párhuzamos szálon, egy másodperces időkorláttal. Ez egy /24-es alhálózat 254 címét néhány másodperc alatt leszűri.</w:t>
+      </w:r>
+    </w:p>
+    <w:p>
+      <w:pPr/>
+      <w:r>
+        <w:t xml:space="preserve">A második lépcső azonosítja, hogy a nyitott port mögött valóban a keresett alkalmazás fut-e. A szkript HTTPS-en lekéri az eszköz </w:t>
       </w:r>
       <w:r>
         <w:rPr>
           <w:rFonts w:ascii="Consolas" w:hAnsi="Consolas"/>
           <w:sz w:val="19"/>
         </w:rPr>
-        <w:t>go2rtc.streams</w:t>
-      </w:r>
-      <w:r>
-        <w:t xml:space="preserve"> szekcióban szereplő URL-ekből visszafejtve, mert a Frigate a saját kameraszekciójában már csak a belső RTSP-címet látja. Ez a megoldás azért választható, mert a rendszer egyetlen csomóponton, kis kameraszámmal üzemel, és a valóban perzisztálandó adatokat – a felvételeket és az eseményeket – a Frigate úgyis a saját adatbázisában kezeli. Egy önálló adatbázisréteg bevezetése ezen a méreten csak duplikációt és szinkronizációs hibalehetőséget adna hozzá a rendszerhez.</w:t>
-      </w:r>
-    </w:p>
-    <w:p>
-      <w:pPr>
-        <w:pStyle w:val="Heading2"/>
-      </w:pPr>
-      <w:r>
-        <w:t>Implementáció</w:t>
-      </w:r>
-    </w:p>
-    <w:p>
-      <w:pPr>
-        <w:pStyle w:val="Heading3"/>
-      </w:pPr>
-      <w:r>
-        <w:t>Automatikus hálózati felderítés</w:t>
-      </w:r>
-    </w:p>
-    <w:p>
-      <w:pPr/>
-      <w:r>
-        <w:t xml:space="preserve">A felderítés a </w:t>
+        <w:t>/info.json</w:t>
+      </w:r>
+      <w:r>
+        <w:t xml:space="preserve"> leíróját, és az ujjlenyomatot a válasz szerkezetére alapozza: az Android IP Camera válasza mindig tartalmazza a </w:t>
       </w:r>
       <w:r>
         <w:rPr>
           <w:rFonts w:ascii="Consolas" w:hAnsi="Consolas"/>
           <w:sz w:val="19"/>
         </w:rPr>
-        <w:t>discovery/discovery.py</w:t>
-      </w:r>
-      <w:r>
-        <w:t xml:space="preserve"> önálló szkriptben valósul meg, amelyet a backend a </w:t>
+        <w:t>cameras</w:t>
+      </w:r>
+      <w:r>
+        <w:t xml:space="preserve"> és a </w:t>
       </w:r>
       <w:r>
         <w:rPr>
           <w:rFonts w:ascii="Consolas" w:hAnsi="Consolas"/>
           <w:sz w:val="19"/>
         </w:rPr>
-        <w:t>/api/discover/stream</w:t>
-      </w:r>
-      <w:r>
-        <w:t xml:space="preserve"> végponton keresztül külön folyamatként indít el. Az önálló szkript mellett három érv szólt. Az első a tesztelhetőség: a felderítés parancssorból, a teljes rendszer elindítása nélkül is futtatható és hibakereshető. A második az izoláció: egy több száz párhuzamos socketet nyitó pásztázás nem terheli a backend eseményhurkát. A harmadik a naplózhatóság: a szkript a folyamat előrehaladását a hibakimenetre írja, amit a backend soronként továbbít a felületnek Server-Sent Events formájában, így a felhasználó élőben követheti a pásztázást.</w:t>
-      </w:r>
-    </w:p>
-    <w:p>
-      <w:pPr/>
-      <w:r>
-        <w:t>Maga a felderítés kétlépcsős ujjlenyomat-vizsgálat. Az első lépcső egy gyors TCP-portpásztázás: a szkript a megadott – vagy a gazdagép hálózati interfészeiből automatikusan kiolvasott – alhálózat minden címén megkísérel kapcsolatot nyitni a 4444-es porton, 128 párhuzamos szálon, egy másodperces időkorláttal. Ez a lépés egy /24-es alhálózat 254 címét néhány másodperc alatt szűri le.</w:t>
-      </w:r>
-    </w:p>
-    <w:p>
-      <w:pPr>
-        <w:pStyle w:val="Normalprogramcode"/>
-      </w:pPr>
-      <w:r>
-        <w:rPr>
-          <w:rFonts w:ascii="Consolas" w:hAnsi="Consolas"/>
-          <w:sz w:val="18"/>
-        </w:rPr>
-        <w:t>def _port_open(ip: str, port: int, timeout: float) -&gt; bool:</w:t>
-      </w:r>
-    </w:p>
-    <w:p>
-      <w:pPr>
-        <w:pStyle w:val="Normalprogramcode"/>
-      </w:pPr>
-      <w:r>
-        <w:rPr>
-          <w:rFonts w:ascii="Consolas" w:hAnsi="Consolas"/>
-          <w:sz w:val="18"/>
-        </w:rPr>
-        <w:t xml:space="preserve">    with socket.socket(socket.AF_INET, socket.SOCK_STREAM) as s:</w:t>
-      </w:r>
-    </w:p>
-    <w:p>
-      <w:pPr>
-        <w:pStyle w:val="Normalprogramcode"/>
-      </w:pPr>
-      <w:r>
-        <w:rPr>
-          <w:rFonts w:ascii="Consolas" w:hAnsi="Consolas"/>
-          <w:sz w:val="18"/>
-        </w:rPr>
-        <w:t xml:space="preserve">        s.settimeout(timeout)</w:t>
-      </w:r>
-    </w:p>
-    <w:p>
-      <w:pPr>
-        <w:pStyle w:val="Normalprogramcode"/>
-      </w:pPr>
-      <w:r>
-        <w:rPr>
-          <w:rFonts w:ascii="Consolas" w:hAnsi="Consolas"/>
-          <w:sz w:val="18"/>
-        </w:rPr>
-        <w:t xml:space="preserve">        return s.connect_ex((ip, port)) == 0</w:t>
-      </w:r>
-    </w:p>
-    <w:p>
-      <w:pPr/>
-      <w:r>
-        <w:t xml:space="preserve">A második lépcső azonosítja, hogy a nyitott port mögött valóban a keresett kameraalkalmazás fut-e. A szkript HTTPS-en lekéri az eszköz </w:t>
+        <w:t>settings</w:t>
+      </w:r>
+      <w:r>
+        <w:t xml:space="preserve"> kulcsot egyszerre.</w:t>
+      </w:r>
+    </w:p>
+    <w:p>
+      <w:pPr/>
+      <w:r>
+        <w:t>A HTTPS-kérés tanúsítványellenőrzés nélkül (</w:t>
       </w:r>
       <w:r>
         <w:rPr>
           <w:rFonts w:ascii="Consolas" w:hAnsi="Consolas"/>
           <w:sz w:val="19"/>
         </w:rPr>
-        <w:t>/info.json</w:t>
-      </w:r>
-      <w:r>
-        <w:t xml:space="preserve"> leíróját, és az ujjlenyomatot a válasz szerkezetére alapozza: az Android IP Camera válasza mindig tartalmazza a </w:t>
+        <w:t>verify=False</w:t>
+      </w:r>
+      <w:r>
+        <w:t xml:space="preserve">) történik. A tanúsítványt az alkalmazás az első induláskor maga állítja elő, tanúsítóhatóság nem létezik, tehát az ellenőrzésnek nem lenne mit ellenőriznie – a titkosítás kikapcsolása viszont minden telefonon külön kézi lépést igényelne. A </w:t>
       </w:r>
       <w:r>
         <w:rPr>
           <w:rFonts w:ascii="Consolas" w:hAnsi="Consolas"/>
           <w:sz w:val="19"/>
         </w:rPr>
-        <w:t>cameras</w:t>
-      </w:r>
-      <w:r>
-        <w:t xml:space="preserve"> és a </w:t>
+        <w:t>verify=False</w:t>
+      </w:r>
+      <w:r>
+        <w:t xml:space="preserve"> a titkosítást nem kapcsolja ki, csak a szerveridentitás hitelesítését hagyja el, a forgalom pedig kizárólag a helyi hálózaton közlekedik.</w:t>
+      </w:r>
+    </w:p>
+    <w:p>
+      <w:pPr/>
+      <w:r>
+        <w:t xml:space="preserve">A leíróból a szkript kiolvassa az akkumulátorszintet, a Wi-Fi jelerősséget, az aktív kameraszenzort és annak felbontását, valamint az orientációt. A felbontás egy tanulságos hibához vezetett. A leíró a folyam méretét </w:t>
       </w:r>
       <w:r>
         <w:rPr>
           <w:rFonts w:ascii="Consolas" w:hAnsi="Consolas"/>
           <w:sz w:val="19"/>
         </w:rPr>
-        <w:t>settings</w:t>
-      </w:r>
-      <w:r>
-        <w:t xml:space="preserve"> kulcsot egyszerre, ami a helyi hálózaton előforduló egyéb HTTPS-szolgáltatásoktól megbízhatóan megkülönbözteti.</w:t>
-      </w:r>
-    </w:p>
-    <w:p>
-      <w:pPr>
-        <w:pStyle w:val="Normalprogramcode"/>
-      </w:pPr>
-      <w:r>
-        <w:rPr>
-          <w:rFonts w:ascii="Consolas" w:hAnsi="Consolas"/>
-          <w:sz w:val="18"/>
-        </w:rPr>
-        <w:t>def _fetch_info(ip: str, port: int) -&gt; dict | None:</w:t>
-      </w:r>
-    </w:p>
-    <w:p>
-      <w:pPr>
-        <w:pStyle w:val="Normalprogramcode"/>
-      </w:pPr>
-      <w:r>
-        <w:rPr>
-          <w:rFonts w:ascii="Consolas" w:hAnsi="Consolas"/>
-          <w:sz w:val="18"/>
-        </w:rPr>
-        <w:t xml:space="preserve">    resp = requests.get(f"https://{ip}:{port}/info.json",</w:t>
-      </w:r>
-    </w:p>
-    <w:p>
-      <w:pPr>
-        <w:pStyle w:val="Normalprogramcode"/>
-      </w:pPr>
-      <w:r>
-        <w:rPr>
-          <w:rFonts w:ascii="Consolas" w:hAnsi="Consolas"/>
-          <w:sz w:val="18"/>
-        </w:rPr>
-        <w:t xml:space="preserve">                        timeout=HTTP_TIMEOUT, verify=False)</w:t>
-      </w:r>
-    </w:p>
-    <w:p>
-      <w:pPr>
-        <w:pStyle w:val="Normalprogramcode"/>
-      </w:pPr>
-      <w:r>
-        <w:rPr>
-          <w:rFonts w:ascii="Consolas" w:hAnsi="Consolas"/>
-          <w:sz w:val="18"/>
-        </w:rPr>
-        <w:t xml:space="preserve">    if resp.status_code == 200:</w:t>
-      </w:r>
-    </w:p>
-    <w:p>
-      <w:pPr>
-        <w:pStyle w:val="Normalprogramcode"/>
-      </w:pPr>
-      <w:r>
-        <w:rPr>
-          <w:rFonts w:ascii="Consolas" w:hAnsi="Consolas"/>
-          <w:sz w:val="18"/>
-        </w:rPr>
-        <w:t xml:space="preserve">        data = resp.json()</w:t>
-      </w:r>
-    </w:p>
-    <w:p>
-      <w:pPr>
-        <w:pStyle w:val="Normalprogramcode"/>
-      </w:pPr>
-      <w:r>
-        <w:rPr>
-          <w:rFonts w:ascii="Consolas" w:hAnsi="Consolas"/>
-          <w:sz w:val="18"/>
-        </w:rPr>
-        <w:t xml:space="preserve">        if "cameras" in data and "settings" in data:</w:t>
-      </w:r>
-    </w:p>
-    <w:p>
-      <w:pPr>
-        <w:pStyle w:val="Normalprogramcode"/>
-      </w:pPr>
-      <w:r>
-        <w:rPr>
-          <w:rFonts w:ascii="Consolas" w:hAnsi="Consolas"/>
-          <w:sz w:val="18"/>
-        </w:rPr>
-        <w:t xml:space="preserve">            return data</w:t>
-      </w:r>
-    </w:p>
-    <w:p>
-      <w:pPr>
-        <w:pStyle w:val="Normalprogramcode"/>
-      </w:pPr>
-      <w:r>
-        <w:rPr>
-          <w:rFonts w:ascii="Consolas" w:hAnsi="Consolas"/>
-          <w:sz w:val="18"/>
-        </w:rPr>
-        <w:t xml:space="preserve">    return None</w:t>
-      </w:r>
-    </w:p>
-    <w:p>
-      <w:pPr/>
-      <w:r>
-        <w:t>A HTTPS-kérés tanúsítványellenőrzés nélkül (</w:t>
+        <w:t>auto</w:t>
+      </w:r>
+      <w:r>
+        <w:t xml:space="preserve"> vagy </w:t>
       </w:r>
       <w:r>
         <w:rPr>
           <w:rFonts w:ascii="Consolas" w:hAnsi="Consolas"/>
           <w:sz w:val="19"/>
         </w:rPr>
-        <w:t>verify=False</w:t>
-      </w:r>
-      <w:r>
-        <w:t xml:space="preserve">) történik. Ez tudatos döntés, amelynek három indoka van. Egyrészt az alkalmazás alapértelmezés szerint HTTPS-t szolgál ki, és a titkosítás kikapcsolása minden telefonon külön kézi lépést igényelne – éppen azt a kézi konfigurációt, amelynek elkerülése a rendszer célja. Másrészt a tanúsítványt az alkalmazás az első induláskor maga állítja elő; tanúsítóhatóság nem létezik, így az ellenőrzésnek nem lenne mit ellenőriznie. Harmadrészt a forgalom kizárólag a helyi hálózaton közlekedik. Fontos hangsúlyozni, hogy a </w:t>
+        <w:t>max</w:t>
+      </w:r>
+      <w:r>
+        <w:t xml:space="preserve"> kulcsszóként is megadhatja; az első megvalósítás ilyenkor a szenzor legnagyobb támogatott méretét vette tartaléknak – ez azonban a legnagyobb *fényképméret*, nem a videófolyamé. A szám a Frigate detekciós méretébe került, és mivel a Frigate a mozgásdetektálást teljes detekciós felbontáson végzi, egyetlen ilyen kamera – valós, 1280×720-as folyammal – közel háromszáz százalék processzoridőt fogyasztott. A javítás: bizonytalan méret esetén a szkript nem ír detekciós méretet.</w:t>
+      </w:r>
+    </w:p>
+    <w:p>
+      <w:pPr/>
+      <w:r>
+        <w:t xml:space="preserve">A megtalált eszközök determinisztikus nevet kapnak: </w:t>
       </w:r>
       <w:r>
         <w:rPr>
           <w:rFonts w:ascii="Consolas" w:hAnsi="Consolas"/>
           <w:sz w:val="19"/>
         </w:rPr>
-        <w:t>verify=False</w:t>
-      </w:r>
-      <w:r>
-        <w:t xml:space="preserve"> a titkosítást nem kapcsolja ki, csak a szerveridentitás hitelesítését hagyja el.</w:t>
-      </w:r>
-    </w:p>
-    <w:p>
-      <w:pPr/>
-      <w:r>
-        <w:t xml:space="preserve">A leíróból a szkript kiolvassa az akkumulátorszintet, a Wi-Fi jelerősséget, az aktív kameraszenzort és annak felbontását, valamint az orientációt. A felbontás meghatározása külön figyelmet igényel: a beállított érték lehet konkrét méret, de lehet </w:t>
+        <w:t>cam_</w:t>
+      </w:r>
+      <w:r>
+        <w:t xml:space="preserve"> előtag után az IP-cím, pontok helyett aláhúzásjelekkel – például </w:t>
       </w:r>
       <w:r>
         <w:rPr>
           <w:rFonts w:ascii="Consolas" w:hAnsi="Consolas"/>
           <w:sz w:val="19"/>
         </w:rPr>
-        <w:t>auto</w:t>
-      </w:r>
-      <w:r>
-        <w:t xml:space="preserve"> vagy </w:t>
+        <w:t>cam_192_168_1_8</w:t>
+      </w:r>
+      <w:r>
+        <w:t>. Így ugyanaz a telefon újraindítás vagy ismételt felderítés után is ugyanazt a belső azonosítót kapja, tehát a hozzá tartozó felvételek és beállítások nem szakadnak el tőle. A névséma emiatt a kameraprotokoll cseréjét is túlélte: a felhasználó által adott, emberi olvasásra szánt nevek migráció nélkül maradtak érvényben.</w:t>
+      </w:r>
+    </w:p>
+    <w:p>
+      <w:pPr/>
+      <w:r>
+        <w:t xml:space="preserve">A felderítés opcionálisan a Frigate konfigurációs fájlját is frissíti: a </w:t>
       </w:r>
       <w:r>
         <w:rPr>
           <w:rFonts w:ascii="Consolas" w:hAnsi="Consolas"/>
           <w:sz w:val="19"/>
         </w:rPr>
-        <w:t>max</w:t>
-      </w:r>
-      <w:r>
-        <w:t xml:space="preserve"> kulcsszó is; utóbbi esetben a szkript az aktív szenzor támogatott felbontásai közül a legnagyobbat választja tartaléknak.</w:t>
-      </w:r>
-    </w:p>
-    <w:p>
-      <w:pPr/>
-      <w:r>
-        <w:t xml:space="preserve">A megtalált eszközök determinisztikus nevet kapnak: </w:t>
+        <w:t>cameras:</w:t>
+      </w:r>
+      <w:r>
+        <w:t xml:space="preserve"> szekcióba a belső RTSP-forrásra hivatkozó bejegyzés kerül, a </w:t>
       </w:r>
       <w:r>
         <w:rPr>
           <w:rFonts w:ascii="Consolas" w:hAnsi="Consolas"/>
           <w:sz w:val="19"/>
         </w:rPr>
-        <w:t>cam_</w:t>
-      </w:r>
-      <w:r>
-        <w:t xml:space="preserve"> előtag után az IP-cím, pontok helyett aláhúzásjelekkel – például </w:t>
-      </w:r>
-      <w:r>
-        <w:rPr>
-          <w:rFonts w:ascii="Consolas" w:hAnsi="Consolas"/>
-          <w:sz w:val="19"/>
-        </w:rPr>
-        <w:t>cam_192_168_1_8</w:t>
-      </w:r>
-      <w:r>
-        <w:t>. A determinisztikus névképzés két gyakorlati előnyt ad. Az egyik, hogy ugyanaz a telefon újraindítás vagy ismételt felderítés után is ugyanazt a belső azonosítót kapja, tehát a hozzá tartozó felvételek és beállítások nem szakadnak el tőle. A másik, hogy a névséma a kameraprotokoll cseréjét is túlélte: mivel a név csak az IP-címtől függ, a felhasználó által adott, emberi olvasásra szánt nevek – amelyek egy külön JSON állományban élnek – migráció nélkül maradtak érvényben.</w:t>
-      </w:r>
-    </w:p>
-    <w:p>
-      <w:pPr/>
-      <w:r>
-        <w:t xml:space="preserve">A felderítés opcionálisan a Frigate konfigurációs állományát is frissíti. Ez két szekció együttes írását jelenti: a </w:t>
-      </w:r>
-      <w:r>
-        <w:rPr>
-          <w:rFonts w:ascii="Consolas" w:hAnsi="Consolas"/>
-          <w:sz w:val="19"/>
-        </w:rPr>
-        <w:t>cameras:</w:t>
-      </w:r>
-      <w:r>
-        <w:t xml:space="preserve"> szekcióba a belső RTSP-forrásra hivatkozó bejegyzés kerül, a </w:t>
-      </w:r>
-      <w:r>
-        <w:rPr>
-          <w:rFonts w:ascii="Consolas" w:hAnsi="Consolas"/>
-          <w:sz w:val="19"/>
-        </w:rPr>
         <w:t>go2rtc.streams:</w:t>
       </w:r>
       <w:r>
@@ -6399,7 +6108,7 @@
       <w:r>
         <w:drawing>
           <wp:inline xmlns:a="http://schemas.openxmlformats.org/drawingml/2006/main" xmlns:pic="http://schemas.openxmlformats.org/drawingml/2006/picture">
-            <wp:extent cx="5760720" cy="3420427"/>
+            <wp:extent cx="5760720" cy="3420428"/>
             <wp:docPr id="2" name="Picture 2"/>
             <wp:cNvGraphicFramePr>
               <a:graphicFrameLocks noChangeAspect="1"/>
@@ -6408,11 +6117,11 @@
               <a:graphicData uri="http://schemas.openxmlformats.org/drawingml/2006/picture">
                 <pic:pic>
                   <pic:nvPicPr>
-                    <pic:cNvPr id="0" name="11-discovery-scanning.png"/>
+                    <pic:cNvPr id="0" name="image.png"/>
                     <pic:cNvPicPr/>
                   </pic:nvPicPr>
                   <pic:blipFill>
-                    <a:blip r:embed="rId20"/>
+                    <a:blip r:embed="rId34"/>
                     <a:stretch>
                       <a:fillRect/>
                     </a:stretch>
@@ -6420,7 +6129,7 @@
                   <pic:spPr>
                     <a:xfrm>
                       <a:off x="0" y="0"/>
-                      <a:ext cx="5760720" cy="3420427"/>
+                      <a:ext cx="5760720" cy="3420428"/>
                     </a:xfrm>
                     <a:prstGeom prst="rect"/>
                   </pic:spPr>
@@ -6442,7 +6151,7 @@
     <w:p>
       <w:pPr/>
       <w:r>
-        <w:t>A 2. ábra a felderítés felületét mutatja egy befejezett pásztázás után. A napló első sora a pásztázott alhálózatot és portot jelzi, a második a megtalált node-ot az azonnal kiolvasott állapotadatokkal együtt. A bal oldali panel „Maintenance" szekciója két karbantartó műveletet is kínál: a kameralista teljes törlését és a felvételek törlését.</w:t>
+        <w:t>A 2. ábra a felderítés felületét mutatja egy befejezett pásztázás után: a napló a pásztázott alhálózatot és a megtalált node-okat jelzi, az azonnal kiolvasott állapotadatokkal együtt.</w:t>
       </w:r>
     </w:p>
     <w:p>
@@ -6456,13 +6165,13 @@
     <w:p>
       <w:pPr/>
       <w:r>
-        <w:t>A rendszer eredetileg az IP Webcam alkalmazásra épült, és a fejlesztés egy későbbi szakaszában került át a nyílt forráskódú Android IP Camera alkalmazásra. A váltás oka nem technikai hiba volt, hanem architekturális következetlenség: egy olyan rendszerben, amelynek deklarált célja a teljes felhő- és szolgáltatófüggetlenség, idegen elem egy zárt forrású, kizárólag a Google Play áruházból telepíthető komponens. A gyakorlatban ez konkrét akadályt is jelentett: az áruház nem minden készüléken nyitja meg az alkalmazás oldalát – gyártói szolgáltatások hiánya és regionális korlátozások miatt, függetlenül a készülék korától –, tehát nem minden kéznél lévő telefon volt bevonható a rendszerbe. Ez pontosan az a felhasználói élmény, amelynek elkerülése a projekt kiindulópontja.</w:t>
-      </w:r>
-    </w:p>
-    <w:p>
-      <w:pPr/>
-      <w:r>
-        <w:t>A döntés teljes cserére szólt, nem párhuzamos támogatásra. A párhuzamos támogatás megduplázta volna a felderítési és állapotfigyelési kódutakat, két külön tesztelendő ággal, miközben a kiváltandó probléma – a régi alkalmazás korlátozott elérhetősége – megmaradt volna. A 6. táblázat a két protokoll leképezését foglalja össze.</w:t>
+        <w:t>A rendszer eredetileg az IP Webcam alkalmazásra épült, és a fejlesztés későbbi szakaszában került át a nyílt forráskódú Android IP Camera alkalmazásra. A váltás oka nem technikai hiba volt, hanem architekturális következetlenség: egy teljes felhő- és szolgáltatófüggetlenségre törekvő rendszerben idegen elem egy zárt forrású, kizárólag a Google Play áruházból telepíthető komponens. Ez a gyakorlatban is akadályt jelentett: az áruház nem minden készüléken nyitja meg az alkalmazás oldalát, tehát nem minden kéznél lévő telefon volt bevonható.</w:t>
+      </w:r>
+    </w:p>
+    <w:p>
+      <w:pPr/>
+      <w:r>
+        <w:t>A csere teljes volt, nem párhuzamos támogatás: az utóbbi megduplázta volna a felderítési és állapotfigyelési kódutakat, miközben a kiváltandó probléma – a régi alkalmazás korlátozott elérhetősége – megmaradt volna. A két protokoll leképezését a 6. táblázat foglalja össze.</w:t>
       </w:r>
     </w:p>
     <w:p>
@@ -6780,7 +6489,7 @@
           <w:p>
             <w:r/>
             <w:r>
-              <w:t>GPL, F-Droid és forráskód</w:t>
+              <w:t>MIT, F-Droid és forráskód</w:t>
             </w:r>
           </w:p>
         </w:tc>
@@ -6789,13 +6498,13 @@
     <w:p>
       <w:pPr/>
       <w:r>
-        <w:t>A csere tudatosan vállalt veszteségekkel járt, amelyeket a dolgozat őszintén rögzít. Az új alkalmazás nem szolgáltatja a JPEG-minőség és az éjjellátó mód beállítását, a szabad tárhelyre, az akkumulátor hőmérsékletére és feszültségére vonatkozó adatokat, valamint az élő nézők számát. Ezek a funkciók ennek megfelelően kikerültek a rendszerből. A legérzékenyebb veszteség a töltő csatlakoztatásáról és lecsatlakoztatásáról szóló riasztás: a régi protokoll jelezte a töltési állapotot, így a rendszer figyelmeztetni tudott arra, ha egy folyamatosan üzemelő telefon táplálása megszűnt. Ez az adatforrás az új alkalmazásban nem érhető el.</w:t>
-      </w:r>
-    </w:p>
-    <w:p>
-      <w:pPr/>
-      <w:r>
-        <w:t>Cserébe új képességek jelentek meg. Az új alkalmazás visszaadja a Wi-Fi jelerősséget dBm-ből származtatott százalékos formában, támogatja a nagyítást, az expozíció- és kontrasztállítást, továbbá a videót natív, hardveres H.264 enkóderrel állítja elő. Ez utóbbi a rendszer szempontjából a legfontosabb: ez teszi lehetővé, hogy a videó a telefontól a böngészőig egyetlen újrakódolás nélkül jusson el.</w:t>
+        <w:t>A csere veszteségekkel is járt. Az új alkalmazás nem szolgáltatja a JPEG-minőség és az éjjellátó mód beállítását, a szabad tárhelyre, az akkumulátor hőmérsékletére és feszültségére vonatkozó adatokat, sem az élő nézők számát; ezek a funkciók kikerültek a rendszerből. A legérzékenyebb veszteség a töltési állapot: a régi protokoll jelezte a töltő csatlakoztatását, így a rendszer figyelmeztetni tudott, ha egy folyamatosan üzemelő telefon tápellátása megszűnt.</w:t>
+      </w:r>
+    </w:p>
+    <w:p>
+      <w:pPr/>
+      <w:r>
+        <w:t>Cserébe az új alkalmazás visszaadja a Wi-Fi jelerősséget, támogatja a nagyítást és az expozícióállítást, a videót pedig natív, hardveres H.264 enkóderrel állítja elő. Ez utóbbi a legfontosabb: ez teszi lehetővé, hogy a videó a telefontól a böngészőig egyetlen újrakódolás nélkül jusson el.</w:t>
       </w:r>
     </w:p>
     <w:p>
@@ -6815,18 +6524,27 @@
     <w:p>
       <w:pPr/>
       <w:r>
-        <w:t>Az első, hogy a Frigate ezen a végponton a *detekciós* képkockákat kódolja JPEG-be. A detekciós felbontás és képsebesség azonban szándékosan alacsony – a jelen rendszerben 640×360 pixel és 5 kép/másodperc –, mert a neurális háló amúgy is leskálázott képen dolgozik. Az élő nézet így a rögzített felvételnél lényegesen rosszabb minőségű képet mutatott, holott a telefon 1280×720 pixeles folyamot szolgáltatott. A második, hogy a JPEG-kódolás nézőnként külön processzorterhelést jelent: minden megnyitott kamerakártya egy-egy JPEG-enkódert indított a Frigate-ben. A harmadik, hogy az élő nézet minősége és a detekció beállításai összecsatolódtak: a detekciós felbontás emelése az élőkép javításáért fölösleges detektorterhelést okozott volna.</w:t>
-      </w:r>
-    </w:p>
-    <w:p>
-      <w:pPr/>
-      <w:r>
-        <w:t>A megoldás a go2rtc MSE-csatornájának használata. A go2rtc – amely a Frigate képfájljába beágyazva fut – a telefon H.264 folyamát fMP4 szegmensekké csomagolja át, *újrakódolás nélkül*, és WebSocket-en szolgáltatja. A backend ezt a folyamot játssza át a böngészőnek, ahol a Media Source Extensions API-n [15] keresztül a natív H.264 dekóder jeleníti meg. A relay implementációja szándékosan minimális: két, egymással szemben futó továbbító feladat, amelyek közül az egyik befejeződése lezárja a másikat is.</w:t>
+        <w:t>Az első, hogy a Frigate ezen a végponton a *detekciós* képkockákat kódolja JPEG-be. A detekciós felbontás és képsebesség viszont szándékosan alacsony – 640×360 és 5 kép/másodperc –, így az élő nézet lényegesen rosszabb képet mutatott, mint amit a telefon 1280×720-as folyama adott. A második, hogy a JPEG-kódolás nézőnként külön processzorterhelést jelent. A harmadik, hogy az élő nézet minősége és a detekció beállításai összecsatolódtak.</w:t>
+      </w:r>
+    </w:p>
+    <w:p>
+      <w:pPr/>
+      <w:r>
+        <w:t>A megoldás a go2rtc MSE-csatornája. A Frigate imagejébe beágyazva futó go2rtc [14] a telefon H.264 folyamát fMP4 szegmensekké csomagolja át – újrakódolás nélkül –, és WebSocketen szolgáltatja. A backend ezt játssza át a böngészőnek, ahol a Media Source Extensions API-n [15] keresztül a natív H.264 dekóder jeleníti meg. A relay implementációja szándékosan minimális: két, egymással szemben futó továbbító feladat.</w:t>
+      </w:r>
+    </w:p>
+    <w:p>
+      <w:pPr>
+        <w:keepNext/>
+      </w:pPr>
+      <w:r>
+        <w:t>Az alábbi részlet ennek a relaynek a lényegi irányát, a go2rtc felől a böngésző felé tartó ágat mutatja. Azért került a dolgozatba, mert rajta látszik, hogy az élőkép-útvonalon a backend semmilyen videóműveletet nem végez: a kód a beérkező kereteket egyetlen ponton sem nyitja fel.</w:t>
       </w:r>
     </w:p>
     <w:p>
       <w:pPr>
         <w:pStyle w:val="Normalprogramcode"/>
+        <w:keepNext/>
       </w:pPr>
       <w:r>
         <w:rPr>
@@ -6839,6 +6557,7 @@
     <w:p>
       <w:pPr>
         <w:pStyle w:val="Normalprogramcode"/>
+        <w:keepNext/>
       </w:pPr>
       <w:r>
         <w:rPr>
@@ -6851,6 +6570,7 @@
     <w:p>
       <w:pPr>
         <w:pStyle w:val="Normalprogramcode"/>
+        <w:keepNext/>
       </w:pPr>
       <w:r>
         <w:rPr>
@@ -6863,6 +6583,7 @@
     <w:p>
       <w:pPr>
         <w:pStyle w:val="Normalprogramcode"/>
+        <w:keepNext/>
       </w:pPr>
       <w:r>
         <w:rPr>
@@ -6875,6 +6596,7 @@
     <w:p>
       <w:pPr>
         <w:pStyle w:val="Normalprogramcode"/>
+        <w:keepNext/>
       </w:pPr>
       <w:r>
         <w:rPr>
@@ -6887,6 +6609,7 @@
     <w:p>
       <w:pPr>
         <w:pStyle w:val="Normalprogramcode"/>
+        <w:keepNext/>
       </w:pPr>
       <w:r>
         <w:rPr>
@@ -6899,6 +6622,7 @@
     <w:p>
       <w:pPr>
         <w:pStyle w:val="Normalprogramcode"/>
+        <w:keepNext/>
       </w:pPr>
       <w:r>
         <w:rPr>
@@ -6911,6 +6635,7 @@
     <w:p>
       <w:pPr>
         <w:pStyle w:val="Normalprogramcode"/>
+        <w:keepNext/>
       </w:pPr>
       <w:r>
         <w:rPr>
@@ -6923,6 +6648,7 @@
     <w:p>
       <w:pPr>
         <w:pStyle w:val="Normalprogramcode"/>
+        <w:keepNext/>
       </w:pPr>
       <w:r>
         <w:rPr>
@@ -6935,6 +6661,7 @@
     <w:p>
       <w:pPr>
         <w:pStyle w:val="Normalprogramcode"/>
+        <w:keepNext/>
       </w:pPr>
       <w:r>
         <w:rPr>
@@ -6959,19 +6686,65 @@
     <w:p>
       <w:pPr/>
       <w:r>
-        <w:t>A választás mellett szóló érvet a mérés adta: a váltás után az élő nézet a telefon natív felbontásán fut, a mért végponttól végpontig terjedő késleltetés 0,03–0,07 másodperc, és a Frigate processzorterhelése nézőnként körülbelül két százalékponttal nő a korábbi huszonhat helyett. A számszerű összehasonlítást a 3.6.5. szakasz közli.</w:t>
-      </w:r>
-    </w:p>
-    <w:p>
-      <w:pPr/>
-      <w:r>
-        <w:t>Indokolt kitérni arra, hogy miért nem WebRTC lett a választás, holott a go2rtc azt is támogatja. A WebRTC ICE-tárgyalást és UDP-porthasználatot igényel, ami a fordított proxy és a hitelesítési útvonal konfigurációját is érinti. Az MSE ezzel szemben ugyanazon a WebSocket-en halad, amely már átmegy a meglévő nginx- és hitelesítési láncon, ugyanazt a H.264 továbbítást végzi újrakódolás nélkül, és a helyi hálózaton nem mérhető késleltetéstöbbletet okoz. A WebRTC előnyei – NAT-átjárás, adaptív bitráta – a helyi hálózaton értelmüket vesztik.</w:t>
-      </w:r>
-    </w:p>
-    <w:p>
-      <w:pPr/>
-      <w:r>
-        <w:t>A régi MJPEG-proxy nem került eltávolításra: tartalékútvonalként megmaradt, és három sikertelen MSE-csatlakozási kísérlet után automatikusan átveszi a helyét, továbbá a fókusz nézet alsó sávjában látható előnézeti képeket is ez szolgálja ki. Ez a döntés a hibatűrési követelményből következik: ha a go2rtc-hez vezető út bármely okból nem járható, a felhasználó akkor is lát képet.</w:t>
+        <w:t xml:space="preserve">A részleten két dolog a lényeges. Az egyik a </w:t>
+      </w:r>
+      <w:r>
+        <w:rPr>
+          <w:rFonts w:ascii="Consolas" w:hAnsi="Consolas"/>
+          <w:sz w:val="19"/>
+        </w:rPr>
+        <w:t>send_bytes</w:t>
+      </w:r>
+      <w:r>
+        <w:t xml:space="preserve"> és a </w:t>
+      </w:r>
+      <w:r>
+        <w:rPr>
+          <w:rFonts w:ascii="Consolas" w:hAnsi="Consolas"/>
+          <w:sz w:val="19"/>
+        </w:rPr>
+        <w:t>send_text</w:t>
+      </w:r>
+      <w:r>
+        <w:t xml:space="preserve"> szétválasztása: a go2rtc ugyanazon a kapcsolaton küldi a bináris fMP4 szegmenseket és a szöveges, JSON formátumú vezérlőüzeneteket – a kodekleírót és a lejátszásvezérlést –, a relay pedig mindkettőt a kerettípus megőrzésével adja tovább. Ha a bináris szegmens szöveges keretként érkezne meg, a böngésző MediaSource puffere azonnal hibára futna. A másik a </w:t>
+      </w:r>
+      <w:r>
+        <w:rPr>
+          <w:rFonts w:ascii="Consolas" w:hAnsi="Consolas"/>
+          <w:sz w:val="19"/>
+        </w:rPr>
+        <w:t>max_size=None</w:t>
+      </w:r>
+      <w:r>
+        <w:t xml:space="preserve">: a </w:t>
+      </w:r>
+      <w:r>
+        <w:rPr>
+          <w:rFonts w:ascii="Consolas" w:hAnsi="Consolas"/>
+          <w:sz w:val="19"/>
+        </w:rPr>
+        <w:t>websockets</w:t>
+      </w:r>
+      <w:r>
+        <w:t xml:space="preserve"> könyvtár alapértelmezett, egy megabájtos keretmérete a kulcsképkockát tartalmazó, nagyobb szegmenseket eldobná, és a lejátszás néhány másodpercenként megszakadna. A kódban nincs dekódolás, átkódolás és pufferelés – ez az oka annak, hogy az élőkép nézőnkénti költsége a korábbi MJPEG-útvonalhoz képest nagyságrenddel kisebb lett.</w:t>
+      </w:r>
+    </w:p>
+    <w:p>
+      <w:pPr/>
+      <w:r>
+        <w:t>A választás mellett a mérés szólt: a váltás után az élő nézet a telefon natív felbontásán fut, a végponttól végpontig mért késleltetés 0,03–0,07 másodperc, a Frigate processzorterhelése pedig nézőnként a korábbi huszonhat helyett körülbelül két százalékponttal nő. A számszerű összehasonlítást a 3.6.5. szakasz közli.</w:t>
+      </w:r>
+    </w:p>
+    <w:p>
+      <w:pPr/>
+      <w:r>
+        <w:t>A go2rtc a WebRTC-t is támogatja, a választás mégsem az lett. A WebRTC ICE-tárgyalást és UDP-porthasználatot igényel, ami a fordított proxy és a hitelesítési útvonal konfigurációját is érinti. Az MSE ezzel szemben ugyanazon a WebSocketen halad, amely már átmegy a meglévő nginx- és hitelesítési láncon, ugyanúgy újrakódolás nélkül továbbítja a H.264-et, és a helyi hálózaton nem mérhető késleltetéstöbbletet okoz. A WebRTC előnyei – NAT-átjárás, adaptív bitráta – itt értelmüket vesztik.</w:t>
+      </w:r>
+    </w:p>
+    <w:p>
+      <w:pPr/>
+      <w:r>
+        <w:t>A régi MJPEG-proxy tartalékútvonalként megmaradt: három sikertelen MSE-csatlakozási kísérlet után automatikusan átveszi a helyét, és a fókusz nézet előnézeti képeit is ez szolgálja ki. Ha a go2rtc-hez vezető út bármely okból nem járható, a felhasználó akkor is lát képet.</w:t>
       </w:r>
     </w:p>
     <w:p>
@@ -6981,7 +6754,7 @@
       <w:r>
         <w:drawing>
           <wp:inline xmlns:a="http://schemas.openxmlformats.org/drawingml/2006/main" xmlns:pic="http://schemas.openxmlformats.org/drawingml/2006/picture">
-            <wp:extent cx="5577840" cy="3311843"/>
+            <wp:extent cx="5577840" cy="3311842"/>
             <wp:docPr id="3" name="Picture 3"/>
             <wp:cNvGraphicFramePr>
               <a:graphicFrameLocks noChangeAspect="1"/>
@@ -6990,11 +6763,11 @@
               <a:graphicData uri="http://schemas.openxmlformats.org/drawingml/2006/picture">
                 <pic:pic>
                   <pic:nvPicPr>
-                    <pic:cNvPr id="0" name="02-cameras-grid.png"/>
+                    <pic:cNvPr id="0" name="image.jpg"/>
                     <pic:cNvPicPr/>
                   </pic:nvPicPr>
                   <pic:blipFill>
-                    <a:blip r:embed="rId21"/>
+                    <a:blip r:embed="rId35"/>
                     <a:stretch>
                       <a:fillRect/>
                     </a:stretch>
@@ -7002,7 +6775,7 @@
                   <pic:spPr>
                     <a:xfrm>
                       <a:off x="0" y="0"/>
-                      <a:ext cx="5577840" cy="3311843"/>
+                      <a:ext cx="5577840" cy="3311842"/>
                     </a:xfrm>
                     <a:prstGeom prst="rect"/>
                   </pic:spPr>
@@ -7018,19 +6791,19 @@
         <w:pStyle w:val="Caption"/>
       </w:pPr>
       <w:r>
-        <w:t>3. ábra: A dashboard Cameras nézete két regisztrált node-dal. A fejlécben a „1/2 nodes up" jelző mutatja, hogy az egyik telefon éppen nem elérhető; a hozzá tartozó kártya NO SIGNAL állapotot jelez, miközben a másik node élőképe és állapotadatai zavartalanul frissülnek.</w:t>
-      </w:r>
-    </w:p>
-    <w:p>
-      <w:pPr/>
-      <w:r>
-        <w:t>A 3. ábra a rendszer normál üzemi nézetét mutatja abban a – valós üzemben rendszeresen előforduló – helyzetben, amikor az egyik node nem érhető el. Ez jól szemlélteti a hibatűrési követelmény teljesülését: egyetlen node kiesése nem befolyásolja a többi működését, és a felület a kiesést egyértelműen jelzi ahelyett, hogy hibaüzenettel vagy üres képernyővel válaszolna.</w:t>
-      </w:r>
-    </w:p>
-    <w:p>
-      <w:pPr/>
-      <w:r>
-        <w:t>A kamerarács négyféle elrendezésben használható: automatikus, kétszer kettes, háromszor hármas és fókusz. Az utolsó (4. ábra) egyetlen kamerát nagyít fel, a többit pedig az alsó sávban, kis előnézeti képként jeleníti meg – ez a nézet a folyamatos megfigyelés tipikus munkamódja. Az előnézeti képeket a 3.5.3. szakasz végén említett MJPEG-útvonal szolgálja ki, mert egyszerre több MSE-folyam futtatása fölöslegesen terhelné a böngészőt.</w:t>
+        <w:t>3. ábra: A dashboard Cameras nézete négy regisztrált node-dal. A fejlécben a „3/4 nodes up" jelző mutatja, hogy az egyik telefon éppen nem elérhető; a hozzá tartozó kártya NO SIGNAL állapotot jelez, miközben a többi node élőképe, mért képsebessége és akkumulátorszintje zavartalanul frissül.</w:t>
+      </w:r>
+    </w:p>
+    <w:p>
+      <w:pPr/>
+      <w:r>
+        <w:t>A 3. ábra a normál üzemi nézetet mutatja abban a – valós üzemben rendszeresen előforduló – helyzetben, amikor az egyik node nem érhető el. Ez jól szemlélteti a hibatűrési követelmény teljesülését: egyetlen node kiesése nem befolyásolja a többit, a felület pedig egyértelműen jelzi a kiesést.</w:t>
+      </w:r>
+    </w:p>
+    <w:p>
+      <w:pPr/>
+      <w:r>
+        <w:t>A kamerarács négyféle elrendezésben használható: automatikus, kétszer kettes, háromszor hármas és fókusz. Az utolsó (4. ábra) egyetlen kamerát nagyít fel, a többit az alsó sávban, előnézeti képként jeleníti meg – ez a folyamatos megfigyelés tipikus munkamódja. Az előnézeti képeket az MJPEG-útvonal szolgálja ki, mert egyszerre több MSE-folyam futtatása fölöslegesen terhelné a böngészőt.</w:t>
       </w:r>
     </w:p>
     <w:p>
@@ -7040,7 +6813,7 @@
       <w:r>
         <w:drawing>
           <wp:inline xmlns:a="http://schemas.openxmlformats.org/drawingml/2006/main" xmlns:pic="http://schemas.openxmlformats.org/drawingml/2006/picture">
-            <wp:extent cx="5577840" cy="3311843"/>
+            <wp:extent cx="5577840" cy="3311842"/>
             <wp:docPr id="4" name="Picture 4"/>
             <wp:cNvGraphicFramePr>
               <a:graphicFrameLocks noChangeAspect="1"/>
@@ -7049,11 +6822,11 @@
               <a:graphicData uri="http://schemas.openxmlformats.org/drawingml/2006/picture">
                 <pic:pic>
                   <pic:nvPicPr>
-                    <pic:cNvPr id="0" name="05-cameras-focus.png"/>
+                    <pic:cNvPr id="0" name="image.jpg"/>
                     <pic:cNvPicPr/>
                   </pic:nvPicPr>
                   <pic:blipFill>
-                    <a:blip r:embed="rId22"/>
+                    <a:blip r:embed="rId36"/>
                     <a:stretch>
                       <a:fillRect/>
                     </a:stretch>
@@ -7061,7 +6834,7 @@
                   <pic:spPr>
                     <a:xfrm>
                       <a:off x="0" y="0"/>
-                      <a:ext cx="5577840" cy="3311843"/>
+                      <a:ext cx="5577840" cy="3311842"/>
                     </a:xfrm>
                     <a:prstGeom prst="rect"/>
                   </pic:spPr>
@@ -7093,7 +6866,7 @@
       <w:r>
         <w:drawing>
           <wp:inline xmlns:a="http://schemas.openxmlformats.org/drawingml/2006/main" xmlns:pic="http://schemas.openxmlformats.org/drawingml/2006/picture">
-            <wp:extent cx="5577840" cy="3311843"/>
+            <wp:extent cx="5577840" cy="3311842"/>
             <wp:docPr id="5" name="Picture 5"/>
             <wp:cNvGraphicFramePr>
               <a:graphicFrameLocks noChangeAspect="1"/>
@@ -7102,11 +6875,11 @@
               <a:graphicData uri="http://schemas.openxmlformats.org/drawingml/2006/picture">
                 <pic:pic>
                   <pic:nvPicPr>
-                    <pic:cNvPr id="0" name="06-fullscreen.png"/>
+                    <pic:cNvPr id="0" name="image.jpg"/>
                     <pic:cNvPicPr/>
                   </pic:nvPicPr>
                   <pic:blipFill>
-                    <a:blip r:embed="rId23"/>
+                    <a:blip r:embed="rId37"/>
                     <a:stretch>
                       <a:fillRect/>
                     </a:stretch>
@@ -7114,7 +6887,7 @@
                   <pic:spPr>
                     <a:xfrm>
                       <a:off x="0" y="0"/>
-                      <a:ext cx="5577840" cy="3311843"/>
+                      <a:ext cx="5577840" cy="3311842"/>
                     </a:xfrm>
                     <a:prstGeom prst="rect"/>
                   </pic:spPr>
@@ -7130,7 +6903,7 @@
         <w:pStyle w:val="Caption"/>
       </w:pPr>
       <w:r>
-        <w:t>5. ábra: Teljes képernyős kameranézet. A fejléc jelzi, hogy a háttérben futó élő folyamok szünetelnek; a lábléc a képsebességet, az akkumulátorszintet és a Wi-Fi jelerősséget mutatja.</w:t>
+        <w:t>5. ábra: Teljes képernyős kameranézet. A kép rögzített 16:9 arányban jelenik meg, így az eredeti képarány torzítás nélkül marad; a fejléc jelzi, hogy a háttérben futó élő folyamok szünetelnek, a lábléc pedig a képsebességet, az akkumulátorszintet és a Wi-Fi jelerősséget mutatja.</w:t>
       </w:r>
     </w:p>
     <w:p>
@@ -7144,60 +6917,111 @@
     <w:p>
       <w:pPr/>
       <w:r>
-        <w:t>A telefonok elhelyezése ritkán teszi lehetővé, hogy a kép eleve a kívánt tájolásban érkezzen. Kézenfekvő megoldásnak tűnne a telefon saját forgatási beállításának használata, ez azonban a gyakorlatban nem működik: az alkalmazás forgatási beállítása a H.264 folyamra nincs hatással. A képkocka mérete és tájolása változatlan marad; az alkalmazás csupán lekicsinyíti a képet, és fekete sávok közé illeszti bele. Az eredmény felbontásvesztés, forgatás nélkül.</w:t>
-      </w:r>
-    </w:p>
-    <w:p>
-      <w:pPr/>
-      <w:r>
-        <w:t>A forgatás ezért a go2rtc feldolgozási láncába került. Forgatás nélkül a go2rtc a telefon folyamát változatlanul veszi át – nincs átkódolás. Forgatás esetén a lánc két tagúvá válik: egy nyers folyam veszi át a telefon képét, egy második pedig ebből képez elforgatott változatot. A forgatás így egyetlen helyen történik, és minden fogyasztó – a detekció, a felvétel, a pillanatkép és az élőkép – ugyanazt az elforgatott képet kapja.</w:t>
-      </w:r>
-    </w:p>
-    <w:p>
-      <w:pPr/>
-      <w:r>
-        <w:t>Két részlet érdemel említést. A forgatáshoz szoftveres átkódolás szükséges – a hardveres gyorsítás ezen az útvonalon nem forgat, hanem a forrást a célméretre skálázza és feketével tölti ki a maradékot –, ezért a forgatott kamerák szoftveres kódolóval dolgoznak, de csak azok, amelyeknél erre ténylegesen szükség van. A forgatás állapotát pedig nem külön állomány, hanem maga a Frigate konfigurációjának forrásleírója tárolja, így nincs két, egymástól elcsúszható igazságforrás.</w:t>
-      </w:r>
-    </w:p>
-    <w:p>
-      <w:pPr/>
-      <w:r>
-        <w:t>Fontos korlát, hogy a forgatás nem javítja ki az álló tájolású telefont. Ha a készülék képernyőforgatása állóra van rögzítve, az alkalmazás álló képet illeszt bele a fekvő képkockába – a mérés szerint a képkocka 68 százaléka fekete sáv. Ezt a go2rtc-oldali forgatás nem tudja visszanyerni, mert a képpontok már nem léteznek. A megoldás a telefon oldalán van: a képernyőforgatás feloldásával az alkalmazás fekvő képet ad, és a kamera forgatás – tehát átkódolás – nélkül használható.</w:t>
-      </w:r>
-    </w:p>
-    <w:p>
-      <w:pPr>
-        <w:pStyle w:val="Heading3"/>
-      </w:pPr>
-      <w:r>
-        <w:t>A backend és a valós idejű kommunikáció</w:t>
-      </w:r>
-    </w:p>
-    <w:p>
-      <w:pPr/>
-      <w:r>
-        <w:t>A backend két háttérfolyamatot futtat, amelyek a rendszer valós idejű viselkedéséért felelnek. Mindkettő a FastAPI indulásakor jön létre, és a folyamat teljes életciklusa alatt fut.</w:t>
-      </w:r>
-    </w:p>
-    <w:p>
-      <w:pPr/>
-      <w:r>
-        <w:t xml:space="preserve">Az első az állapotfigyelő hurok. Ötmásodpercenként végigmegy a nyilvántartott kamerákon, mindegyiktől lekéri a </w:t>
+        <w:t>A telefonok elhelyezése ritkán teszi lehetővé, hogy a kép eleve a kívánt tájolásban érkezzen. A telefon saját forgatási beállítása nem megoldás: a H.264 folyamra nincs hatással, az alkalmazás csupán lekicsinyíti a képet és fekete sávok közé illeszti – az eredmény felbontásvesztés, forgatás nélkül.</w:t>
+      </w:r>
+    </w:p>
+    <w:p>
+      <w:pPr/>
+      <w:r>
+        <w:t>A forgatás ezért a go2rtc feldolgozási láncába került. Forgatás nélkül a go2rtc a telefon folyamát változatlanul veszi át; forgatás esetén a lánc két tagúvá válik, egy nyers folyammal és egy abból képzett, elforgatott változattal. A forgatás így egyetlen helyen történik, és minden fogyasztó – detekció, felvétel, pillanatkép, élőkép – ugyanazt a képet kapja.</w:t>
+      </w:r>
+    </w:p>
+    <w:p>
+      <w:pPr/>
+      <w:r>
+        <w:t xml:space="preserve">A forgatás átkódolással jár, ez pedig processzoridőbe kerül. A terhelés az NVIDIA videómotorra terelhető: a lánc a képet a GPU dekóderével bontja ki és a </w:t>
       </w:r>
       <w:r>
         <w:rPr>
           <w:rFonts w:ascii="Consolas" w:hAnsi="Consolas"/>
           <w:sz w:val="19"/>
         </w:rPr>
+        <w:t>h264_nvenc</w:t>
+      </w:r>
+      <w:r>
+        <w:t xml:space="preserve"> kódolóval állítja elő újra, a képforgatást viszont a processzor végzi, mert a rendelkezésre álló ffmpeg-fordítás nem tartalmazza a forgatás GPU-s megfelelőjét. A mérés szerint egy 720p25-ös folyamnál a szoftveres kódolás egy processzormag 44 százalékát, a GPU-s 6 százalékát igényli, miközben a kimenet képpontra azonos (44,7 dB PSNR, 0,993 SSIM). Három forgatott kameránál ez a Frigate konténer teljes processzorhasználatában körülbelül 590 százalékról 130 százalékra esik vissza.</w:t>
+      </w:r>
+    </w:p>
+    <w:p>
+      <w:pPr/>
+      <w:r>
+        <w:t>Az átkódolásnak egy nem kézenfekvő mellékhatása is van: az újracsomagolt folyam elveszíti az eredeti időbélyegeket. A rögzítés ezt nem érzi meg, mert a felvételi ág a képkockákat másolja; a detekciós ág viszont képsebesség-szűrőt alkalmaz, amely az időbélyegek alapján válogat, és azok híján egyetlen képkockát sem enged tovább. A hiba kifelé alig látszik – a felvétel készül, a lemez telik –, miközben a kamera detekciós képsebessége nulla marad. A megoldás az volt, hogy a forgatott kamerák bemenete olyan ffmpeg-presetet kap, amely a hiányzó időbélyegeket a beérkezés idejéből pótolja. A bemeneti argumentumnak ilyenkor pontosan a preset nevével kell egyeznie: a Frigate csak teljes névegyezés esetén helyettesíti be, egyébként a nevet fájlnévként adja tovább az ffmpeg-nek, és minden kamera újraindulási hurokba kerül.</w:t>
+      </w:r>
+    </w:p>
+    <w:p>
+      <w:pPr/>
+      <w:r>
+        <w:t>A forgatás állapotát nem külön fájl, hanem maga a Frigate konfigurációjának forrásleírója tárolja, így nincs két, egymástól elcsúszható igazságforrás.</w:t>
+      </w:r>
+    </w:p>
+    <w:p>
+      <w:pPr/>
+      <w:r>
+        <w:t>Fontos korlát, hogy a forgatás nem javítja ki az álló tájolású telefont. Ha a készülék képernyőforgatása állóra van rögzítve, az alkalmazás álló képet illeszt a fekvő képkockába – a mérés szerint a képkocka 68 százaléka fekete sáv –, és ezt a go2rtc-oldali forgatás nem tudja visszanyerni, mert a képpontok már nem léteznek. A megoldás a telefon oldalán van: a képernyőforgatás feloldásával az alkalmazás fekvő képet ad.</w:t>
+      </w:r>
+    </w:p>
+    <w:p>
+      <w:pPr>
+        <w:pStyle w:val="Heading3"/>
+      </w:pPr>
+      <w:r>
+        <w:t>A backend és a valós idejű kommunikáció</w:t>
+      </w:r>
+    </w:p>
+    <w:p>
+      <w:pPr/>
+      <w:r>
+        <w:t>A backend két háttérfolyamatot futtat, amelyek a rendszer valós idejű viselkedéséért felelnek; mindkettő a FastAPI indulásakor jön létre.</w:t>
+      </w:r>
+    </w:p>
+    <w:p>
+      <w:pPr/>
+      <w:r>
+        <w:t xml:space="preserve">Az első az állapotfigyelő hurok: ötmásodpercenként végigmegy a nyilvántartott kamerákon, mindegyiktől lekéri a </w:t>
+      </w:r>
+      <w:r>
+        <w:rPr>
+          <w:rFonts w:ascii="Consolas" w:hAnsi="Consolas"/>
+          <w:sz w:val="19"/>
+        </w:rPr>
         <w:t>/info.json</w:t>
       </w:r>
       <w:r>
-        <w:t xml:space="preserve"> leírót két másodperces időkorláttal, majd az eredményt a memóriabeli állapot-gyorsítótárba írja, és a teljes frissítést egyetlen üzenetben elküldi minden kapcsolódott WebSocket-kliensnek. A lekérés blokkoló HTTP-hívás, ezért végrehajtószálra kerül, hogy ne blokkolja az eseményhurkot.</w:t>
+        <w:t xml:space="preserve"> leírót két másodperces időkorláttal, az eredményt a memóriabeli állapot-cache-be írja, és a teljes frissítést egyetlen üzenetben elküldi minden kapcsolódott WebSocket-kliensnek.</w:t>
+      </w:r>
+    </w:p>
+    <w:p>
+      <w:pPr>
+        <w:keepNext/>
+      </w:pPr>
+      <w:r>
+        <w:t xml:space="preserve">Az alábbi részlet ezt a hurkot mutatja. Két sorára érdemes figyelni: a </w:t>
+      </w:r>
+      <w:r>
+        <w:rPr>
+          <w:rFonts w:ascii="Consolas" w:hAnsi="Consolas"/>
+          <w:sz w:val="19"/>
+        </w:rPr>
+        <w:t>for</w:t>
+      </w:r>
+      <w:r>
+        <w:t xml:space="preserve"> ciklusra, amely a node-okat sorosan, egymás után kérdezi le, és az utolsó sorra, ahol a </w:t>
+      </w:r>
+      <w:r>
+        <w:rPr>
+          <w:rFonts w:ascii="Consolas" w:hAnsi="Consolas"/>
+          <w:sz w:val="19"/>
+        </w:rPr>
+        <w:t>HEALTH_INTERVAL</w:t>
+      </w:r>
+      <w:r>
+        <w:t xml:space="preserve"> szerinti várakozás nem a kör elején, hanem a teljes kör lefutása után következik.</w:t>
       </w:r>
     </w:p>
     <w:p>
       <w:pPr>
         <w:pStyle w:val="Normalprogramcode"/>
+        <w:keepNext/>
       </w:pPr>
       <w:r>
         <w:rPr>
@@ -7210,6 +7034,7 @@
     <w:p>
       <w:pPr>
         <w:pStyle w:val="Normalprogramcode"/>
+        <w:keepNext/>
       </w:pPr>
       <w:r>
         <w:rPr>
@@ -7222,6 +7047,7 @@
     <w:p>
       <w:pPr>
         <w:pStyle w:val="Normalprogramcode"/>
+        <w:keepNext/>
       </w:pPr>
       <w:r>
         <w:rPr>
@@ -7234,6 +7060,7 @@
     <w:p>
       <w:pPr>
         <w:pStyle w:val="Normalprogramcode"/>
+        <w:keepNext/>
       </w:pPr>
       <w:r>
         <w:rPr>
@@ -7246,6 +7073,7 @@
     <w:p>
       <w:pPr>
         <w:pStyle w:val="Normalprogramcode"/>
+        <w:keepNext/>
       </w:pPr>
       <w:r>
         <w:rPr>
@@ -7258,6 +7086,7 @@
     <w:p>
       <w:pPr>
         <w:pStyle w:val="Normalprogramcode"/>
+        <w:keepNext/>
       </w:pPr>
       <w:r>
         <w:rPr>
@@ -7270,6 +7099,7 @@
     <w:p>
       <w:pPr>
         <w:pStyle w:val="Normalprogramcode"/>
+        <w:keepNext/>
       </w:pPr>
       <w:r>
         <w:rPr>
@@ -7282,6 +7112,7 @@
     <w:p>
       <w:pPr>
         <w:pStyle w:val="Normalprogramcode"/>
+        <w:keepNext/>
       </w:pPr>
       <w:r>
         <w:rPr>
@@ -7294,6 +7125,7 @@
     <w:p>
       <w:pPr>
         <w:pStyle w:val="Normalprogramcode"/>
+        <w:keepNext/>
       </w:pPr>
       <w:r>
         <w:rPr>
@@ -7306,6 +7138,7 @@
     <w:p>
       <w:pPr>
         <w:pStyle w:val="Normalprogramcode"/>
+        <w:keepNext/>
       </w:pPr>
       <w:r>
         <w:rPr>
@@ -7318,6 +7151,7 @@
     <w:p>
       <w:pPr>
         <w:pStyle w:val="Normalprogramcode"/>
+        <w:keepNext/>
       </w:pPr>
       <w:r>
         <w:rPr>
@@ -7330,6 +7164,7 @@
     <w:p>
       <w:pPr>
         <w:pStyle w:val="Normalprogramcode"/>
+        <w:keepNext/>
       </w:pPr>
       <w:r>
         <w:rPr>
@@ -7342,6 +7177,7 @@
     <w:p>
       <w:pPr>
         <w:pStyle w:val="Normalprogramcode"/>
+        <w:keepNext/>
       </w:pPr>
       <w:r>
         <w:rPr>
@@ -7354,6 +7190,7 @@
     <w:p>
       <w:pPr>
         <w:pStyle w:val="Normalprogramcode"/>
+        <w:keepNext/>
       </w:pPr>
       <w:r>
         <w:rPr>
@@ -7378,13 +7215,49 @@
     <w:p>
       <w:pPr/>
       <w:r>
-        <w:t>Az öt másodperces periódus kompromisszum. Rövidebb periódus gyorsabb hibafelismerést adna, de a telefonokat feleslegesen terhelné – minden lekérés ébren tartja a rádiót és fogyasztja az akkumulátort. Hosszabb periódus mellett egy kiesett node felismerése észrevehetően lassulna. A választott érték mellett egy node kiesése legkésőbb hét másodperccel az esemény után megjelenik a felületen, ami a beállított két másodperces időkorlát és az öt másodperces periódus összege.</w:t>
-      </w:r>
-    </w:p>
-    <w:p>
-      <w:pPr/>
-      <w:r>
-        <w:t>Az állapotadatok kiolvasása nem triviális leképezés. Az aktív kameraszenzor azonosítója a leíróban hol tájolási kulcsszó („front", „back"), hol pedig a szenzorlista egy elemének azonosítója („0", „1", „1:3") – a kód mindkét esetet kezeli. A tájolás pedig kifejezetten a felhasználó által beállított forgatásból származik, nem a szenzor fizikai beépítési szögéből, mert utóbbi állandó, és a megjelenítés szempontjából érdektelen.</w:t>
+        <w:t xml:space="preserve">Ez a két szerkezeti vonás együtt magyarázza a hurok mért viselkedését. Mivel a ciklus minden node válaszát – a nem válaszolóknál a </w:t>
+      </w:r>
+      <w:r>
+        <w:rPr>
+          <w:rFonts w:ascii="Consolas" w:hAnsi="Consolas"/>
+          <w:sz w:val="19"/>
+        </w:rPr>
+        <w:t>poll_status</w:t>
+      </w:r>
+      <w:r>
+        <w:t xml:space="preserve"> kétmásodperces időkorlátjának lejártát – megvárja, és az </w:t>
+      </w:r>
+      <w:r>
+        <w:rPr>
+          <w:rFonts w:ascii="Consolas" w:hAnsi="Consolas"/>
+          <w:sz w:val="19"/>
+        </w:rPr>
+        <w:t>asyncio.sleep</w:t>
+      </w:r>
+      <w:r>
+        <w:t xml:space="preserve"> csak ezután fut le, a tényleges periódus nem öt másodperc, hanem a névleges érték és a lekérdezési kör hosszának összege. A 3.6.4. szakaszban mért 7,84 másodperces periódus közvetlenül ebből következik. A </w:t>
+      </w:r>
+      <w:r>
+        <w:rPr>
+          <w:rFonts w:ascii="Consolas" w:hAnsi="Consolas"/>
+          <w:sz w:val="19"/>
+        </w:rPr>
+        <w:t>state._health_cache</w:t>
+      </w:r>
+      <w:r>
+        <w:t xml:space="preserve"> írása a küldéstől függetlenül, minden körben megtörténik: erre azért van szükség, hogy egy később csatlakozó kliens azonnal teljes állapotképet kapjon, és ne kelljen a következő körre várnia. A szórás pedig ott áll elő, hogy a kör hossza a nem válaszoló node-ok számától függ.</w:t>
+      </w:r>
+    </w:p>
+    <w:p>
+      <w:pPr/>
+      <w:r>
+        <w:t>Az öt másodperces periódus kompromisszum. Rövidebb periódus gyorsabb hibafelismerést adna, de feleslegesen terhelné a telefonokat – minden lekérés ébren tartja a rádiót és fogyasztja az akkumulátort –, hosszabb periódus mellett viszont egy kiesett node felismerése észrevehetően lassulna. A tényleges felismerési késleltetés a lekérdezési kör hosszának és az öt másodperces várakozásnak az összege; a mért periódust a 3.6.4. szakasz közli.</w:t>
+      </w:r>
+    </w:p>
+    <w:p>
+      <w:pPr/>
+      <w:r>
+        <w:t>Az állapotadatok kiolvasása nem triviális leképezés: az aktív kameraszenzor azonosítója a leíróban hol tájolási kulcsszó, hol a szenzorlista egy elemének azonosítója – a kód mindkét esetet kezeli. A tájolás pedig a felhasználó által beállított forgatásból származik, nem a szenzor fizikai beépítési szögéből.</w:t>
       </w:r>
     </w:p>
     <w:p>
@@ -7394,7 +7267,7 @@
       <w:r>
         <w:drawing>
           <wp:inline xmlns:a="http://schemas.openxmlformats.org/drawingml/2006/main" xmlns:pic="http://schemas.openxmlformats.org/drawingml/2006/picture">
-            <wp:extent cx="5577840" cy="3311843"/>
+            <wp:extent cx="5577840" cy="3311842"/>
             <wp:docPr id="6" name="Picture 6"/>
             <wp:cNvGraphicFramePr>
               <a:graphicFrameLocks noChangeAspect="1"/>
@@ -7403,11 +7276,11 @@
               <a:graphicData uri="http://schemas.openxmlformats.org/drawingml/2006/picture">
                 <pic:pic>
                   <pic:nvPicPr>
-                    <pic:cNvPr id="0" name="10-health.png"/>
+                    <pic:cNvPr id="0" name="image.png"/>
                     <pic:cNvPicPr/>
                   </pic:nvPicPr>
                   <pic:blipFill>
-                    <a:blip r:embed="rId24"/>
+                    <a:blip r:embed="rId38"/>
                     <a:stretch>
                       <a:fillRect/>
                     </a:stretch>
@@ -7415,7 +7288,7 @@
                   <pic:spPr>
                     <a:xfrm>
                       <a:off x="0" y="0"/>
-                      <a:ext cx="5577840" cy="3311843"/>
+                      <a:ext cx="5577840" cy="3311842"/>
                     </a:xfrm>
                     <a:prstGeom prst="rect"/>
                   </pic:spPr>
@@ -7431,7 +7304,7 @@
         <w:pStyle w:val="Caption"/>
       </w:pPr>
       <w:r>
-        <w:t>6. ábra: A Health nézet. Az állapotfigyelő hurok által gyűjtött adatok node-onként: elérhetőség, akkumulátorszint és Wi-Fi jelerősség. A táblázat a WebSocket-en érkező frissítésekkel valós időben változik.</w:t>
+        <w:t>6. ábra: A Health nézet. Az állapotfigyelő hurok által gyűjtött adatok node-onként: elérhetőség, akkumulátorszint és Wi-Fi jelerősség; a lekérésre nem válaszoló node OFFLINE állapottal, adatok nélkül jelenik meg. A táblázat a WebSocket-en érkező frissítésekkel valós időben változik.</w:t>
       </w:r>
     </w:p>
     <w:p>
@@ -7443,13 +7316,13 @@
     <w:p>
       <w:pPr/>
       <w:r>
-        <w:t>A második háttérfolyamat az MQTT-hurok. Egyetlen tartós kapcsolatot tart fenn a brókerrel, és két témára iratkozik fel: a Frigate objektumdetekciós eseményeire és a tűzdetektor találataira. A két eseménytípust eltérően kezeli. A Frigate eseményét egyszerűen átalakítja a felület által várt alakra, és továbbítja a WebSocket-klienseknek. A tűzeseményt ezzel szemben előbb egy különálló SQLite adatbázisba menti, az esemény mellé érkező annotált képkockát pedig a fájlrendszerre írja, és csak ezután küldi tovább – két üzenetben, egy felugró riasztásként és egy eseménylista-bejegyzésként.</w:t>
-      </w:r>
-    </w:p>
-    <w:p>
-      <w:pPr/>
-      <w:r>
-        <w:t>Indokolt megválaszolni, miért kap a tűzesemény önálló adatbázist a Frigate saját tárolója helyett. A Frigate adatbázisa a Frigate belső implementációs részlete: sémáját a fejlesztők verzióról verzióra szabadon módosíthatják, és a rendszer semmilyen dokumentált módot nem kínál külső események beszúrására. Egy közvetlen írás a Frigate adatbázisába tehát olyan függőséget hozna létre egy nem publikus szerződéstől, amely bármelyik Frigate-frissítéskor eltörhet – ráadásul kétirányú írási versenyhelyzetet teremtene egy futó folyamattal. Ehhez képest egy néhány oszlopos, önálló SQLite tábla nulla üzemeltetési költséggel jár, teljes ellenőrzést ad a séma felett, és tisztán elválasztja a rendszer saját eseményforrását az integrált NVR-étől. Az elválasztás annak is feltétele, hogy a tűzdetektor a Frigate-től függetlenül, akár annak leállása mellett is tovább működhessen.</w:t>
+        <w:t>A második háttérfolyamat az MQTT-hurok: egyetlen tartós kapcsolatot tart fenn a brókerrel, és két témára iratkozik fel, a Frigate objektumdetekciós eseményeire és a tűzdetektor találataira. A Frigate eseményét átalakítja a felület által várt alakra és továbbítja; a tűzeseményt viszont előbb SQLite adatbázisba menti, az annotált képkockát a fájlrendszerre írja, és csak ezután küldi tovább – felugró riasztásként és eseménylista-bejegyzésként.</w:t>
+      </w:r>
+    </w:p>
+    <w:p>
+      <w:pPr/>
+      <w:r>
+        <w:t>A tűzesemény önálló SQLite [33] adatbázisba kerül, nem a Frigate tárolójába. A Frigate adatbázisa belső implementációs részlet: sémáját a fejlesztők verzióról verzióra módosíthatják, és külső események beszúrására nincs dokumentált mód – egy közvetlen írás tehát nem publikus szerződéstől tenné függővé a rendszert, ráadásul írási versenyhelyzetet teremtene. A saját tábla ezzel szemben teljes ellenőrzést ad a séma felett, és feltétele annak, hogy a tűzdetektor a Frigate leállása mellett is működhessen.</w:t>
       </w:r>
     </w:p>
     <w:p>
@@ -7463,30 +7336,51 @@
     <w:p>
       <w:pPr/>
       <w:r>
-        <w:t>A feladatkiírás előírja a rendszer kiegészítését egy olyan eseményosztály felismerésével, amelyet az alapul szolgáló NVR általános célú objektumdetektora nem támogat. A választott osztály a tűz és a füst; ezek felismerése biztonsági rendszerben nyilvánvaló gyakorlati értékkel bír, ugyanakkor a Frigate alapmodelljének címkekészletében – amely a COCO adathalmaz nyolcvan mindennapi objektumosztályára épül – nem szerepel.</w:t>
-      </w:r>
-    </w:p>
-    <w:p>
-      <w:pPr/>
-      <w:r>
-        <w:t>A megoldás önálló mikroszolgáltatás, nem pedig a Frigate modelljének cseréje. Ennek oka, hogy a Frigate egyszerre egy modellt futtat: a tűzfelismerő modell betöltése az általános objektumdetekció – a személy-, jármű- és állatfelismerés – elvesztésével járna. A két feladat két külön modellt kíván, és a legegyszerűbb mód a párhuzamos futtatásukra, ha külön folyamatban élnek.</w:t>
-      </w:r>
-    </w:p>
-    <w:p>
-      <w:pPr/>
-      <w:r>
-        <w:t>A szolgáltatás működése egyszerű ciklus. A backendtől lekéri az aktuális kameralistát, majd minden kameráról mintát vesz. A mintavétel a telefon MJPEG-folyamából történik: a szolgáltatás megnyitja a folyamot, és az első teljes JPEG-képkockát olvassa ki belőle a JPEG-formátum kezdő- és zárójelzőinek megkeresésével, majd a kapcsolatot azonnal bontja. Erre azért van szükség, mert az alkalmazás nem kínál külön pillanatkép-végpontot.</w:t>
-      </w:r>
-    </w:p>
-    <w:p>
-      <w:pPr/>
-      <w:r>
-        <w:t>A kivágott képkockán YOLO-modell fut. A modell egy nyilvánosan elérhető, tűz és füst osztályokra betanított súlykészlet [10], amely három osztályt ismer: tűz, füst és egyéb. A szolgáltatás csak az első kettőt veszi figyelembe, és csak akkor publikál, ha a modell magabiztossága eléri az ötven százalékos küszöböt.</w:t>
+        <w:t>A feladatkiírás előírja a rendszer kiegészítését egy olyan eseményosztály felismerésével, amelyet az alapul szolgáló NVR általános detektora nem támogat. A választott osztály a tűz és a füst: felismerésük biztonsági rendszerben nyilvánvaló értékkel bír, a Frigate alapmodelljének COCO-címkekészletében [19] viszont nem szerepel.</w:t>
+      </w:r>
+    </w:p>
+    <w:p>
+      <w:pPr/>
+      <w:r>
+        <w:t>A megoldás önálló mikroszolgáltatás, nem a Frigate modelljének cseréje: a Frigate egyszerre egy modellt futtat, tehát a tűzfelismerő betöltése az általános objektumdetekció elvesztésével járna. A két feladat két modellt kíván, párhuzamos futtatásukra pedig a külön folyamat a legegyszerűbb mód.</w:t>
+      </w:r>
+    </w:p>
+    <w:p>
+      <w:pPr/>
+      <w:r>
+        <w:t>A szolgáltatás működése egyszerű ciklus: a backendtől lekéri az aktuális kameralistát, majd minden kameráról mintát vesz. A mintavétel a telefon MJPEG-folyamából történik – a szolgáltatás megnyitja a folyamot, az első teljes JPEG-képkockát a formátum kezdő- és zárójelzői alapján olvassa ki, majd azonnal bont –, mert az alkalmazás nem kínál külön pillanatkép-végpontot.</w:t>
+      </w:r>
+    </w:p>
+    <w:p>
+      <w:pPr/>
+      <w:r>
+        <w:t>A kivágott képkockán YOLO-modell fut. A modell egy nyilvánosan elérhető, tűz és füst osztályokra betanított súlykészlet [10], amely három osztályt ismer: tűz, füst és egyéb. A szolgáltatás csak az első kettőt veszi figyelembe, és csak akkor publikál, ha a modell konfidenciája eléri a nyolcvan százalékos küszöböt.</w:t>
+      </w:r>
+    </w:p>
+    <w:p>
+      <w:pPr/>
+      <w:r>
+        <w:t>Az inferencia a szerver grafikus processzorán fut, ugyanazon az eszközön, amelyet a Frigate detektora is használ. A két modell érdemben nem versenyez: a tűzdetektor kameránként öt másodpercenként egyetlen képkockát dolgoz fel, tehát a GPU-t rövid, ritka lökésekben terheli. Ára a konténer mérete, amely a CUDA runtime miatt mintegy két gigabájtról hatra nő.</w:t>
+      </w:r>
+    </w:p>
+    <w:p>
+      <w:pPr/>
+      <w:r>
+        <w:t>A nyolcvan százalékos küszöb mérési tapasztalat eredménye, nem alapértelmezés: a kezdeti, ötven százalékos küszöb mellett a rendszer éjszaka gyakorlatilag használhatatlan volt. A küszöb hangolását és az azt megalapozó adatokat a 3.6.7. szakasz tárgyalja.</w:t>
+      </w:r>
+    </w:p>
+    <w:p>
+      <w:pPr>
+        <w:keepNext/>
+      </w:pPr>
+      <w:r>
+        <w:t>Az alábbi részlet a szolgáltatás döntési pontját mutatja: azt a néhány sort, amely az inferencia nyers kimenetéből eldönti, mi minősül továbbadandó eseménynek.</w:t>
       </w:r>
     </w:p>
     <w:p>
       <w:pPr>
         <w:pStyle w:val="Normalprogramcode"/>
+        <w:keepNext/>
       </w:pPr>
       <w:r>
         <w:rPr>
@@ -7499,6 +7393,7 @@
     <w:p>
       <w:pPr>
         <w:pStyle w:val="Normalprogramcode"/>
+        <w:keepNext/>
       </w:pPr>
       <w:r>
         <w:rPr>
@@ -7511,6 +7406,7 @@
     <w:p>
       <w:pPr>
         <w:pStyle w:val="Normalprogramcode"/>
+        <w:keepNext/>
       </w:pPr>
       <w:r>
         <w:rPr>
@@ -7523,6 +7419,7 @@
     <w:p>
       <w:pPr>
         <w:pStyle w:val="Normalprogramcode"/>
+        <w:keepNext/>
       </w:pPr>
       <w:r>
         <w:rPr>
@@ -7535,6 +7432,7 @@
     <w:p>
       <w:pPr>
         <w:pStyle w:val="Normalprogramcode"/>
+        <w:keepNext/>
       </w:pPr>
       <w:r>
         <w:rPr>
@@ -7547,6 +7445,7 @@
     <w:p>
       <w:pPr>
         <w:pStyle w:val="Normalprogramcode"/>
+        <w:keepNext/>
       </w:pPr>
       <w:r>
         <w:rPr>
@@ -7559,6 +7458,7 @@
     <w:p>
       <w:pPr>
         <w:pStyle w:val="Normalprogramcode"/>
+        <w:keepNext/>
       </w:pPr>
       <w:r>
         <w:rPr>
@@ -7571,6 +7471,7 @@
     <w:p>
       <w:pPr>
         <w:pStyle w:val="Normalprogramcode"/>
+        <w:keepNext/>
       </w:pPr>
       <w:r>
         <w:rPr>
@@ -7583,6 +7484,7 @@
     <w:p>
       <w:pPr>
         <w:pStyle w:val="Normalprogramcode"/>
+        <w:keepNext/>
       </w:pPr>
       <w:r>
         <w:rPr>
@@ -7595,6 +7497,7 @@
     <w:p>
       <w:pPr>
         <w:pStyle w:val="Normalprogramcode"/>
+        <w:keepNext/>
       </w:pPr>
       <w:r>
         <w:rPr>
@@ -7619,7 +7522,33 @@
     <w:p>
       <w:pPr/>
       <w:r>
-        <w:t>A találat mellé a szolgáltatás annotált – határolókeretekkel és magabiztossági értékkel ellátott – képkockát is generál, azt legfeljebb 1280 pixel szélességre kicsinyíti, JPEG-be kódolja, és base64 formában az üzenet részeként küldi. Így az eseményhez tartozó vizuális bizonyíték már a felület első megjelenítésekor rendelkezésre áll, külön lekérés nélkül.</w:t>
+        <w:t>A szűrés két lépcsős, és a lépcsők sorrendje nem közömbös. Előbb a konfidencia rostál (</w:t>
+      </w:r>
+      <w:r>
+        <w:rPr>
+          <w:rFonts w:ascii="Consolas" w:hAnsi="Consolas"/>
+          <w:sz w:val="19"/>
+        </w:rPr>
+        <w:t>conf &gt;= CONFIDENCE</w:t>
+      </w:r>
+      <w:r>
+        <w:t xml:space="preserve">), és csak az ezen átjutó találatoknál vizsgálja a kód a címkét; ez a </w:t>
+      </w:r>
+      <w:r>
+        <w:rPr>
+          <w:rFonts w:ascii="Consolas" w:hAnsi="Consolas"/>
+          <w:sz w:val="19"/>
+        </w:rPr>
+        <w:t>CONFIDENCE</w:t>
+      </w:r>
+      <w:r>
+        <w:t xml:space="preserve"> konstans az a paraméter, amelyet a 3.6.7. szakasz mérése alapján emeltem ötven százalékról nyolcvanra. A címkeszűrésre azért van szükség, mert a modell harmadik, „egyéb” osztálya a rendszer szempontjából nem esemény – enélkül gyakorlatilag minden feldolgozott képkocka riasztást generálna. A publikálás maga egyetlen MQTT-üzenet a kameránként külön témára: a szolgáltatás nem hívja a backendet, nem ír a közös adatbázisba és a felület létezéséről sem tud. A bróker az egyetlen csatolási pontja a rendszer többi része felé, és ez teszi lehetővé, hogy a Frigate leállása mellett is működjön.</w:t>
+      </w:r>
+    </w:p>
+    <w:p>
+      <w:pPr/>
+      <w:r>
+        <w:t>A találat mellé a szolgáltatás annotált – bounding boxokkal és konfidenciaértékkel ellátott – képkockát is generál, legfeljebb 1280 pixel szélességre kicsinyítve, base64 formában az üzenet részeként. Így a vizuális bizonyíték már a felület első megjelenítésekor rendelkezésre áll, külön lekérés nélkül.</w:t>
       </w:r>
     </w:p>
     <w:p>
@@ -7638,11 +7567,11 @@
               <a:graphicData uri="http://schemas.openxmlformats.org/drawingml/2006/picture">
                 <pic:pic>
                   <pic:nvPicPr>
-                    <pic:cNvPr id="0" name="09-fire-event-detail.png"/>
+                    <pic:cNvPr id="0" name="image.jpg"/>
                     <pic:cNvPicPr/>
                   </pic:nvPicPr>
                   <pic:blipFill>
-                    <a:blip r:embed="rId25"/>
+                    <a:blip r:embed="rId39"/>
                     <a:stretch>
                       <a:fillRect/>
                     </a:stretch>
@@ -7666,25 +7595,19 @@
         <w:pStyle w:val="Caption"/>
       </w:pPr>
       <w:r>
-        <w:t>7. ábra: Valós tűzdetekció eseményrészletei. A tűzdetekciós szolgáltatás 85 százalékos magabiztossággal azonosította a lángot; a képen a modell által rajzolt határolókeret és a hozzá tartozó pontszám látható.</w:t>
-      </w:r>
-    </w:p>
-    <w:p>
-      <w:pPr/>
-      <w:r>
-        <w:t>A 7. ábra egy valós, éles környezetben rögzített tűzdetekciót mutat. A találat annotált képkockája a modell által rajzolt határolókeretet és a pontszámot is tartalmazza, így az esemény utólagos ellenőrzése nem igényel külön eszközt.</w:t>
-      </w:r>
-    </w:p>
-    <w:p>
-      <w:pPr/>
-      <w:r>
-        <w:t>Licencjogi szempontból lényeges, hogy az inferenciát végző Ultralytics keretrendszer AGPL-3.0 licenc alatt áll. Ez a jelen, oktatási célú és nem terjesztett rendszer esetében nem jelent akadályt, kereskedelmi felhasználás esetén azonban vagy licencvásárlást, vagy a keretrendszer cseréjét igényelné – például a betanított súlyok ONNX formátumba exportálásával és ONNX Runtime alatti futtatásával, ami a modellt magát nem érinti.</w:t>
-      </w:r>
-    </w:p>
-    <w:p>
-      <w:pPr/>
-      <w:r>
-        <w:t>A gyakorlati tapasztalat vegyes: a modell nappali fényviszonyok mellett valódi lángra és sűrű füstre magas magabiztossággal reagál, éjszakai, erősen zajos képeken viszont hajlamos téves füstdetekcióra. A jelenséget és annak okát a 3.6.7. szakasz tárgyalja.</w:t>
+        <w:t>7. ábra: Valós tűzdetekció eseményrészletei. A tűzdetekciós szolgáltatás 86 százalékos konfidenciával azonosította a lángot; a képen a modell által rajzolt bounding box és a hozzá tartozó pontszám látható.</w:t>
+      </w:r>
+    </w:p>
+    <w:p>
+      <w:pPr/>
+      <w:r>
+        <w:t>A 7. ábra egy valós, éles környezetben rögzített tűzdetekciót mutat. A találat annotált képkockája a modell által rajzolt bounding boxot és a pontszámot is tartalmazza, így az esemény utólagos ellenőrzése nem igényel külön eszközt.</w:t>
+      </w:r>
+    </w:p>
+    <w:p>
+      <w:pPr/>
+      <w:r>
+        <w:t>Licencjogi szempontból lényeges, hogy az inferenciát végző Ultralytics keretrendszer [6] AGPL-3.0 licenc alatt áll. Oktatási célú, nem terjesztett rendszernél ez nem akadály; kereskedelmi felhasználás licencvásárlást vagy a keretrendszer cseréjét igényelné – például a súlyok ONNX formátumba exportálásával, ami magát a modellt nem érinti.</w:t>
       </w:r>
     </w:p>
     <w:p>
@@ -7698,79 +7621,19 @@
     <w:p>
       <w:pPr/>
       <w:r>
-        <w:t>A kezelőfelület React és TypeScript alapú, Vite eszközlánccal épített egyoldalas alkalmazás; a megjelenítést Tailwind CSS és shadcn/ui komponensek adják. Az alkalmazás nem használ útvonalválasztó könyvtárat: az aktív nézetet egyetlen állapotváltozó tárolja. Ez tudatos egyszerűsítés – a dashboard helyi adminisztrációs felület, amelyhez nem tartozik megosztható hivatkozás, tehát az útvonalválasztás mind a csomagméretet, mind a kód összetettségét fölöslegesen növelné.</w:t>
-      </w:r>
-    </w:p>
-    <w:p>
-      <w:pPr/>
-      <w:r>
-        <w:t>A valós idejű frissítést egyetlen, központi kapcsolatkezelő biztosít. Ez tartja fenn a WebSocket-kapcsolatot, és a beérkező üzeneteket típus szerint osztja szét: az állapotüzenetek a kamerakártyák és a Health nézet adatait frissítik, az eseményüzenetek az eseményfolyamba kerülnek, a riasztások pedig felugró értesítésként jelennek meg. A kapcsolat bontását a hook automatikusan kezeli: öt másodperc múlva újracsatlakozik, kivéve ha a bontást maga a komponens életciklusa okozta.</w:t>
-      </w:r>
-    </w:p>
-    <w:p>
-      <w:pPr>
-        <w:pStyle w:val="Normalprogramcode"/>
-      </w:pPr>
-      <w:r>
-        <w:rPr>
-          <w:rFonts w:ascii="Consolas" w:hAnsi="Consolas"/>
-          <w:sz w:val="18"/>
-        </w:rPr>
-        <w:t>socket.onclose = () =&gt; {</w:t>
-      </w:r>
-    </w:p>
-    <w:p>
-      <w:pPr>
-        <w:pStyle w:val="Normalprogramcode"/>
-      </w:pPr>
-      <w:r>
-        <w:rPr>
-          <w:rFonts w:ascii="Consolas" w:hAnsi="Consolas"/>
-          <w:sz w:val="18"/>
-        </w:rPr>
-        <w:t xml:space="preserve">  if (closedByCleanup) return</w:t>
-      </w:r>
-    </w:p>
-    <w:p>
-      <w:pPr>
-        <w:pStyle w:val="Normalprogramcode"/>
-      </w:pPr>
-      <w:r>
-        <w:rPr>
-          <w:rFonts w:ascii="Consolas" w:hAnsi="Consolas"/>
-          <w:sz w:val="18"/>
-        </w:rPr>
-        <w:t xml:space="preserve">  setStatus('reconnecting')</w:t>
-      </w:r>
-    </w:p>
-    <w:p>
-      <w:pPr>
-        <w:pStyle w:val="Normalprogramcode"/>
-      </w:pPr>
-      <w:r>
-        <w:rPr>
-          <w:rFonts w:ascii="Consolas" w:hAnsi="Consolas"/>
-          <w:sz w:val="18"/>
-        </w:rPr>
-        <w:t xml:space="preserve">  reconnectTimer = window.setTimeout(connect, 5000)</w:t>
-      </w:r>
-    </w:p>
-    <w:p>
-      <w:pPr>
-        <w:pStyle w:val="Normalprogramcode"/>
-      </w:pPr>
-      <w:r>
-        <w:rPr>
-          <w:rFonts w:ascii="Consolas" w:hAnsi="Consolas"/>
-          <w:sz w:val="18"/>
-        </w:rPr>
-        <w:t>}</w:t>
-      </w:r>
-    </w:p>
-    <w:p>
-      <w:pPr/>
-      <w:r>
-        <w:t>Az események két helyen érhetők el. Az élő eseményfolyam a kamerarács mellé nyitható oldalpanel, amely a most érkező detektálásokat mutatja. A történeti eseménybrowser ezzel szemben a Frigate eseményadatbázisát kérdezi le a backend proxyján keresztül, kamerára, objektumtípusra és darabszámra szűrhetően.</w:t>
+        <w:t>A kezelőfelület React és TypeScript alapú, Vite eszközlánccal épített egyoldalas alkalmazás; a megjelenítést Tailwind CSS és shadcn/ui komponensek adják. Útvonalválasztó könyvtárat nem használ – az aktív nézetet egyetlen állapotváltozó tárolja –, mert a dashboard helyi adminisztrációs felület, amelyhez nem tartozik megosztható hivatkozás.</w:t>
+      </w:r>
+    </w:p>
+    <w:p>
+      <w:pPr/>
+      <w:r>
+        <w:t>A valós idejű frissítést egyetlen, központi kapcsolatkezelő biztosítja: ez tartja fenn a WebSocket-kapcsolatot, és a beérkező üzeneteket típus szerint osztja szét – az állapotüzenetek a kamerakártyákat és a Health nézetet frissítik, az eseményüzenetek az eseményfolyamba kerülnek, a riasztások felugró értesítésként jelennek meg. A kapcsolat bontását a hook automatikusan kezeli: öt másodperc múlva újracsatlakozik.</w:t>
+      </w:r>
+    </w:p>
+    <w:p>
+      <w:pPr/>
+      <w:r>
+        <w:t>Az események két helyen érhetők el: az élő eseményfolyam a kamerarács mellé nyitható oldalpanelen, a történeti böngésző pedig a Frigate eseményadatbázisát kérdezi le a backend proxyján keresztül, kamerára, objektumtípusra és darabszámra szűrhetően.</w:t>
       </w:r>
     </w:p>
     <w:p>
@@ -7780,7 +7643,7 @@
       <w:r>
         <w:drawing>
           <wp:inline xmlns:a="http://schemas.openxmlformats.org/drawingml/2006/main" xmlns:pic="http://schemas.openxmlformats.org/drawingml/2006/picture">
-            <wp:extent cx="5760720" cy="3420427"/>
+            <wp:extent cx="5760720" cy="3420428"/>
             <wp:docPr id="8" name="Picture 8"/>
             <wp:cNvGraphicFramePr>
               <a:graphicFrameLocks noChangeAspect="1"/>
@@ -7789,11 +7652,11 @@
               <a:graphicData uri="http://schemas.openxmlformats.org/drawingml/2006/picture">
                 <pic:pic>
                   <pic:nvPicPr>
-                    <pic:cNvPr id="0" name="08-events.png"/>
+                    <pic:cNvPr id="0" name="image.jpg"/>
                     <pic:cNvPicPr/>
                   </pic:nvPicPr>
                   <pic:blipFill>
-                    <a:blip r:embed="rId26"/>
+                    <a:blip r:embed="rId40"/>
                     <a:stretch>
                       <a:fillRect/>
                     </a:stretch>
@@ -7801,7 +7664,7 @@
                   <pic:spPr>
                     <a:xfrm>
                       <a:off x="0" y="0"/>
-                      <a:ext cx="5760720" cy="3420427"/>
+                      <a:ext cx="5760720" cy="3420428"/>
                     </a:xfrm>
                     <a:prstGeom prst="rect"/>
                   </pic:spPr>
@@ -7817,19 +7680,19 @@
         <w:pStyle w:val="Caption"/>
       </w:pPr>
       <w:r>
-        <w:t>8. ábra: Az események böngészője. A találatok között a Frigate objektumdetekciói (person) és a tűzdetekciós mikroszolgáltatás találatai (smoke, fire) egységes listában jelennek meg, kamerára és objektumtípusra szűrhetően.</w:t>
-      </w:r>
-    </w:p>
-    <w:p>
-      <w:pPr/>
-      <w:r>
-        <w:t>A 8. ábra jól szemlélteti a két eseményforrás egyesítését: a Frigate személydetektálásai és a saját tűzdetektor füst- és tűztalálatai ugyanabban a listában, azonos szerkezettel jelennek meg, holott két, egymást nem ismerő komponenstől származnak. A felhasználó számára a forrás különbsége nem látszik – ezt teszi lehetővé az MQTT-alapú szétcsatolás.</w:t>
-      </w:r>
-    </w:p>
-    <w:p>
-      <w:pPr/>
-      <w:r>
-        <w:t>A felvételek külön nézetben böngészhetők, kamerára és időtartományra szűrve (9. ábra); a lejátszás és a letöltés is a backend proxyján halad, tehát a böngésző soha nem lép közvetlen kapcsolatba a Frigate-tel.</w:t>
+        <w:t>8. ábra: Az események böngészője. A találatok között a Frigate objektumdetekciói (person, car) és a tűzdetekciós mikroszolgáltatás találatai (fire) egységes listában jelennek meg, kamerára és objektumtípusra szűrhetően; a tűztalálatok mellett a modell pontszáma is megjelenik.</w:t>
+      </w:r>
+    </w:p>
+    <w:p>
+      <w:pPr/>
+      <w:r>
+        <w:t>A 8. ábra a két eseményforrás egyesítését szemlélteti: a Frigate objektumdetektálásai és a saját tűzdetektor találatai ugyanabban a listában, azonos szerkezettel jelennek meg, holott két, egymást nem ismerő komponenstől származnak. A felhasználó számára a forrás különbsége nem látszik – ezt teszi lehetővé az MQTT-alapú szétcsatolás.</w:t>
+      </w:r>
+    </w:p>
+    <w:p>
+      <w:pPr/>
+      <w:r>
+        <w:t>Ugyanezek a detektálások a beérkezés pillanatában, a kamerarács mellé nyitható oldalpanelen is megjelennek (9. ábra). A panel nem lekérdezésből dolgozik: a bejegyzések a WebSocket-kapcsolaton érkeznek, tehát a felhasználó akkor is látja az eseményt, amikor éppen az élőképet nézi.</w:t>
       </w:r>
     </w:p>
     <w:p>
@@ -7839,7 +7702,7 @@
       <w:r>
         <w:drawing>
           <wp:inline xmlns:a="http://schemas.openxmlformats.org/drawingml/2006/main" xmlns:pic="http://schemas.openxmlformats.org/drawingml/2006/picture">
-            <wp:extent cx="5760720" cy="3420427"/>
+            <wp:extent cx="5577840" cy="3311842"/>
             <wp:docPr id="9" name="Picture 9"/>
             <wp:cNvGraphicFramePr>
               <a:graphicFrameLocks noChangeAspect="1"/>
@@ -7848,11 +7711,11 @@
               <a:graphicData uri="http://schemas.openxmlformats.org/drawingml/2006/picture">
                 <pic:pic>
                   <pic:nvPicPr>
-                    <pic:cNvPr id="0" name="13-recordings.png"/>
+                    <pic:cNvPr id="0" name="image.jpg"/>
                     <pic:cNvPicPr/>
                   </pic:nvPicPr>
                   <pic:blipFill>
-                    <a:blip r:embed="rId27"/>
+                    <a:blip r:embed="rId41"/>
                     <a:stretch>
                       <a:fillRect/>
                     </a:stretch>
@@ -7860,7 +7723,7 @@
                   <pic:spPr>
                     <a:xfrm>
                       <a:off x="0" y="0"/>
-                      <a:ext cx="5760720" cy="3420427"/>
+                      <a:ext cx="5577840" cy="3311842"/>
                     </a:xfrm>
                     <a:prstGeom prst="rect"/>
                   </pic:spPr>
@@ -7876,13 +7739,13 @@
         <w:pStyle w:val="Caption"/>
       </w:pPr>
       <w:r>
-        <w:t>9. ábra: A felvételek böngészője. A klipek kameránként és időtartományonként szűrhetők, közvetlenül lejátszhatók és letölthetők.</w:t>
-      </w:r>
-    </w:p>
-    <w:p>
-      <w:pPr/>
-      <w:r>
-        <w:t>A kamerabeállítások nézet (10. ábra) a kiválasztott node paramétereit módosítja: a megjelenített nevet, a tájolást, a felbontást, a képsebességet, a képtükrözést és az aktív kameraszenzort. A beállítások egy része a telefonra megy – egyetlen, több paramétert tartalmazó kérésben –, a tájolás viszont a Frigate konfigurációjába kerül, a 3.5.4. szakaszban leírt okból.</w:t>
+        <w:t>9. ábra: Az élő eseményfolyam a kamerarács mellett. A panel a WebSocket-en érkező detektálásokat mutatja a beérkezés sorrendjében, kamerával, objektumtípussal és a detektor pontszámával.</w:t>
+      </w:r>
+    </w:p>
+    <w:p>
+      <w:pPr/>
+      <w:r>
+        <w:t>A felvételek külön nézetben böngészhetők, kamerára és időtartományra szűrve (10. ábra); a lejátszás és a letöltés is a backend proxyján halad, tehát a böngésző soha nem lép közvetlen kapcsolatba a Frigate-tel.</w:t>
       </w:r>
     </w:p>
     <w:p>
@@ -7892,7 +7755,7 @@
       <w:r>
         <w:drawing>
           <wp:inline xmlns:a="http://schemas.openxmlformats.org/drawingml/2006/main" xmlns:pic="http://schemas.openxmlformats.org/drawingml/2006/picture">
-            <wp:extent cx="5577840" cy="3311843"/>
+            <wp:extent cx="5760720" cy="3420428"/>
             <wp:docPr id="10" name="Picture 10"/>
             <wp:cNvGraphicFramePr>
               <a:graphicFrameLocks noChangeAspect="1"/>
@@ -7901,11 +7764,11 @@
               <a:graphicData uri="http://schemas.openxmlformats.org/drawingml/2006/picture">
                 <pic:pic>
                   <pic:nvPicPr>
-                    <pic:cNvPr id="0" name="12-cam-settings.png"/>
+                    <pic:cNvPr id="0" name="image.png"/>
                     <pic:cNvPicPr/>
                   </pic:nvPicPr>
                   <pic:blipFill>
-                    <a:blip r:embed="rId28"/>
+                    <a:blip r:embed="rId42"/>
                     <a:stretch>
                       <a:fillRect/>
                     </a:stretch>
@@ -7913,7 +7776,7 @@
                   <pic:spPr>
                     <a:xfrm>
                       <a:off x="0" y="0"/>
-                      <a:ext cx="5577840" cy="3311843"/>
+                      <a:ext cx="5760720" cy="3420428"/>
                     </a:xfrm>
                     <a:prstGeom prst="rect"/>
                   </pic:spPr>
@@ -7929,13 +7792,13 @@
         <w:pStyle w:val="Caption"/>
       </w:pPr>
       <w:r>
-        <w:t>10. ábra: Kamerabeállítások. A bal oldali listából kiválasztott node paraméterei élőben módosíthatók; a „Danger zone" szekció a node eltávolítását teszi lehetővé, a hozzá tartozó felvételek megtartása mellett.</w:t>
-      </w:r>
-    </w:p>
-    <w:p>
-      <w:pPr/>
-      <w:r>
-        <w:t>A rendszerbeállítások nézet (11. ábra) a Frigate globális konfigurációjának azon részeit teszi elérhetővé, amelyek a mindennapi üzemeltetés során valóban változhatnak: a dekóder gyorsítási módját, az RTSP-átvitel protokollját, a detekciós képsebességet és felbontást, a követett objektumtípusokat, valamint a felvételek megőrzési idejét. A mentés a konfigurációs állományt írja, majd újraindítja a Frigate konténert – a felület erre külön figyelmeztet is, mert az újraindítás alatt az élő folyamok néhány másodpercre megszakadnak.</w:t>
+        <w:t>10. ábra: A felvételek böngészője. A klipek kameránként és időtartományonként szűrhetők, közvetlenül lejátszhatók és letölthetők.</w:t>
+      </w:r>
+    </w:p>
+    <w:p>
+      <w:pPr/>
+      <w:r>
+        <w:t>A kamerabeállítások nézet (11. ábra) a kiválasztott node paramétereit módosítja: a megjelenített nevet, a tájolást, a felbontást, a képsebességet, a képtükrözést és az aktív kameraszenzort. A beállítások egy része a telefonra megy, egyetlen kérésben; a tájolás viszont a Frigate konfigurációjába kerül, a 3.5.4. szakaszban leírt okból.</w:t>
       </w:r>
     </w:p>
     <w:p>
@@ -7945,7 +7808,7 @@
       <w:r>
         <w:drawing>
           <wp:inline xmlns:a="http://schemas.openxmlformats.org/drawingml/2006/main" xmlns:pic="http://schemas.openxmlformats.org/drawingml/2006/picture">
-            <wp:extent cx="5760720" cy="3420427"/>
+            <wp:extent cx="5577840" cy="3311842"/>
             <wp:docPr id="11" name="Picture 11"/>
             <wp:cNvGraphicFramePr>
               <a:graphicFrameLocks noChangeAspect="1"/>
@@ -7954,11 +7817,11 @@
               <a:graphicData uri="http://schemas.openxmlformats.org/drawingml/2006/picture">
                 <pic:pic>
                   <pic:nvPicPr>
-                    <pic:cNvPr id="0" name="16-settings.png"/>
+                    <pic:cNvPr id="0" name="image.png"/>
                     <pic:cNvPicPr/>
                   </pic:nvPicPr>
                   <pic:blipFill>
-                    <a:blip r:embed="rId29"/>
+                    <a:blip r:embed="rId43"/>
                     <a:stretch>
                       <a:fillRect/>
                     </a:stretch>
@@ -7966,7 +7829,7 @@
                   <pic:spPr>
                     <a:xfrm>
                       <a:off x="0" y="0"/>
-                      <a:ext cx="5760720" cy="3420427"/>
+                      <a:ext cx="5577840" cy="3311842"/>
                     </a:xfrm>
                     <a:prstGeom prst="rect"/>
                   </pic:spPr>
@@ -7982,13 +7845,13 @@
         <w:pStyle w:val="Caption"/>
       </w:pPr>
       <w:r>
-        <w:t>11. ábra: Rendszerbeállítások. A felület a Frigate konfigurációjának üzemeltetés közben ténylegesen változó részeit teszi elérhetővé; a mentés a konfigurációs állomány írása után újraindítja a Frigate konténert.</w:t>
-      </w:r>
-    </w:p>
-    <w:p>
-      <w:pPr/>
-      <w:r>
-        <w:t>Az arcfelismerés kezelőfelülete (12. ábra) nem önálló SwarmCam-komponens, hanem a Frigate beépített képességének proxyzott felülete. Ez tudatos döntés: a Frigate az arcfelismerést ugyanabba a detekciós csővezetékbe illeszti, amelybe az objektumdetekció is, és a felismert arcokat közvetlenül az eseményekhez rendeli. Egy külön arcfelismerő szolgáltatás ezt az összekapcsolást elvesztené.</w:t>
+        <w:t>11. ábra: Kamerabeállítások. A bal oldali listából kiválasztott node paraméterei élőben módosíthatók; a „Danger zone" szekció a node eltávolítását teszi lehetővé, a hozzá tartozó felvételek megtartása mellett.</w:t>
+      </w:r>
+    </w:p>
+    <w:p>
+      <w:pPr/>
+      <w:r>
+        <w:t>A rendszerbeállítások nézet (12. ábra) a Frigate globális konfigurációjának azon részeit teszi elérhetővé, amelyek az üzemeltetés során valóban változnak: a dekóder gyorsítási módját, az RTSP-átvitel protokollját, a detekciós képsebességet és felbontást, a követett objektumtípusokat és a felvételek megőrzési idejét. A mentés a konfigurációs fájlt írja, majd újraindítja a Frigate konténert – erre a felület külön figyelmeztet, mert az újraindítás alatt az élő folyamok megszakadnak.</w:t>
       </w:r>
     </w:p>
     <w:p>
@@ -7998,7 +7861,7 @@
       <w:r>
         <w:drawing>
           <wp:inline xmlns:a="http://schemas.openxmlformats.org/drawingml/2006/main" xmlns:pic="http://schemas.openxmlformats.org/drawingml/2006/picture">
-            <wp:extent cx="5577840" cy="3311843"/>
+            <wp:extent cx="5760720" cy="3420428"/>
             <wp:docPr id="12" name="Picture 12"/>
             <wp:cNvGraphicFramePr>
               <a:graphicFrameLocks noChangeAspect="1"/>
@@ -8007,11 +7870,11 @@
               <a:graphicData uri="http://schemas.openxmlformats.org/drawingml/2006/picture">
                 <pic:pic>
                   <pic:nvPicPr>
-                    <pic:cNvPr id="0" name="14-faces.png"/>
+                    <pic:cNvPr id="0" name="image.png"/>
                     <pic:cNvPicPr/>
                   </pic:nvPicPr>
                   <pic:blipFill>
-                    <a:blip r:embed="rId30"/>
+                    <a:blip r:embed="rId44"/>
                     <a:stretch>
                       <a:fillRect/>
                     </a:stretch>
@@ -8019,7 +7882,7 @@
                   <pic:spPr>
                     <a:xfrm>
                       <a:off x="0" y="0"/>
-                      <a:ext cx="5577840" cy="3311843"/>
+                      <a:ext cx="5760720" cy="3420428"/>
                     </a:xfrm>
                     <a:prstGeom prst="rect"/>
                   </pic:spPr>
@@ -8035,13 +7898,13 @@
         <w:pStyle w:val="Caption"/>
       </w:pPr>
       <w:r>
-        <w:t>12. ábra: Új arc regisztrálása. A felület a Frigate arcfelismerő API-jának proxyzásán keresztül működik; a megbízható felismeréshez a Frigate 5–15 kivágott arcképet igényel.</w:t>
-      </w:r>
-    </w:p>
-    <w:p>
-      <w:pPr/>
-      <w:r>
-        <w:t>A felhasználókezelés (13. ábra) hasonló elven működik: a Frigate saját felhasználói adatbázisát kezeli a backend proxyján keresztül. A rendszernek így nincs önálló felhasználónyilvántartása, tehát nincs két, egymástól elcsúszható jogosultsági modell sem.</w:t>
+        <w:t>12. ábra: Rendszerbeállítások. A felület a Frigate konfigurációjának üzemeltetés közben ténylegesen változó részeit teszi elérhetővé; a mentés a konfigurációs fájl írása után újraindítja a Frigate konténert.</w:t>
+      </w:r>
+    </w:p>
+    <w:p>
+      <w:pPr/>
+      <w:r>
+        <w:t>A felhasználókezelés (13. ábra) szintén proxyzott felület: a Frigate saját felhasználói adatbázisát kezeli, így a rendszernek nincs önálló felhasználónyilvántartása és nincs két, egymástól elcsúszható jogosultsági modell sem.</w:t>
       </w:r>
     </w:p>
     <w:p>
@@ -8051,7 +7914,7 @@
       <w:r>
         <w:drawing>
           <wp:inline xmlns:a="http://schemas.openxmlformats.org/drawingml/2006/main" xmlns:pic="http://schemas.openxmlformats.org/drawingml/2006/picture">
-            <wp:extent cx="5577840" cy="3311843"/>
+            <wp:extent cx="5577840" cy="3311842"/>
             <wp:docPr id="13" name="Picture 13"/>
             <wp:cNvGraphicFramePr>
               <a:graphicFrameLocks noChangeAspect="1"/>
@@ -8060,11 +7923,11 @@
               <a:graphicData uri="http://schemas.openxmlformats.org/drawingml/2006/picture">
                 <pic:pic>
                   <pic:nvPicPr>
-                    <pic:cNvPr id="0" name="15-users.png"/>
+                    <pic:cNvPr id="0" name="image.png"/>
                     <pic:cNvPicPr/>
                   </pic:nvPicPr>
                   <pic:blipFill>
-                    <a:blip r:embed="rId31"/>
+                    <a:blip r:embed="rId45"/>
                     <a:stretch>
                       <a:fillRect/>
                     </a:stretch>
@@ -8072,7 +7935,7 @@
                   <pic:spPr>
                     <a:xfrm>
                       <a:off x="0" y="0"/>
-                      <a:ext cx="5577840" cy="3311843"/>
+                      <a:ext cx="5577840" cy="3311842"/>
                     </a:xfrm>
                     <a:prstGeom prst="rect"/>
                   </pic:spPr>
@@ -8102,13 +7965,13 @@
     <w:p>
       <w:pPr/>
       <w:r>
-        <w:t>A felület reszponzív: a megjelenítés a rendelkezésre álló szélesség alapján két, egymástól határozottan eltérő elrendezés között vált. Ez nem csupán a rács oszlopszámának változtatása, hanem külön navigációs modell.</w:t>
-      </w:r>
-    </w:p>
-    <w:p>
-      <w:pPr/>
-      <w:r>
-        <w:t>Asztali szélességen az oldalsáv állandóan látható, a nézetek között egy kattintással lehet váltani, és a fejlécben elfér a kamerarács elrendezésválasztója, az eseménypanel kapcsolója és a felhasználói menü. Mobil szélességen az oldalsáv eltűnik: helyette rögzített fejléc és alsó fülsáv jelenik meg, amely a hat leggyakrabban használt nézetet hüvelykujjal elérhető távolságban tartja; a többi nézet egy alulról felcsúszó lapon érhető el. A kamerarács elrendezésválasztója megmarad, így a felhasználó eldöntheti, hogy több kamerát lát egyszerre kisebb csempéken, vagy egyetlen kamerát a teljes szélességben.</w:t>
+        <w:t>A felület reszponzív: a megjelenítés a rendelkezésre álló szélesség alapján két, határozottan eltérő elrendezés között vált – ez nem csupán oszlopszám-változtatás, hanem külön navigációs modell.</w:t>
+      </w:r>
+    </w:p>
+    <w:p>
+      <w:pPr/>
+      <w:r>
+        <w:t>Asztali szélességen az oldalsáv állandóan látható, és a fejlécben elfér a kamerarács elrendezésválasztója, az eseménypanel kapcsolója és a felhasználói menü. Mobil szélességen az oldalsáv eltűnik: helyette rögzített fejléc és alsó fülsáv jelenik meg, amely a hat leggyakrabban használt nézetet hüvelykujjal elérhető távolságban tartja; a többi nézet egy alulról felcsúszó lapon érhető el. Az elrendezésválasztó megmarad, így a felhasználó eldöntheti, hogy több kamerát lát kisebb csempéken, vagy egyet a teljes szélességben.</w:t>
       </w:r>
     </w:p>
     <w:p>
@@ -8118,7 +7981,7 @@
       <w:r>
         <w:drawing>
           <wp:inline xmlns:a="http://schemas.openxmlformats.org/drawingml/2006/main" xmlns:pic="http://schemas.openxmlformats.org/drawingml/2006/picture">
-            <wp:extent cx="2286000" cy="4947478"/>
+            <wp:extent cx="2286000" cy="4947138"/>
             <wp:docPr id="14" name="Picture 14"/>
             <wp:cNvGraphicFramePr>
               <a:graphicFrameLocks noChangeAspect="1"/>
@@ -8127,11 +7990,11 @@
               <a:graphicData uri="http://schemas.openxmlformats.org/drawingml/2006/picture">
                 <pic:pic>
                   <pic:nvPicPr>
-                    <pic:cNvPr id="0" name="20-mobile-cameras.png"/>
+                    <pic:cNvPr id="0" name="image.jpg"/>
                     <pic:cNvPicPr/>
                   </pic:nvPicPr>
                   <pic:blipFill>
-                    <a:blip r:embed="rId32"/>
+                    <a:blip r:embed="rId46"/>
                     <a:stretch>
                       <a:fillRect/>
                     </a:stretch>
@@ -8139,7 +8002,7 @@
                   <pic:spPr>
                     <a:xfrm>
                       <a:off x="0" y="0"/>
-                      <a:ext cx="2286000" cy="4947478"/>
+                      <a:ext cx="2286000" cy="4947138"/>
                     </a:xfrm>
                     <a:prstGeom prst="rect"/>
                   </pic:spPr>
@@ -8155,7 +8018,27 @@
         <w:pStyle w:val="Caption"/>
       </w:pPr>
       <w:r>
-        <w:t>14. ábra: A dashboard mobil elrendezése. Az oldalsáv helyét rögzített fejléc és a képernyő alján rögzített fülsáv veszi át; a kamerarács a rendelkezésre álló szélességhez igazodik.</w:t>
+        <w:t xml:space="preserve">14. ábra: A dashboard mobil elrendezése. Az oldalsáv helyét rögzített fejléc és a képernyő alján rögzített fülsáv veszi át; a kamerarács a rendelkezésre álló szélességhez igazodik. A </w:t>
+      </w:r>
+      <w:r>
+        <w:rPr>
+          <w:rFonts w:ascii="Consolas" w:hAnsi="Consolas"/>
+          <w:sz w:val="19"/>
+        </w:rPr>
+        <w:t>Ricsi regi</w:t>
+      </w:r>
+      <w:r>
+        <w:t xml:space="preserve"> és </w:t>
+      </w:r>
+      <w:r>
+        <w:rPr>
+          <w:rFonts w:ascii="Consolas" w:hAnsi="Consolas"/>
+          <w:sz w:val="19"/>
+        </w:rPr>
+        <w:t>Ricsi uj</w:t>
+      </w:r>
+      <w:r>
+        <w:t xml:space="preserve"> node képén a fekete sávok oka a 3.5.4. szakaszban tárgyalt korlát: az álló tájolásra rögzített telefon álló képet illeszt a fekvő képkockába, és ezt a szerveroldali forgatás már nem tudja visszanyerni.</w:t>
       </w:r>
     </w:p>
     <w:p>
@@ -8165,7 +8048,7 @@
       <w:r>
         <w:drawing>
           <wp:inline xmlns:a="http://schemas.openxmlformats.org/drawingml/2006/main" xmlns:pic="http://schemas.openxmlformats.org/drawingml/2006/picture">
-            <wp:extent cx="2286000" cy="4947478"/>
+            <wp:extent cx="2286000" cy="4947138"/>
             <wp:docPr id="15" name="Picture 15"/>
             <wp:cNvGraphicFramePr>
               <a:graphicFrameLocks noChangeAspect="1"/>
@@ -8174,11 +8057,11 @@
               <a:graphicData uri="http://schemas.openxmlformats.org/drawingml/2006/picture">
                 <pic:pic>
                   <pic:nvPicPr>
-                    <pic:cNvPr id="0" name="21-mobile-events.png"/>
+                    <pic:cNvPr id="0" name="image.png"/>
                     <pic:cNvPicPr/>
                   </pic:nvPicPr>
                   <pic:blipFill>
-                    <a:blip r:embed="rId33"/>
+                    <a:blip r:embed="rId47"/>
                     <a:stretch>
                       <a:fillRect/>
                     </a:stretch>
@@ -8186,7 +8069,7 @@
                   <pic:spPr>
                     <a:xfrm>
                       <a:off x="0" y="0"/>
-                      <a:ext cx="2286000" cy="4947478"/>
+                      <a:ext cx="2286000" cy="4947138"/>
                     </a:xfrm>
                     <a:prstGeom prst="rect"/>
                   </pic:spPr>
@@ -8212,7 +8095,7 @@
       <w:r>
         <w:drawing>
           <wp:inline xmlns:a="http://schemas.openxmlformats.org/drawingml/2006/main" xmlns:pic="http://schemas.openxmlformats.org/drawingml/2006/picture">
-            <wp:extent cx="2286000" cy="4947478"/>
+            <wp:extent cx="3657600" cy="2410265"/>
             <wp:docPr id="16" name="Picture 16"/>
             <wp:cNvGraphicFramePr>
               <a:graphicFrameLocks noChangeAspect="1"/>
@@ -8221,11 +8104,11 @@
               <a:graphicData uri="http://schemas.openxmlformats.org/drawingml/2006/picture">
                 <pic:pic>
                   <pic:nvPicPr>
-                    <pic:cNvPr id="0" name="22-mobile-more.png"/>
+                    <pic:cNvPr id="0" name="image.png"/>
                     <pic:cNvPicPr/>
                   </pic:nvPicPr>
                   <pic:blipFill>
-                    <a:blip r:embed="rId34"/>
+                    <a:blip r:embed="rId4"/>
                     <a:stretch>
                       <a:fillRect/>
                     </a:stretch>
@@ -8233,7 +8116,7 @@
                   <pic:spPr>
                     <a:xfrm>
                       <a:off x="0" y="0"/>
-                      <a:ext cx="2286000" cy="4947478"/>
+                      <a:ext cx="3657600" cy="2410265"/>
                     </a:xfrm>
                     <a:prstGeom prst="rect"/>
                   </pic:spPr>
@@ -8249,19 +8132,19 @@
         <w:pStyle w:val="Caption"/>
       </w:pPr>
       <w:r>
-        <w:t>16. ábra: A „More” lap mobil nézetben. A fülsávba nem férő nézetek egy alulról felcsúszó lapon érhetők el.</w:t>
-      </w:r>
-    </w:p>
-    <w:p>
-      <w:pPr/>
-      <w:r>
-        <w:t>A 14. ábra a kamerarácsot, a 15. ábra az eseménybrowsert mutatja mobil elrendezésben; utóbbin jól látszik, hogy az asztali táblázatból kártyalista lesz, mert egy hatoszlopos táblázat telefonon vízszintes görgetés nélkül olvashatatlan volna. A fülsávba nem férő nézetek a 16. ábrán látható, alulról felcsúszó lapon érhetők el.</w:t>
-      </w:r>
-    </w:p>
-    <w:p>
-      <w:pPr/>
-      <w:r>
-        <w:t>A mobilnézet létjogosultsága gyakorlati: egy otthoni biztonsági rendszer tipikus használati módja az, hogy a felhasználó telefonon néz rá a kamerákra. Az élőkép ebben a nézetben ugyanazon az MSE-csatornán fut, mint az asztali változatban – a mobil böngészők natív H.264 dekódere ugyanúgy kezeli az fMP4 szegmenseket.</w:t>
+        <w:t>16. ábra: A „More” lap mobil nézetben. A fülsávba nem férő nézetek egy alulról felcsúszó lapon érhetők el. A háttér elhomályosítása a felület része, nem a képernyőkép hibája: a felcsúszó lap mögött scrim és háttérelmosás fut, hogy a figyelem a menüre essen.</w:t>
+      </w:r>
+    </w:p>
+    <w:p>
+      <w:pPr/>
+      <w:r>
+        <w:t>A 14. ábra a kamerarácsot, a 15. ábra az eseményböngészőt mutatja mobil elrendezésben; utóbbin jól látszik, hogy az asztali táblázatból kártyalista lesz, mert egy hatoszlopos táblázat telefonon vízszintes görgetés nélkül olvashatatlan volna. A fülsávba nem férő nézetek a 16. ábrán látható, alulról felcsúszó lapon érhetők el.</w:t>
+      </w:r>
+    </w:p>
+    <w:p>
+      <w:pPr/>
+      <w:r>
+        <w:t>A mobilnézet létjogosultsága gyakorlati: egy otthoni biztonsági rendszert tipikusan telefonon néz meg a felhasználó. Az élőkép itt ugyanazon az MSE-csatornán fut, mint az asztali változatban.</w:t>
       </w:r>
     </w:p>
     <w:p>
@@ -8275,25 +8158,25 @@
     <w:p>
       <w:pPr/>
       <w:r>
-        <w:t>A hitelesítés a Frigate felhasználói adatbázisára épül. A felhasználó a bejelentkezési űrlapon (17. ábra) megadott adatait a backend továbbítja a Frigate bejelentkezési végpontjának, majd a válaszul kapott JWT-t adja vissza a felületnek. Minden további kérés ezt a tokent hordozza, a backend pedig érvényesíti és továbbadja.</w:t>
-      </w:r>
-    </w:p>
-    <w:p>
-      <w:pPr/>
-      <w:r>
-        <w:t>A frontend a tokent kizárólag a React alkalmazás memóriájában, kontextusban tárolja – nem a böngésző tartós tárolójában. Ez tudatos döntés: a tartós tárolóban elhelyezett token minden, az oldalon futó szkript számára olvasható, tehát egy sikeres szkriptbeillesztéses támadás azonnal átvehető munkamenetet ad. A memóriában tárolt token az oldal újratöltésekor elvész – a felhasználónak újra be kell jelentkeznie –, ami kényelmetlenség, de egy helyi adminisztrációs felületen elfogadható ár.</w:t>
-      </w:r>
-    </w:p>
-    <w:p>
-      <w:pPr/>
-      <w:r>
-        <w:t>A backend ezen felül külön, saját hitelesített munkamenetet is fenntart a Frigate felé. Erre azért van szükség, mert az állapotfigyelés, a statisztikák lekérése és a konfiguráció olvasása felhasználói beavatkozás nélkül, folyamatosan zajlik – ezek nem köthetők egyetlen bejelentkezett felhasználó munkamenetéhez. A két munkamenet független: a felhasználói token lejárta nem érinti a háttérfolyamatokat, a háttérmunkamenet automatikus megújítása pedig nem befolyásolja a bejelentkezett felhasználót.</w:t>
-      </w:r>
-    </w:p>
-    <w:p>
-      <w:pPr/>
-      <w:r>
-        <w:t>A hibakezelés két HTTP-státuszkódot különböztet meg élesen. A 401-es válasz – érvénytelen vagy lejárt token – kijelentkezteti a felhasználót. Az 503-as válasz – a Frigate átmenetileg nem elérhető, például éppen újraindul egy konfigurációmentés után – viszont nem: ilyenkor a felület hibaüzenetet mutat, de a munkamenetet megtartja. E két eset összemosása azt eredményezné, hogy minden konfigurációmentés kijelentkeztetné a felhasználót.</w:t>
+        <w:t>A hitelesítés a Frigate felhasználói adatbázisára épül: a bejelentkezési űrlapon (17. ábra) megadott adatokat a backend továbbítja a Frigate bejelentkezési végpontjának, majd a kapott JWT-t [28] adja vissza a felületnek. Minden további kérés ezt a tokent hordozza.</w:t>
+      </w:r>
+    </w:p>
+    <w:p>
+      <w:pPr/>
+      <w:r>
+        <w:t>A frontend a tokent kizárólag a React alkalmazás memóriájában tárolja, nem a böngésző tartós tárolójában. A tartós tárolóban elhelyezett token ugyanis minden, az oldalon futó szkript számára olvasható, tehát egy sikeres szkriptbeillesztéses támadás azonnal átvehető munkamenetet adna. Ára, hogy a token az oldal újratöltésekor elvész – egy helyi adminisztrációs felületen ez elfogadható.</w:t>
+      </w:r>
+    </w:p>
+    <w:p>
+      <w:pPr/>
+      <w:r>
+        <w:t>A backend ezen felül saját hitelesített munkamenetet is fenntart a Frigate felé, mert az állapotfigyelés, a statisztikák lekérése és a konfiguráció olvasása felhasználói beavatkozás nélkül, folyamatosan zajlik. A két munkamenet független: a felhasználói token lejárta nem érinti a háttérfolyamatokat, a háttérmunkamenet megújítása pedig a bejelentkezett felhasználót.</w:t>
+      </w:r>
+    </w:p>
+    <w:p>
+      <w:pPr/>
+      <w:r>
+        <w:t>A hibakezelés két státuszkódot különböztet meg élesen. A 401-es válasz – érvénytelen vagy lejárt token – kijelentkezteti a felhasználót; az 503-as – a Frigate éppen újraindul egy konfigurációmentés után – viszont nem, ilyenkor a felület hibaüzenetet mutat, de a munkamenetet megtartja. A két eset összemosása azt eredményezné, hogy minden konfigurációmentés kijelentkeztetne.</w:t>
       </w:r>
     </w:p>
     <w:p>
@@ -8303,7 +8186,7 @@
       <w:r>
         <w:drawing>
           <wp:inline xmlns:a="http://schemas.openxmlformats.org/drawingml/2006/main" xmlns:pic="http://schemas.openxmlformats.org/drawingml/2006/picture">
-            <wp:extent cx="5120640" cy="3040380"/>
+            <wp:extent cx="4206240" cy="3440573"/>
             <wp:docPr id="17" name="Picture 17"/>
             <wp:cNvGraphicFramePr>
               <a:graphicFrameLocks noChangeAspect="1"/>
@@ -8312,11 +8195,11 @@
               <a:graphicData uri="http://schemas.openxmlformats.org/drawingml/2006/picture">
                 <pic:pic>
                   <pic:nvPicPr>
-                    <pic:cNvPr id="0" name="01-login.png"/>
+                    <pic:cNvPr id="0" name="image.png"/>
                     <pic:cNvPicPr/>
                   </pic:nvPicPr>
                   <pic:blipFill>
-                    <a:blip r:embed="rId35"/>
+                    <a:blip r:embed="rId2"/>
                     <a:stretch>
                       <a:fillRect/>
                     </a:stretch>
@@ -8324,7 +8207,7 @@
                   <pic:spPr>
                     <a:xfrm>
                       <a:off x="0" y="0"/>
-                      <a:ext cx="5120640" cy="3040380"/>
+                      <a:ext cx="4206240" cy="3440573"/>
                     </a:xfrm>
                     <a:prstGeom prst="rect"/>
                   </pic:spPr>
@@ -8346,7 +8229,7 @@
     <w:p>
       <w:pPr/>
       <w:r>
-        <w:t>Végül fontos rögzíteni a rendszer biztonsági modelljének határát. A SwarmCam kizárólag megbízható, helyi hálózaton üzemelő rendszernek készült: az MQTT-bróker névtelen hozzáférést enged, a kamerák önaláírt tanúsítványát a rendszer ellenőrzés nélkül elfogadja, a konténerek nagy része a gazdagép hálózati névterét használja, és a backend hozzáfér a Docker vezérlőaljzatához. Ezek a döntések a helyi hálózat feltételezésével együtt védhetők; internet felőli közvetlen kitettség esetén viszont mindegyik önálló sebezhetőséggé válna. Távoli elérésre a helyes megoldás a rendszer elé helyezett VPN, nem pedig portátirányítás.</w:t>
+        <w:t>Végül a biztonsági modell határa: a SwarmCam kizárólag megbízható, helyi hálózaton üzemelő rendszernek készült. Az MQTT-bróker névtelen hozzáférést enged, a kamerák önaláírt tanúsítványát a rendszer ellenőrzés nélkül elfogadja, a konténerek nagy része a gazdagép hálózati névterét használja, és a backend hozzáfér a Docker-sockethez. Ezek a döntések a helyi hálózat feltételezésével együtt védhetők; internet felőli kitettség esetén viszont mindegyik önálló sebezhetőséggé válna. Távoli eléréshez a helyes megoldás a rendszer elé helyezett VPN, nem a portátirányítás.</w:t>
       </w:r>
     </w:p>
     <w:p>
@@ -8360,7 +8243,7 @@
     <w:p>
       <w:pPr/>
       <w:r>
-        <w:t>A rendszer valós otthoni hálózati környezetben, több különböző generációjú Android eszközzel került tesztelésre; a fejlesztés teljes ideje alatt éles, folyamatos üzemben működött. Ez a szakasz a védés előtt elvégzett, számszerű mérések eredményeit közli, és mindegyik mérésnél megadja azt a módszertani részletet, amely nélkül az eredmény nem értelmezhető helyesen.</w:t>
+        <w:t>A rendszer valós otthoni hálózati környezetben, több különböző generációjú Android eszközzel került tesztelésre, és a fejlesztés teljes ideje alatt éles, folyamatos üzemben működött. Ez a szakasz a számszerű mérések eredményeit közli.</w:t>
       </w:r>
     </w:p>
     <w:p>
@@ -8441,7 +8324,7 @@
           <w:p>
             <w:r/>
             <w:r>
-              <w:t>Processzor</w:t>
+              <w:t>Gép</w:t>
             </w:r>
           </w:p>
         </w:tc>
@@ -8452,7 +8335,7 @@
           <w:p>
             <w:r/>
             <w:r>
-              <w:t>AMD Ryzen 9 5900HX, 8 mag / 16 szál</w:t>
+              <w:t>ASUS ROG Strix G513QM hordozható munkaállomás</w:t>
             </w:r>
           </w:p>
         </w:tc>
@@ -8465,7 +8348,7 @@
           <w:p>
             <w:r/>
             <w:r>
-              <w:t>Memória</w:t>
+              <w:t>Processzor</w:t>
             </w:r>
           </w:p>
         </w:tc>
@@ -8476,7 +8359,7 @@
           <w:p>
             <w:r/>
             <w:r>
-              <w:t>15 GiB</w:t>
+              <w:t>AMD Ryzen 9 5900HX, 8 mag / 16 szál</w:t>
             </w:r>
           </w:p>
         </w:tc>
@@ -8489,7 +8372,7 @@
           <w:p>
             <w:r/>
             <w:r>
-              <w:t>GPU</w:t>
+              <w:t>Memória</w:t>
             </w:r>
           </w:p>
         </w:tc>
@@ -8500,7 +8383,7 @@
           <w:p>
             <w:r/>
             <w:r>
-              <w:t>NVIDIA GeForce RTX 3060 Laptop, 6 GiB, 595.84 illesztőprogram</w:t>
+              <w:t>15 GiB</w:t>
             </w:r>
           </w:p>
         </w:tc>
@@ -8513,7 +8396,7 @@
           <w:p>
             <w:r/>
             <w:r>
-              <w:t>Operációs rendszer</w:t>
+              <w:t>GPU</w:t>
             </w:r>
           </w:p>
         </w:tc>
@@ -8524,7 +8407,7 @@
           <w:p>
             <w:r/>
             <w:r>
-              <w:t>Ubuntu 24.04.3 LTS</w:t>
+              <w:t>NVIDIA GeForce RTX 3060 Laptop, 6 GiB, 595.84 illesztőprogram</w:t>
             </w:r>
           </w:p>
         </w:tc>
@@ -8537,7 +8420,7 @@
           <w:p>
             <w:r/>
             <w:r>
-              <w:t>Konténerkörnyezet</w:t>
+              <w:t>Operációs rendszer</w:t>
             </w:r>
           </w:p>
         </w:tc>
@@ -8548,7 +8431,7 @@
           <w:p>
             <w:r/>
             <w:r>
-              <w:t>Docker 28.5.2, Docker Compose v2</w:t>
+              <w:t>Ubuntu 24.04.3 LTS</w:t>
             </w:r>
           </w:p>
         </w:tc>
@@ -8561,7 +8444,7 @@
           <w:p>
             <w:r/>
             <w:r>
-              <w:t>Frigate</w:t>
+              <w:t>Konténerkörnyezet</w:t>
             </w:r>
           </w:p>
         </w:tc>
@@ -8572,7 +8455,7 @@
           <w:p>
             <w:r/>
             <w:r>
-              <w:t>0.17.2, stable-tensorrt képfájl</w:t>
+              <w:t>Docker 28.5.2, Docker Compose v2</w:t>
             </w:r>
           </w:p>
         </w:tc>
@@ -8585,7 +8468,7 @@
           <w:p>
             <w:r/>
             <w:r>
-              <w:t>Detektor</w:t>
+              <w:t>Frigate</w:t>
             </w:r>
           </w:p>
         </w:tc>
@@ -8596,7 +8479,7 @@
           <w:p>
             <w:r/>
             <w:r>
-              <w:t>ONNX Runtime, yolo-generic modell, 320×320 bemenet, COCO-80 címkekészlet</w:t>
+              <w:t>0.17.2, stable-tensorrt image</w:t>
             </w:r>
           </w:p>
         </w:tc>
@@ -8609,7 +8492,7 @@
           <w:p>
             <w:r/>
             <w:r>
-              <w:t>Backend</w:t>
+              <w:t>Detektor</w:t>
             </w:r>
           </w:p>
         </w:tc>
@@ -8620,7 +8503,7 @@
           <w:p>
             <w:r/>
             <w:r>
-              <w:t>Python 3.12, FastAPI 0.141</w:t>
+              <w:t>ONNX Runtime, yolo-generic modell, 320×320 bemenet, COCO-80 címkekészlet</w:t>
             </w:r>
           </w:p>
         </w:tc>
@@ -8633,6 +8516,30 @@
           <w:p>
             <w:r/>
             <w:r>
+              <w:t>Backend</w:t>
+            </w:r>
+          </w:p>
+        </w:tc>
+        <w:tc>
+          <w:tcPr>
+            <w:tcW w:type="dxa" w:w="4818"/>
+          </w:tcPr>
+          <w:p>
+            <w:r/>
+            <w:r>
+              <w:t>Python 3.12, FastAPI 0.141</w:t>
+            </w:r>
+          </w:p>
+        </w:tc>
+      </w:tr>
+      <w:tr>
+        <w:tc>
+          <w:tcPr>
+            <w:tcW w:type="dxa" w:w="4818"/>
+          </w:tcPr>
+          <w:p>
+            <w:r/>
+            <w:r>
               <w:t>Kamera-node</w:t>
             </w:r>
           </w:p>
@@ -8653,19 +8560,19 @@
     <w:p>
       <w:pPr/>
       <w:r>
-        <w:t>A mérések során felmerült egy módszertani nehézség, amelyet a dolgozat őszintén rögzít. A kameraszám függvényében vizsgált erőforrás-használathoz és a detektor összehasonlító méréséhez minden mérési pontban azonos bemenetre van szükség, különben a mérési pontok közötti különbség nem a vizsgált változóból, hanem a kamera előtt éppen zajló események eltéréséből származna. Egy élő telefonkamera ezt a feltételt nem teljesíti: a képtartalom és – ahogy a 3.6.6. szakasz mutatja – a képsebesség is folyamatosan változik a megvilágítással.</w:t>
-      </w:r>
-    </w:p>
-    <w:p>
-      <w:pPr/>
-      <w:r>
-        <w:t>A megoldás az volt, hogy a mérés bemenete egy korábban, ugyanezekről a telefonokról rögzített, valós H.264 felvétel: 1280×720 felbontású, 10 kép/másodperces, huszonnégy perc hosszúságú állomány, amelyet a Frigate minden mérési pontban ugyanúgy, N különálló kameraként dolgoz fel. Ez két okból előnyös. Egyrészt minden mérési pont pontosan azonos bemenetet kap, tehát a különbségek kizárólag a vizsgált változóból – a kameraszámból, illetve a detektor eszközéből – erednek. Másrészt a bemenet kodekje, felbontása és képsebessége megegyezik azzal, amit a telefonok ténylegesen szolgáltatnak, tehát a mért terhelés a valós üzemre nézve reprezentatív.</w:t>
-      </w:r>
-    </w:p>
-    <w:p>
-      <w:pPr/>
-      <w:r>
-        <w:t>A módszer egyetlen eltérése az éles üzemtől az, hogy ebben az elrendezésben a Frigate közvetlenül olvassa a felvételt, a go2rtc újracsomagoló lépése nélkül. A go2rtc ezen a ponton nem kódol újra, csak konténerformátumot vált, így a hozzájárulása kicsi és állandó; a mért értékek ennek megfelelően a go2rtc terhelését nem tartalmazzák.</w:t>
+        <w:t>A mérések során felmerült egy módszertani nehézség. A kameraszám függvényében vizsgált erőforrás-használathoz és a detektor összehasonlító méréséhez minden mérési pontban azonos bemenetre van szükség, különben a mérési pontok különbsége nem a vizsgált változóból ered. Élő telefonokkal ez nem biztosítható: a jelenet, a megvilágítás és így a képsebesség percről percre változik.</w:t>
+      </w:r>
+    </w:p>
+    <w:p>
+      <w:pPr/>
+      <w:r>
+        <w:t>A megoldás az volt, hogy a mérés bemenete egy korábban, ugyanezekről a telefonokról rögzített, valós H.264 felvétel: 1280×720 felbontású, 10 kép/másodperces állomány, amelyet a Frigate minden mérési pontban ugyanúgy, N különálló kameraként dolgoz fel. Így minden mérési pont pontosan azonos bemenetet kap, a mérés pedig bármikor megismételhető, éjjel-nappal, a telefonok állapotától függetlenül.</w:t>
+      </w:r>
+    </w:p>
+    <w:p>
+      <w:pPr/>
+      <w:r>
+        <w:t>A módszer egyetlen eltérése az éles üzemtől, hogy ebben az elrendezésben a Frigate közvetlenül olvassa a felvételt, a go2rtc újracsomagoló lépése nélkül. A go2rtc itt nem kódol újra, csak konténerformátumot vált, így a hozzájárulása kicsi és állandó.</w:t>
       </w:r>
     </w:p>
     <w:p>
@@ -8681,7 +8588,7 @@
         <w:t>benchmark/measure.py</w:t>
       </w:r>
       <w:r>
-        <w:t>) minden mérési pontban hatvan másodpercen át, kétmásodpercenként mintavételezi a konténerek erőforrás-használatát, és a minták átlagát, maximumát és darabszámát rögzíti. A mérési pontok között a rendszer hatvan másodpercet stabilizálódik, hogy a Frigate újraindítása utáni tranziens ne torzítsa az eredményt.</w:t>
+        <w:t>) minden mérési pontban hatvan másodpercen át, kétmásodpercenként mintavételezi a konténerek erőforrás-használatát, és a minták átlagát, maximumát és darabszámát rögzíti; a mérési pontok között a rendszer hatvan másodpercet stabilizálódik.</w:t>
       </w:r>
     </w:p>
     <w:p>
@@ -8695,7 +8602,7 @@
     <w:p>
       <w:pPr/>
       <w:r>
-        <w:t>Az első mérés azt vizsgálja, hogyan skálázódik a rendszer erőforrásigénye a bekötött kamerák számával. A mérés nulla kamerával indul – ez adja a rendszer alapterhelését, vagyis azt, amit a futó konténerek videófeldolgozás nélkül fogyasztanak –, majd egytől négy kameráig halad.</w:t>
+        <w:t>Az első mérés azt vizsgálja, hogyan skálázódik a rendszer erőforrásigénye a bekötött kamerák számával. A mérés nulla kamerával indul – ez adja a rendszer alapterhelését –, majd egytől négy kameráig halad, mérési pontonként hatvan másodperces mintavétellel.</w:t>
       </w:r>
     </w:p>
     <w:p>
@@ -9378,7 +9285,7 @@
     <w:p>
       <w:pPr/>
       <w:r>
-        <w:t>A mért értékeket a 8. táblázat, a Frigate konténer skálázódását pedig a 19. ábra foglalja össze. Az adatokból három következtetés vonható le.</w:t>
+        <w:t>A mért értékeket a 8. táblázat, a Frigate konténer skálázódását pedig a 18. ábra foglalja össze. Az adatokból három következtetés vonható le.</w:t>
       </w:r>
     </w:p>
     <w:p>
@@ -9397,11 +9304,11 @@
               <a:graphicData uri="http://schemas.openxmlformats.org/drawingml/2006/picture">
                 <pic:pic>
                   <pic:nvPicPr>
-                    <pic:cNvPr id="0" name="18-resources-chart.png"/>
+                    <pic:cNvPr id="0" name="image.png"/>
                     <pic:cNvPicPr/>
                   </pic:nvPicPr>
                   <pic:blipFill>
-                    <a:blip r:embed="rId36"/>
+                    <a:blip r:embed="rId50"/>
                     <a:stretch>
                       <a:fillRect/>
                     </a:stretch>
@@ -9425,31 +9332,31 @@
         <w:pStyle w:val="Caption"/>
       </w:pPr>
       <w:r>
-        <w:t>19. ábra: A Frigate konténer processzor- és memóriahasználata a bekötött kamerák számának függvényében. A processzorterhelés kameránként közel állandó értékkel nő, a memóriaigény pedig az első kamera után gyakorlatilag telítődik.</w:t>
-      </w:r>
-    </w:p>
-    <w:p>
-      <w:pPr/>
-      <w:r>
-        <w:t>Az első, hogy a rendszer alapterhelése elhanyagolható. Kamerák nélkül a Frigate processzorhasználata 1 százalék alatt marad (0,97%); ami mérhető, az szinte teljes egészében memória: a betöltött modell és a futtatókörnyezet önmagában is lefoglal 851 MiB-ot, függetlenül attól, hány kamera fut. Ez azt jelenti, hogy a rendszer folyamatos üzemben tartása kamerák nélkül gyakorlatilag ingyenes.</w:t>
-      </w:r>
-    </w:p>
-    <w:p>
-      <w:pPr/>
-      <w:r>
-        <w:t>A második, hogy a processzorterhelés a kameraszámmal lényegében lineárisan nő: 1 kameránál 11,4%, kettőnél 20,0%, háromnál 32,4%, négynél 43,5%. A növekmény kameránként 10,6 százalékpont körül állandó – a lineáris illesztés eltérése egyetlen mérési pontban sem haladja meg a két százalékpontot. Ez összhangban van azzal, amit a 2.3.3. szakaszban leírt csővezetéktől várunk: minden kamera saját dekódolási folyamattal és saját mozgásmaszkkal fut, ezek költsége kameránként adódik össze, míg a detektor – amely a mérési bemeneten ritkán szólal meg – közös erőforrás. A memóriaigény ezzel szemben nem lineáris: az első kamera 563 MiB-ot ad hozzá, a további három együtt már csak 311 MiB-ot, mert a nagyobb, kameraszámtól független allokációk (modell, futtatókörnyezet, közös pufferek) az első kamera indulásakor egyszer jönnek létre.</w:t>
-      </w:r>
-    </w:p>
-    <w:p>
-      <w:pPr/>
-      <w:r>
-        <w:t>A harmadik, hogy a többi konténer terhelése a kameraszámtól gyakorlatilag független. A backend processzorhasználata minden mérési pontban 1 százalék alatt marad, memóriaigénye 48–50 MiB között állandó; az üzenetbróker 3 MiB-ot és mérhetetlenül kevés processzoridőt, a webkiszolgáló 14 MiB-ot használ. A rendszer skálázódását tehát egyedül a videófeldolgozó réteg határozza meg – a saját fejlesztésű komponensek nem jelentenek szűk keresztmetszetet.</w:t>
-      </w:r>
-    </w:p>
-    <w:p>
-      <w:pPr/>
-      <w:r>
-        <w:t xml:space="preserve">A mért adatokból a gyakorlati üzemeltetésre nézve is levonható következtetés. A 43,5 százalékos érték a </w:t>
+        <w:t>18. ábra: A Frigate konténer processzor- és memóriahasználata a bekötött kamerák számának függvényében. A processzorterhelés kameránként közel állandó értékkel nő, a memóriaigény pedig az első kamera után gyakorlatilag telítődik.</w:t>
+      </w:r>
+    </w:p>
+    <w:p>
+      <w:pPr/>
+      <w:r>
+        <w:t>Az első, hogy a rendszer alapterhelése elhanyagolható: kamerák nélkül a Frigate processzorhasználata 1 százalék alatt marad; ami mérhető terhelés, az szinte teljes egészében memória – a betöltött modell és a futtatókörnyezet önmagában 851 MiB-ot foglal.</w:t>
+      </w:r>
+    </w:p>
+    <w:p>
+      <w:pPr/>
+      <w:r>
+        <w:t>A második, hogy a processzorterhelés a kameraszámmal lényegében lineárisan nő: 1 kameránál 11,4%, kettőnél 20,0%, háromnál 32,4%, négynél 43,5%. A növekmény kameránként 10,6 százalékpont körül állandó, tehát a rendszer erőforrásigénye előre becsülhető: minden további kamera nagyjából ugyanannyiba kerül. Ez a Frigate felépítéséből következik – kameránként külön dekóder- és detekciós folyamat fut –, és egyben azt is jelzi, hogy a mérési tartományban nincs olyan közös erőforrás, amely torlódást okozna.</w:t>
+      </w:r>
+    </w:p>
+    <w:p>
+      <w:pPr/>
+      <w:r>
+        <w:t>A harmadik, hogy a többi konténer terhelése a kameraszámtól gyakorlatilag független: a backend processzorhasználata minden mérési pontban 1 százalék alatt marad, memóriaigénye 48–50 MiB, a bróker és a webkiszolgáló pedig mérhetetlenül keveset fogyaszt. A rendszer erőforrásigénye tehát egyetlen komponensen, a videófeldolgozáson múlik.</w:t>
+      </w:r>
+    </w:p>
+    <w:p>
+      <w:pPr/>
+      <w:r>
+        <w:t xml:space="preserve">A gyakorlati üzemeltetésre nézve a 43,5 százalékos érték a </w:t>
       </w:r>
       <w:r>
         <w:rPr>
@@ -9459,7 +9366,7 @@
         <w:t>docker stats</w:t>
       </w:r>
       <w:r>
-        <w:t xml:space="preserve"> konvenciója szerint egyetlen processzormag terheléséhez viszonyítva értendő, tehát négy kamera a tizenhat szálas gép teljes kapacitásának alig 2,7 százalékát köti le. A lineáris skálázódásból extrapolálva a mérési gép elméletileg több tucat kamerát is kiszolgálna; a valós korlátot ennél jóval hamarabb a memória, a lemezes írási sávszélesség és – gyorsítás nélküli detektor esetén – a detektor átbocsátóképessége szabja meg.</w:t>
+        <w:t xml:space="preserve"> konvenciója szerint egyetlen processzormag terheléséhez viszonyítva értendő, tehát négy kamera a tizenhat szálas gép kapacitásának alig 2,7 százalékát köti le. A rendszer szűk keresztmetszete ezen a ponton nem a processzor, hanem a detektor átbocsátóképessége és a lemez írási sávszélessége.</w:t>
       </w:r>
     </w:p>
     <w:p>
@@ -9473,13 +9380,19 @@
     <w:p>
       <w:pPr/>
       <w:r>
-        <w:t>A második mérés a hardveres gyorsítás hatását vizsgálja a detektálási sebességre. Az összehasonlítás tisztaságát az biztosítja, hogy a két futtatás mindenben megegyezik – azonos modell, azonos bemenet, azonos kameraszám, azonos detekciós felbontás –, és kizárólag a detektor eszköze tér el: az egyik esetben az ONNX Runtime a GPU-t használja, a másikban kifejezetten a processzorra van kényszerítve.</w:t>
-      </w:r>
-    </w:p>
-    <w:p>
-      <w:pPr/>
-      <w:r>
-        <w:t>A mérés egy további módszertani beavatkozást igényelt. Az alapbeállítás szerinti mozgásmaszk mellett a detektor a mérési bemeneten túl ritkán szólal meg ahhoz, hogy a következtetési idő megbízhatóan mérhető legyen – ez éppen a csővezeték hatékonyságából következik. Ezért a két összehasonlító futtatás alatt a mozgásérzékelés küszöbe minimumra van állítva, ami a detektort gyakorlatilag minden képkockán megszólaltatja. Az így mért következtetési idő tehát telített detektort jellemez; a valós üzemben ugyanez a detektor sokkal ritkábban dolgozik.</w:t>
+        <w:t>A második mérés a hardveres gyorsítás hatását vizsgálja a detektálási sebességre. Az összehasonlítás tisztaságát az biztosítja, hogy a két futtatás mindenben megegyezik – azonos modell, bemenet, kameraszám és detekciós felbontás –, és kizárólag a detektor futtatási eszköze tér el.</w:t>
+      </w:r>
+    </w:p>
+    <w:p>
+      <w:pPr/>
+      <w:r>
+        <w:t>A mérés egy további beavatkozást igényelt: az alapbeállítás szerinti mozgásmaszk mellett a detektor túl ritkán szólal meg ahhoz, hogy a következtetési idő megbízhatóan mérhető legyen, ezért a mérés idejére a mozgásküszöb a lehető legalacsonyabbra került, hogy a detektor gyakorlatilag minden képkockán lefusson.</w:t>
+      </w:r>
+    </w:p>
+    <w:p>
+      <w:pPr/>
+      <w:r>
+        <w:t>A mérést egy másik felvételrészletből épített bemenettel meg is ismételtem. A következtetési idők nagyságrendje változatlan maradt – GPU-n 7,4, processzoron 36,4 ezredmásodperc –, a két eszköz aránya viszont 4,9-szeres lett a 9. táblázatban közölt 7,8-szeres helyett, mert a telítetlen futáson a GPU-s következtetési idő volt a magasabb. A második futás bemenetén ugyanis lényegesen kevesebb mozgás volt, így a detektor nem telítődött, és a másodpercenkénti detektálásszám nem jellemezte a kapacitást. A táblázat ezért a telített futás adatait közli; mindkét futás nyers adatai megtalálhatók az elektronikus mellékletben.</w:t>
       </w:r>
     </w:p>
     <w:p>
@@ -9713,7 +9626,7 @@
     <w:p>
       <w:pPr/>
       <w:r>
-        <w:t>A második, hogy ezt a korlátot a mérés éppen elérte, de nem lépte túl. Három kamera, egyenként 5 kép/másodperces detekciós beállítással 15 detektálást igényel másodpercenként; a processzoros futtatás ebből 14,07-et teljesített, a GPU-s 15,68-at. A processzor tehát ezen a terhelésen még majdnem lépést tart – a 23,2-es elméleti korlát viszont azt is megmutatja, hogy körülbelül négy-öt kameránál telítődne, míg a GPU ugyanezen a beállításon több mint harminc kamerát is kiszolgálna.</w:t>
+        <w:t>A második, hogy ezt a korlátot a mérés éppen elérte, de nem lépte túl: három kamera 5 kép/másodperces detekcióval 15 detektálást igényel másodpercenként, ebből a processzoros futtatás 14,07-et, a GPU-s 15,68-at teljesített. A 23,2-es elméleti korlát azt is megmutatja, hogy a processzor négy-öt kameránál telítődne, míg a GPU ugyanezen a beállításon több mint harminc kamerát is kiszolgálna.</w:t>
       </w:r>
     </w:p>
     <w:p>
@@ -9725,7 +9638,7 @@
     <w:p>
       <w:pPr/>
       <w:r>
-        <w:t>A mérés gyakorlati tanulsága, hogy a rendszer alapértelmezett konfigurációja szándékosan processzoros detektorral indul, hiszen az minden gépen működik, a GPU-gyorsítás pedig a beállítások felületén, egyetlen legördülő menüből kapcsolható be, ha a gazdagépen van támogatott gyorsító.</w:t>
+        <w:t>A mérés gyakorlati tanulsága, hogy az alapértelmezett konfiguráció szándékosan processzoros detektorral indul – az minden gépen működik –, a GPU-gyorsítás pedig a beállítások felületén, egyetlen legördülő menüből kapcsolható be.</w:t>
       </w:r>
     </w:p>
     <w:p>
@@ -9739,7 +9652,7 @@
     <w:p>
       <w:pPr/>
       <w:r>
-        <w:t>A harmadik mérés a rendszer valós idejű viselkedését vizsgálja két mutatón keresztül. Az első az állapotfigyelő hurok periódusának tényleges szórása: az öt másodpercre tervezett ciklus mennyire tartja magát a névleges értékhez, amikor közben a kamerákat is lekérdezi. A második a rendszer saját eseményátjátszási késleltetése: mennyi idő telik el attól, hogy egy esemény megjelenik az MQTT brókeren, addig, amíg a böngészőben nyitott WebSocket-kapcsolaton megérkezik.</w:t>
+        <w:t>A harmadik mérés a rendszer valós idejű viselkedését vizsgálja két mutatón: az állapotfigyelő hurok periódusának tényleges szórásán, és a rendszer saját eseményátjátszási késleltetésén – azon, hogy mennyi idő telik el az esemény brókerre érkezésétől a böngészőben nyitott WebSocket-kapcsolaton történő megérkezéséig.</w:t>
       </w:r>
     </w:p>
     <w:p>
@@ -9823,7 +9736,7 @@
           <w:p>
             <w:r/>
             <w:r>
-              <w:t>5,380</w:t>
+              <w:t>7,842</w:t>
             </w:r>
           </w:p>
         </w:tc>
@@ -9847,7 +9760,7 @@
           <w:p>
             <w:r/>
             <w:r>
-              <w:t>0,444</w:t>
+              <w:t>1,945</w:t>
             </w:r>
           </w:p>
         </w:tc>
@@ -9895,7 +9808,7 @@
           <w:p>
             <w:r/>
             <w:r>
-              <w:t>0,9</w:t>
+              <w:t>1,2</w:t>
             </w:r>
           </w:p>
         </w:tc>
@@ -9919,7 +9832,7 @@
           <w:p>
             <w:r/>
             <w:r>
-              <w:t>30</w:t>
+              <w:t>29</w:t>
             </w:r>
           </w:p>
         </w:tc>
@@ -9952,13 +9865,19 @@
     <w:p>
       <w:pPr/>
       <w:r>
-        <w:t>Az eredmény a 10. táblázatban látható. Az átjátszási lánc átlagos késleltetése 0,7 ezredmásodperc, a 95. percentilis 0,9 ezredmásodperc, és a mérés alatt publikált mind a harminc esemény hiánytalanul megérkezett a WebSocket-kliensig. Ez a nagyságrend a felhasználói felületen érzékelhetetlen: az esemény gyakorlatilag abban a pillanatban jelenik meg a képernyőn, amikor a bróker megkapta. A mért érték visszaigazolja a 3.3. szakaszban leírt döntést, hogy a rendszer nem lekérdezéssel, hanem push-alapú közvetítéssel dolgozik – egy másodperces periódusú lekérdezés ugyanezt átlagosan félmásodpercre, tehát több mint hétszázszorosára növelte volna, ráadásul üresjárati terhelés árán.</w:t>
-      </w:r>
-    </w:p>
-    <w:p>
-      <w:pPr/>
-      <w:r>
-        <w:t>Az állapotfigyelő hurok mért periódusa 5,38 másodperc, 0,444 másodperces szórással. Az öt másodperces névleges értéket tehát átlagosan 0,38 másodperccel lépi túl, ami pontosan a kamerák lekérdezési körének ideje: a hurok sorosan kérdezi le a node-okat, majd a teljes kör után vár öt másodpercet, így a tényleges periódus a névleges érték és a kör hosszának összege. A viszonylag nagy szórást az okozza, hogy a mérés idején az egyik node nem válaszolt, és annak lekérdezése minden körben a teljes kétmásodperces időkorlátig tartott, míg az elérhető node néhány ezredmásodperc alatt válaszolt. Sok kamera – vagy sok elérhetetlen node – esetén ez a hurok párhuzamosításával lenne csökkenthető; a jelenlegi kameraszámnál nem jelent szűk keresztmetszetet, de a rendszer egyik azonosított továbbfejlesztési pontja.</w:t>
+        <w:t>Az eredmény a 10. táblázatban látható. Az átjátszási lánc átlagos késleltetése 0,7 ezredmásodperc, a 95. percentilis 1,2 ezredmásodperc; a harminc publikált eseményből huszonkilenc érkezett meg a WebSocket-kliensig, az egyetlen illesztetlen esemény a mérési ablak határára esett. Ez a nagyságrend a felületen érzékelhetetlen, és visszaigazolja a push-alapú közvetítés melletti döntést: egy egy másodperces periódusú lekérdezés ugyanezt átlagosan félmásodpercre növelte volna, ráadásul üresjárati terhelés árán.</w:t>
+      </w:r>
+    </w:p>
+    <w:p>
+      <w:pPr/>
+      <w:r>
+        <w:t>Az állapotfigyelő hurok mért periódusa 7,84 másodperc, 1,95 másodperces szórással, négy nyilvántartott node mellett. Az öt másodperces névleges értéket tehát átlagosan 2,84 másodperccel lépi túl, ami a kamerák lekérdezési körének ideje: a hurok sorosan kérdezi le a node-okat, majd a teljes kör után vár öt másodpercet, így a tényleges periódus a névleges érték és a kör hosszának összege.</w:t>
+      </w:r>
+    </w:p>
+    <w:p>
+      <w:pPr/>
+      <w:r>
+        <w:t>A többlet szinte teljes egészében egyetlen forrásból származik: a mérés idején a négy node egyike nem válaszolt, és annak lekérdezése minden körben kimerítette a kétmásodperces időkorlátot, míg a három elérhető node együtt is néhány száz ezredmásodperc alatt válaszolt. Ez magyarázza a szórást is, és egyben egy tervezési korlátot tesz számszerűvé: a soros lekérdezés a nem elérhető node-ok számával rontja a hurok periódusát, tehát az állapotváltozás felismerésének késleltetése is ezzel arányosan nő. A javítás iránya a lekérdezés párhuzamosítása; a jelenlegi kameraszámnál viszont nem jelent szűk keresztmetszetet.</w:t>
       </w:r>
     </w:p>
     <w:p>
@@ -9972,7 +9891,7 @@
     <w:p>
       <w:pPr/>
       <w:r>
-        <w:t>A negyedik mérés azt az architektúraváltást igazolja, amelyet a 3.5.3. szakasz ismertetett. Az összehasonlítás ugyanazon a rendszeren, ugyanazokkal a kamerákkal készült, egyetlen néző mellett.</w:t>
+        <w:t>A negyedik mérés a 3.5.3. szakaszban ismertetett architektúraváltást igazolja, ugyanazon a rendszeren, ugyanazokkal a kamerákkal, egyetlen néző mellett.</w:t>
       </w:r>
     </w:p>
     <w:p>
@@ -10249,13 +10168,13 @@
     <w:p>
       <w:pPr/>
       <w:r>
-        <w:t>Az Android kameraszolgáltatásának automatikus expozíciója gyenge fényben megnöveli az expozíciós időt, hogy a kép ne legyen alulexponált. A hosszabb expozíciós idő viszont fizikai korlátot szab a másodpercenként előállítható képkockák számának: ha egy képkocka rögzítése egy másodpercig tart, akkor a szenzor legfeljebb egy képet tud adni másodpercenként. Az alkalmazásban beállított képsebesség ilyenkor felső korlát, nem elérendő érték.</w:t>
-      </w:r>
-    </w:p>
-    <w:p>
-      <w:pPr/>
-      <w:r>
-        <w:t>A jelenség egy node zseblámpájának ki- és bekapcsolásával reprodukálható. A rendszer a valós, mért képsebességet a kamerakártyán megjeleníti, így a hatás közvetlenül megfigyelhető: sötétben 3,3 kép/másodperc, a zseblámpa bekapcsolása után – a jelenetre változatlanul ugyanaz a kamera néz – 11,3 kép/másodperc, majd az expozíció beállása után 15 kép/másodperc fölött. Egy korábbi, sötétebb környezetben végzett mérésben ugyanez az ellentét 0,9 és 16,6 kép/másodperc között jelentkezett.</w:t>
+        <w:t>Az Android automatikus expozíciója [29] gyenge fényben megnöveli az expozíciós időt, hogy a kép ne legyen alulexponált. A hosszabb expozíció viszont fizikai korlátot szab a másodpercenkénti képkockaszámnak: ha egy képkocka rögzítése 300 ezredmásodpercig tart, másodpercenként legfeljebb három képkocka állítható elő – függetlenül attól, mit kér a szerver.</w:t>
+      </w:r>
+    </w:p>
+    <w:p>
+      <w:pPr/>
+      <w:r>
+        <w:t>A jelenség egy node zseblámpájának ki- és bekapcsolásával reprodukálható, mert a rendszer a valós, mért képsebességet a kamerakártyán megjeleníti: sötétben 3,3 kép/másodperc, a zseblámpa bekapcsolása után – változatlan jelenet és szerveroldali beállítások mellett – 11,3 kép/másodperc.</w:t>
       </w:r>
     </w:p>
     <w:p>
@@ -10265,7 +10184,7 @@
       <w:r>
         <w:drawing>
           <wp:inline xmlns:a="http://schemas.openxmlformats.org/drawingml/2006/main" xmlns:pic="http://schemas.openxmlformats.org/drawingml/2006/picture">
-            <wp:extent cx="5577840" cy="3750073"/>
+            <wp:extent cx="5577840" cy="3751969"/>
             <wp:docPr id="19" name="Picture 19"/>
             <wp:cNvGraphicFramePr>
               <a:graphicFrameLocks noChangeAspect="1"/>
@@ -10274,11 +10193,11 @@
               <a:graphicData uri="http://schemas.openxmlformats.org/drawingml/2006/picture">
                 <pic:pic>
                   <pic:nvPicPr>
-                    <pic:cNvPr id="0" name="17-fps-light.png"/>
+                    <pic:cNvPr id="0" name="image.jpg"/>
                     <pic:cNvPicPr/>
                   </pic:nvPicPr>
                   <pic:blipFill>
-                    <a:blip r:embed="rId37"/>
+                    <a:blip r:embed="rId51"/>
                     <a:stretch>
                       <a:fillRect/>
                     </a:stretch>
@@ -10286,7 +10205,7 @@
                   <pic:spPr>
                     <a:xfrm>
                       <a:off x="0" y="0"/>
-                      <a:ext cx="5577840" cy="3750073"/>
+                      <a:ext cx="5577840" cy="3751969"/>
                     </a:xfrm>
                     <a:prstGeom prst="rect"/>
                   </pic:spPr>
@@ -10302,13 +10221,13 @@
         <w:pStyle w:val="Caption"/>
       </w:pPr>
       <w:r>
-        <w:t>18. ábra: A képsebesség fényfüggése ugyanazon a node-on. A kártya bal alsó sarkában megjelenő, ténylegesen mért képsebesség sötétben 3,3 kép/s, a zseblámpa bekapcsolása után 11,3 kép/s – a jelenet és minden szerveroldali beállítás változatlan.</w:t>
-      </w:r>
-    </w:p>
-    <w:p>
-      <w:pPr/>
-      <w:r>
-        <w:t>A 18. ábra ugyanazt a kamerát mutatja a zseblámpa kikapcsolt és bekapcsolt állapotában. A mérés következtetése egyértelmű: ez a korlát szerveroldalról nem kezelhető. Sem a detekciós képsebesség emelése, sem a hálózati beállítások változtatása nem befolyásolja, mert a képkockák egyszerűen nem jönnek létre. A gyakorlati megoldás a telepítés oldalán van: a megfigyelt terület megfelelő megvilágítása, vagy a fényforrásokat is figyelembe vevő kamerapozíció. Ez a felismerés a rendszer telepítési útmutatójába tartozik, nem a hibalistájába.</w:t>
+        <w:t>19. ábra: A képsebesség fényfüggése ugyanazon a node-on. A kártya bal alsó sarkában megjelenő, ténylegesen mért képsebesség sötétben 3,3 kép/s, a zseblámpa bekapcsolása után 11,3 kép/s – a jelenet és minden szerveroldali beállítás változatlan.</w:t>
+      </w:r>
+    </w:p>
+    <w:p>
+      <w:pPr/>
+      <w:r>
+        <w:t>A 19. ábra ugyanazt a kamerát mutatja a zseblámpa kikapcsolt és bekapcsolt állapotában. A következtetés egyértelmű: ez a korlát szerveroldalról nem kezelhető, mert a képkockák elő sem állnak. Aki telefonalapú kamerarendszert épít, annak a megvilágításról külön kell gondoskodnia – éjszakai üzemben ez a rendszer legfontosabb gyakorlati korlátja.</w:t>
       </w:r>
     </w:p>
     <w:p>
@@ -10334,19 +10253,25 @@
     <w:p>
       <w:pPr/>
       <w:r>
-        <w:t>A leggyakoribb hibamód a kamera-node váratlan elérhetetlensége. Ez a rendszer szempontjából nem hiba, hanem üzemszerű állapot: az állapotfigyelő hurok legkésőbb hét másodpercen belül észleli, a felület pedig egyértelműen jelzi, miközben a többi node zavartalanul működik tovább. A 3. ábra pontosan ezt az állapotot mutatja.</w:t>
-      </w:r>
-    </w:p>
-    <w:p>
-      <w:pPr/>
-      <w:r>
-        <w:t>A második, alattomosabb hibamód a telefon videókódolójának elakadása. Ilyenkor a készülék hálózatilag elérhető marad – az állapotleíró válaszol, az akkumulátor- és Wi-Fi-adatok frissülnek, a node a felületen „online" állapotban van –, a H.264 végpont viszont üres választ ad, tehát videó nem érkezik. A jelenség a tesztelés során ténylegesen előfordult, és az MJPEG végpont eközben normálisan működött, ami megerősíti, hogy a hiba a hardveres kódoló munkamenetében keletkezik, nem a kamerában vagy a hálózatban. Az alkalmazás nem kínál olyan távoli vezérlést, amellyel a kódoló munkamenete újraindítható lenne; a felbontás és a képsebesség átállítása – tehát a kamera-munkamenet kényszerített újrakonfigurálása – sem oldotta fel az állapotot. Az egyetlen ismert megoldás az alkalmazás újraindítása a készüléken. A rendszernek ezért érdemes lenne külön jeleznie ezt az állapotot, mert jelenleg egy „online, de kép nélküli" node vizuálisan alig különböztethető meg a normál működéstől.</w:t>
-      </w:r>
-    </w:p>
-    <w:p>
-      <w:pPr/>
-      <w:r>
-        <w:t>A harmadik hibamód a tűzdetektor téves riasztása gyenge fényben. A modell éjszakai, erősen zajos képeken ötven-hatvan százalék körüli magabiztossággal jelez füstöt ott, ahol nincs. A jelenség oka feltehetően az, hogy a nagy erősítéssel készült képen a szenzorzaj textúrája statisztikailag hasonlít arra, amit a modell füstként tanult meg. A jelenlegi ötven százalékos küszöb ezeket nem szűri ki. Kézenfekvő ellenintézkedés lenne a küszöb megemelése, illetve a képfényesség alapján egy éjszakai üzemmód bevezetése, amelyben a detektor magasabb küszöbbel dolgozik – ez a rendszer egyik konkrét továbbfejlesztési iránya.</w:t>
+        <w:t>A leggyakoribb hibamód a kamera-node váratlan elérhetetlensége. Ez a rendszer szempontjából nem hiba, hanem üzemszerű állapot: az állapotfigyelő hurok néhány másodpercen belül észleli, a felület egyértelműen jelzi, a többi node pedig zavartalanul működik tovább.</w:t>
+      </w:r>
+    </w:p>
+    <w:p>
+      <w:pPr/>
+      <w:r>
+        <w:t>A második, alattomosabb hibamód a telefon videókódolójának elakadása. Ilyenkor a készülék hálózatilag elérhető marad – az állapotleíró válaszol, a node „online" –, a H.264 végpont viszont üres választ ad, és a Frigate ffmpeg-folyamata újraindulási hurokba kerül. A jelenlegi állapotfigyelés ezt nem ismeri fel, mert az elérhetőséget az állapotleíróval méri, nem a videófolyammal; a felület közvetve mégis jelzi, mert a kamerakártya képsebessége nullára esik. A megbízható felismeréshez a folyam meglétét is figyelni kellene.</w:t>
+      </w:r>
+    </w:p>
+    <w:p>
+      <w:pPr/>
+      <w:r>
+        <w:t>A harmadik hibamód a tűzdetektor téves riasztása gyenge fényben: a modell éjszakai, erősen zajos képeken füstöt jelez ott, ahol nincs. Az ok feltehetően az, hogy a nagy erősítéssel készült képen a szenzorzaj textúrája statisztikailag hasonlít arra, amit a modell füstként tanult meg.</w:t>
+      </w:r>
+    </w:p>
+    <w:p>
+      <w:pPr/>
+      <w:r>
+        <w:t>A hibamód a küszöb megemelésével kezelhető volt. A detektor eseménynaplójában rögzített találatok átnézése azt mutatta, hogy az eredeti ötven és a nyolcvan százalék közötti sávba eső detektálások lényegében kivétel nélkül tévesek voltak, míg a valódi lángra adott találatok pontszáma – a mért esetekben 82 és 86 százalék között – ezt a sávot meghaladta. A küszöb nyolcvan százalékra emelése után a téves éjszakai riasztások megszűntek, valódi találat elvesztése nélkül. Ez a küszöb a jelen telepítés kameráira illeszkedik, általános érvényűnek nem tekinthető; a robusztusabb megoldás a képfényesség alapján váltó, külön éjszakai küszöb volna.</w:t>
       </w:r>
     </w:p>
     <w:p>
@@ -10360,7 +10285,7 @@
     <w:p>
       <w:pPr/>
       <w:r>
-        <w:t>A rendszer korlátainak őszinte számbavétele az értékelés része. Az alábbi korlátok mindegyike tudatosan vállalt kompromisszum vagy azonosított hiányosság, nem pedig felderítetlen hiba.</w:t>
+        <w:t>Az alábbi korlátok mindegyike tudatosan vállalt kompromisszum vagy azonosított hiányosság, nem pedig felderítetlen hiba.</w:t>
       </w:r>
     </w:p>
     <w:p>
@@ -10378,25 +10303,63 @@
     <w:p>
       <w:pPr/>
       <w:r>
-        <w:t>A kamera-node megbízhatósága a telefontól függ. Az Android energiagazdálkodása leállíthatja a háttérben futó alkalmazást, a videókódoló elakadhat, és egyik esetre sincs távoli helyreállítási mód. Egy folyamatosan üzemelő telefon hőterhelése hosszú távon gyorsítja az akkumulátor degradációját, a készülék pedig védtelen kültéri környezetbe nem helyezhető ki.</w:t>
-      </w:r>
-    </w:p>
-    <w:p>
-      <w:pPr/>
-      <w:r>
-        <w:t>A protokollcserével néhány telemetriai adat elveszett, ezek közül a legérzékenyebb a töltési állapot. Egy folyamatos üzemre szánt node tápellátásának megszűnése jelenleg csak közvetetten, az akkumulátorszint csökkenéséből ismerhető fel, nem pedig azonnal, a töltő lecsatlakozásának pillanatában.</w:t>
-      </w:r>
-    </w:p>
-    <w:p>
-      <w:pPr/>
-      <w:r>
-        <w:t>A tűzdetekciós modell nem saját betanítású, hanem nyilvánosan elérhető súlykészlet. Ennek megfelelően a viselkedése nem a jelen rendszer telepítési körülményeire van optimalizálva – ez okozza a gyenge fényben tapasztalt téves riasztásokat. A modell saját gyűjtésű mintákon való finomhangolása kézenfekvő javítási irány.</w:t>
+        <w:t>A kamera-node megbízhatósága a telefontól függ, és a rendszer csak azt látja belőle, amit a rajta futó alkalmazás megmutat: az Android energiagazdálkodása leállíthatja az alkalmazást, a videókódoló elakadhat, távoli helyreállításra nincs mód, a protokollcserével pedig a töltési állapot jelzése is elveszett.</w:t>
+      </w:r>
+    </w:p>
+    <w:p>
+      <w:pPr/>
+      <w:r>
+        <w:t>A tűzdetekciós modell nem saját betanítású, hanem nyilvánosan elérhető súlykészlet, tehát viselkedése nem a jelen telepítés körülményeire optimalizált – ez okozza a gyenge fényben tapasztalt téves riasztásokat.</w:t>
       </w:r>
     </w:p>
     <w:p>
       <w:pPr/>
       <w:r>
         <w:t>Végül a rendszer jelenleg a telefon szenzorai közül gyakorlatilag csak a kamerát és az akkumulátor-, illetve Wi-Fi-állapotot használja. A mikrofon, a gyorsulásmérő és a giroszkóp mint eseményforrás nincs bevonva, holott az architektúra – az MQTT-alapú, szétcsatolt eseményközvetítés miatt – ezek fogadására különösebb átalakítás nélkül alkalmas lenne.</w:t>
+      </w:r>
+    </w:p>
+    <w:p>
+      <w:pPr>
+        <w:pStyle w:val="Heading2"/>
+      </w:pPr>
+      <w:r>
+        <w:t>Tapasztalatok és tanulságok</w:t>
+      </w:r>
+    </w:p>
+    <w:p>
+      <w:pPr/>
+      <w:r>
+        <w:t>A rendszer minden lényeges eleme elkészült és éles üzemben működik, a fejlesztés során szerzett tapasztalatok viszont önmagukban is a munka eredményéhez tartoznak. Három olyan tanulság van, amely a következő hasonló projektemet biztosan meghatározza.</w:t>
+      </w:r>
+    </w:p>
+    <w:p>
+      <w:pPr/>
+      <w:r>
+        <w:t>Az első, hogy a kamera-node fekete doboz maradt. Egy kész, idegen alkalmazásra épülő node esetén nem én döntöm el, milyen adat érhető el róla és milyen formában: a protokollcserével elveszett a töltési állapot, a videókódoló elakadását pedig azért nem tudom megbízhatóan felismerni, mert az alkalmazás elérhetőnek mutatja magát akkor is, amikor már nem ad képet. A távoli újraindításra sincs mód, mert az alkalmazás nem kínál rá felületet. Ezek nem megvalósítási hibák, hanem annak a döntésnek a következményei, hogy a node-oldalt készen kaptam.</w:t>
+      </w:r>
+    </w:p>
+    <w:p>
+      <w:pPr/>
+      <w:r>
+        <w:t>A második, hogy minden újrakódolást végző réteg rejtett költséget hoz magával, és ez a költség jellemzően nem ott jelentkezik, ahol az ember keresi. A forgatás miatt beiktatott átkódolás az időbélyegek elvesztésén keresztül a detekciót állította le úgy, hogy közben a felvétel zavartalanul készült; a felderítésből érkező, rossz felbontásérték pedig a mozgásdetektálást skálázta fel akkora képre, hogy egyetlen kamera közel háromszáz százalék processzoridőt evett. Mindkét hiba kifelé alig látszott, és mindkettőt mérés hozta felszínre, nem szemrevételezés.</w:t>
+      </w:r>
+    </w:p>
+    <w:p>
+      <w:pPr/>
+      <w:r>
+        <w:t>A harmadik, hogy a mérés a tervezés része, nem az utólagos igazolásé. Az élőkép architektúrájának cseréje, a detektor GPU-ra terelése és a tűzriasztási küszöb megválasztása egyaránt olyan döntés volt, amelyet szemre nem lehetett eldönteni; a végleges értékeket minden esetben a mért adat adta.</w:t>
+      </w:r>
+    </w:p>
+    <w:p>
+      <w:pPr/>
+      <w:r>
+        <w:t>Ha ma kezdeném a munkát, a kamera-node oldalát magam írnám meg, és a saját alkalmazás két dolgot csinálna másképp. Egyrészt nem nyers H.264 elemi folyamot adna HTTP-n, hanem szabványos RTSP-kiszolgálót futtatna: a folyam így saját, helyes időbélyegekkel érkezne, ami egyben feleslegessé tenné az időbélyeg-pótló ffmpeg-presetet és a nyers folyam RTSP-vé csomagolását is. Másrészt a képet már a kódolás előtt, a telefon oldalán forgatná el, a rögzítési lánc részeként – ekkor a szerverre eleve a kívánt tájolású, teljes felbontású kép érkezne, és a 3.5.4. szakaszban tárgyalt teljes problémakör – a szerveroldali újrakódolás, annak processzorköltsége és az időbélyegek elvesztése – meg sem jelenne. Ehhez járulna a teljes telemetria a töltési állapottal együtt, valamint egy távolról vezérelhető felügyeleti funkció, amely a beragadt kódolót újraindítja; ez a fennmaradó hibamódok többségét is megszüntetné.</w:t>
+      </w:r>
+    </w:p>
+    <w:p>
+      <w:pPr/>
+      <w:r>
+        <w:t>A választás mégis tudatos volt: egy kész, nyílt forráskódú alkalmazásra építve a rendszer bármely telefonon, saját alkalmazás terjesztése és karbantartása nélkül használható, a munka súlypontja pedig a szerveroldali integráción maradhatott – és ezt az irányt szerettem volna végigvinni.</w:t>
       </w:r>
     </w:p>
     <w:p>
@@ -10410,18 +10373,18 @@
           <w:lang w:val="hu-HU"/>
         </w:rPr>
       </w:pPr>
-      <w:bookmarkStart w:id="50" w:name="__RefHeading___Toc1071_4218380707"/>
-      <w:bookmarkStart w:id="51" w:name="_Toc111040409"/>
-      <w:bookmarkStart w:id="52" w:name="_Toc128138401"/>
-      <w:bookmarkEnd w:id="50"/>
+      <w:bookmarkStart w:id="27" w:name="__RefHeading___Toc1071_4218380707"/>
+      <w:bookmarkStart w:id="28" w:name="_Toc128138401"/>
+      <w:bookmarkStart w:id="29" w:name="_Toc111040409"/>
+      <w:bookmarkEnd w:id="27"/>
       <w:r>
         <w:rPr>
           <w:lang w:val="hu-HU"/>
         </w:rPr>
         <w:t>Összegzés</w:t>
       </w:r>
-      <w:bookmarkEnd w:id="51"/>
-      <w:bookmarkEnd w:id="52"/>
+      <w:bookmarkEnd w:id="28"/>
+      <w:bookmarkEnd w:id="29"/>
     </w:p>
     <w:p>
       <w:pPr>
@@ -10432,7 +10395,7 @@
       </w:pPr>
       <w:r>
         <w:rPr/>
-        <w:t>A szakdolgozat célja egy felhőfüggetlen, lokális hálózaton működő, mesterséges intelligenciával támogatott kamerarendszer (SwarmCam) tervezése és megvalósítása volt, amely feleslegessé vált Android okostelefonokat integrál dedikált kamerahardver nélkül. A megvalósítás igazolta, hogy egy hálózati felderítésre, konténerizált mikroszolgáltatásokra (Frigate, saját FastAPI backend, önálló YOLO-alapú tűzdetektor) és eseményvezérelt kommunikációra (MQTT, WebSocket) épülő architektúra alkalmas ilyen heterogén, régi eszközökből álló megfigyelőhálózat kiszolgálására, gyakorlatilag zéró manuális konfigurációval az egyes kamerák felvételekor.</w:t>
+        <w:t>A szakdolgozat célja egy felhőfüggetlen, lokális hálózaton működő, mesterséges intelligenciával támogatott kamerarendszer (SwarmCam) tervezése és megvalósítása volt, amely feleslegessé vált Android okostelefonokat integrál dedikált kamerahardver nélkül. A megvalósítás igazolta, hogy egy hálózati felderítésre, konténerizált mikroszolgáltatásokra (Frigate, saját FastAPI backend, önálló YOLO-alapú tűzdetektor) és eseményvezérelt kommunikációra (MQTT, WebSocket) épülő architektúra alkalmas ilyen heterogén, régi eszközökből álló megfigyelőhálózat kiszolgálására. A felderítés azt a lépést váltja ki, amely a hagyományos NVR-eknél kameránként kézi munkát jelent: a node címét, elérési útját és paramétereit nem kell a rögzítő konfigurációjába írni. Ez azonban nem konfigurációmentes üzemet jelent. A node-oldali beállítás – az alkalmazás telepítése, a felbontás, a képsebesség és különösen a tájolás beállítása – megmarad, és készülékenként eltérő finomhangolást kíván: a kamera orientációja nem minden telefonon kezelhető ugyanúgy, a szerveroldali forgatás pedig külön feldolgozási ágat és processzorköltséget hoz magával. A rendszer tehát a kamerák bekötésének kézi konfigurációját szünteti meg, nem a telepítés és a hangolás egészét.</w:t>
       </w:r>
     </w:p>
     <w:p>
@@ -10442,7 +10405,7 @@
       </w:pPr>
       <w:r>
         <w:rPr/>
-        <w:t>A kitűzött részcélok – az automatikus felderítés, a felhőfüggetlen szerverkörnyezet, az AI-alapú detekció (objektum-, valamint tűz-/füstfelismerés, kiegészítve arcfelismeréssel), a valós idejű eseménykezelés és a kezelőfelület – megvalósultak. A rendszer moduláris felépítése (különálló Docker konténerek, jól definiált MQTT/WebSocket interfészek) lehetővé teszi az egyes komponensek önálló továbbfejlesztését anélkül, hogy a többi részt érintené.</w:t>
+        <w:t>A kitűzött részcélok – az automatikus felderítés, a felhőfüggetlen szerverkörnyezet, az AI-alapú detekció (objektum-, valamint tűz-/füstfelismerés), a valós idejű eseménykezelés és a kezelőfelület – megvalósultak. A rendszer moduláris felépítése (különálló Docker konténerek, jól definiált MQTT/WebSocket interfészek) lehetővé teszi az egyes komponensek önálló továbbfejlesztését anélkül, hogy a többi részt érintené.</w:t>
       </w:r>
     </w:p>
     <w:p>
@@ -10452,7 +10415,7 @@
       </w:pPr>
       <w:r>
         <w:rPr/>
-        <w:t>A dolgozatban bemutatott rendszer saját hozzájárulást jelentő komponenseit – a hálózati felderítést és az ahhoz tartozó ujjlenyomat-vizsgálatot, a FastAPI backendet és annak valós idejű kommunikációs rétegét (állapotfigyelő hurok, MQTT-átjátszás, WebSocket-elosztás), az élőkép-architektúrát a go2rtc MSE-relayjével, a kameraforgatás feldolgozási láncát, a tűz-/füstdetekciós mikroszolgáltatás teljes Python-csővezetékét, valamint a React alapú, asztali és mobil elrendezést egyaránt kiszolgáló kezelőfelületet – a szerző önállóan tervezte és valósította meg; ide tartoznak a 3. fejezetben indokolt tervezési döntések és a 3.6. szakaszban közölt mérési módszertan is. A rendszer ugyanakkor több készen kapott, harmadik féltől származó komponensre épül: a Frigate NVR-re és a benne futó go2rtc-re, az Android IP Camera alkalmazásra, a Mosquitto üzenetbrókerre, valamint a tűz-/füstdetekcióban használt, előre betanított YOLO-modellre (yolov26-fire-detection [10]) – ez utóbbit a szerző nem tanította be, csupán a saját csővezetékébe integrálta.</w:t>
+        <w:t>A dolgozatban bemutatott rendszer saját hozzájárulást jelentő komponenseit – a hálózati felderítést és az ahhoz tartozó ujjlenyomat-vizsgálatot, a FastAPI backendet és annak valós idejű kommunikációs rétegét (állapotfigyelő hurok, MQTT-átjátszás, WebSocket-elosztás), az élőkép-architektúrát a go2rtc MSE-relayjével, a kameraforgatás feldolgozási láncát, a tűz-/füstdetekciós mikroszolgáltatás teljes Python-pipeline-ját, valamint a React alapú, asztali és mobil elrendezést egyaránt kiszolgáló kezelőfelületet – magam terveztem és valósítottam meg, a 3. fejezetben indokolt tervezési döntésekkel és a 3.6. szakasz mérési módszertanával együtt. A rendszer emellett több készen kapott komponensre épül: a Frigate NVR-re és a benne futó go2rtc-re, az Android IP Camera alkalmazásra, a Mosquitto brókerre, valamint a tűz-/füstdetekcióban használt, előre betanított YOLO-modellre (yolov26-fire-detection [10]) – ez utóbbit nem én tanítottam be, csak a saját pipeline-omba integráltam.</w:t>
       </w:r>
     </w:p>
     <w:p>
@@ -10464,8 +10427,8 @@
         </w:numPr>
         <w:rPr/>
       </w:pPr>
-      <w:bookmarkStart w:id="53" w:name="__RefHeading___Toc1073_4218380707"/>
-      <w:bookmarkEnd w:id="53"/>
+      <w:bookmarkStart w:id="30" w:name="__RefHeading___Toc1073_4218380707"/>
+      <w:bookmarkEnd w:id="30"/>
       <w:r>
         <w:rPr/>
         <w:t>Jövőbeli fejlesztési lehetőségek</w:t>
@@ -10540,28 +10503,43 @@
     <w:p>
       <w:pPr>
         <w:pStyle w:val="ListParagraph"/>
-      </w:pPr>
-      <w:r>
+        <w:rPr/>
+      </w:pPr>
+      <w:r>
+        <w:rPr/>
         <w:t xml:space="preserve">– </w:t>
       </w:r>
       <w:r>
-        <w:t>A telefonok további beépített szenzorainak (mikrofon, gyorsulásmérő, giroszkóp) bevonása újabb eseményforrásként, a jelenleg is felhasznált kameraképet és akkumulátor-/töltésállapotot kiegészítve.</w:t>
+        <w:rPr/>
+        <w:t>A telefonok további beépített szenzorainak (mikrofon, gyorsulásmérő, giroszkóp) bevonása újabb eseményforrásként, a jelenleg is felhasznált kamerakép, akkumulátorszint és Wi-Fi jelerősség mellé.</w:t>
       </w:r>
     </w:p>
     <w:p>
       <w:pPr>
         <w:pStyle w:val="ListParagraph"/>
-      </w:pPr>
-      <w:r>
-        <w:t>– A kamera-node videókódolójának elakadását felismerő figyelőmechanizmus: a rendszer jelenleg „online” állapotúnak mutatja azt a node-ot is, amely hálózatilag válaszol, de videót már nem szolgáltat.</w:t>
+        <w:rPr/>
+      </w:pPr>
+      <w:r>
+        <w:rPr/>
+        <w:t xml:space="preserve">– </w:t>
+      </w:r>
+      <w:r>
+        <w:rPr/>
+        <w:t>A kamera-node videókódolójának elakadását felismerő figyelőmechanizmus: a rendszer jelenleg „online” állapotúnak mutatja azt a node-ot is, amely hálózatilag válaszol, de videót már nem szolgáltat.</w:t>
       </w:r>
     </w:p>
     <w:p>
       <w:pPr>
         <w:pStyle w:val="ListParagraph"/>
-      </w:pPr>
-      <w:r>
-        <w:t>– A tűz-/füstdetektor fényviszony-érzékeny küszöbölése, hogy az éjszakai, erősen zajos képeken tapasztalt téves füstriasztások megszűnjenek.</w:t>
+        <w:rPr/>
+      </w:pPr>
+      <w:r>
+        <w:rPr/>
+        <w:t xml:space="preserve">– </w:t>
+      </w:r>
+      <w:r>
+        <w:rPr/>
+        <w:t>A tűz-/füstdetektor fényviszony-érzékeny küszöbölése, hogy az éjszakai, erősen zajos képeken tapasztalt téves füstriasztások megszűnjenek.</w:t>
       </w:r>
     </w:p>
     <w:p>
@@ -10572,18 +10550,18 @@
           <w:lang w:val="hu-HU" w:bidi="ar-SA"/>
         </w:rPr>
       </w:pPr>
-      <w:bookmarkStart w:id="54" w:name="__RefHeading___Toc1075_4218380707"/>
-      <w:bookmarkStart w:id="55" w:name="_Toc1439310270"/>
-      <w:bookmarkStart w:id="56" w:name="_Toc128138402"/>
-      <w:bookmarkEnd w:id="54"/>
+      <w:bookmarkStart w:id="31" w:name="__RefHeading___Toc1075_4218380707"/>
+      <w:bookmarkStart w:id="32" w:name="_Toc128138402"/>
+      <w:bookmarkStart w:id="33" w:name="_Toc1439310270"/>
+      <w:bookmarkEnd w:id="31"/>
       <w:r>
         <w:rPr>
           <w:lang w:val="hu-HU" w:bidi="ar-SA"/>
         </w:rPr>
         <w:t>Irodalom</w:t>
       </w:r>
-      <w:bookmarkEnd w:id="55"/>
-      <w:bookmarkEnd w:id="56"/>
+      <w:bookmarkEnd w:id="32"/>
+      <w:bookmarkEnd w:id="33"/>
     </w:p>
     <w:p>
       <w:pPr>
@@ -10733,6 +10711,196 @@
       <w:r>
         <w:rPr/>
         <w:t>[15] MDN Web Docs, Media Source Extensions API. [Online]. Elérhető: https://developer.mozilla.org/en-US/docs/Web/API/Media_Source_Extensions_API</w:t>
+      </w:r>
+    </w:p>
+    <w:p>
+      <w:pPr>
+        <w:pStyle w:val="Bibliography"/>
+        <w:rPr/>
+      </w:pPr>
+      <w:r>
+        <w:rPr/>
+        <w:t>[16] J. Redmon, S. Divvala, R. Girshick, A. Farhadi, „You Only Look Once: Unified, Real-Time Object Detection”, in Proc. IEEE Conf. on Computer Vision and Pattern Recognition (CVPR), Las Vegas, NV, 2016, pp. 779–788.</w:t>
+      </w:r>
+    </w:p>
+    <w:p>
+      <w:pPr>
+        <w:pStyle w:val="Bibliography"/>
+        <w:rPr/>
+      </w:pPr>
+      <w:r>
+        <w:rPr/>
+        <w:t>[17] S. Ren, K. He, R. Girshick, J. Sun, „Faster R-CNN: Towards Real-Time Object Detection with Region Proposal Networks”, in Advances in Neural Information Processing Systems 28 (NIPS), Montréal, 2015, pp. 91–99.</w:t>
+      </w:r>
+    </w:p>
+    <w:p>
+      <w:pPr>
+        <w:pStyle w:val="Bibliography"/>
+        <w:rPr/>
+      </w:pPr>
+      <w:r>
+        <w:rPr/>
+        <w:t>[18] W. Liu, D. Anguelov, D. Erhan, C. Szegedy, S. Reed, C.-Y. Fu, A. C. Berg, „SSD: Single Shot MultiBox Detector”, in Proc. European Conf. on Computer Vision (ECCV), Amsterdam, 2016, pp. 21–37.</w:t>
+      </w:r>
+    </w:p>
+    <w:p>
+      <w:pPr>
+        <w:pStyle w:val="Bibliography"/>
+        <w:rPr/>
+      </w:pPr>
+      <w:r>
+        <w:rPr/>
+        <w:t>[19] T.-Y. Lin, M. Maire, S. Belongie, J. Hays, P. Perona, D. Ramanan, P. Dollár, C. L. Zitnick, „Microsoft COCO: Common Objects in Context”, in Proc. European Conf. on Computer Vision (ECCV), Zürich, 2014, pp. 740–755.</w:t>
+      </w:r>
+    </w:p>
+    <w:p>
+      <w:pPr>
+        <w:pStyle w:val="Bibliography"/>
+        <w:rPr/>
+      </w:pPr>
+      <w:r>
+        <w:rPr/>
+        <w:t>[20] Z. Zivkovic, „Improved Adaptive Gaussian Mixture Model for Background Subtraction”, in Proc. 17th Int. Conf. on Pattern Recognition (ICPR), Cambridge, 2004, vol. 2, pp. 28–31.</w:t>
+      </w:r>
+    </w:p>
+    <w:p>
+      <w:pPr>
+        <w:pStyle w:val="Bibliography"/>
+        <w:rPr/>
+      </w:pPr>
+      <w:r>
+        <w:rPr/>
+        <w:t>[21] H. Schulzrinne, A. Rao, R. Lanphier, Real Time Streaming Protocol (RTSP), RFC 2326, IETF, 1998. [Online]. Elérhető: https://www.rfc-editor.org/rfc/rfc2326</w:t>
+      </w:r>
+    </w:p>
+    <w:p>
+      <w:pPr>
+        <w:pStyle w:val="Bibliography"/>
+        <w:rPr/>
+      </w:pPr>
+      <w:r>
+        <w:rPr/>
+        <w:t>[22] H. Schulzrinne, S. Casner, R. Frederick, V. Jacobson, RTP: A Transport Protocol for Real-Time Applications, RFC 3550, IETF, 2003. [Online]. Elérhető: https://www.rfc-editor.org/rfc/rfc3550</w:t>
+      </w:r>
+    </w:p>
+    <w:p>
+      <w:pPr>
+        <w:pStyle w:val="Bibliography"/>
+        <w:rPr/>
+      </w:pPr>
+      <w:r>
+        <w:rPr/>
+        <w:t>[23] M. Handley, V. Jacobson, C. Perkins, SDP: Session Description Protocol, RFC 4566, IETF, 2006. [Online]. Elérhető: https://www.rfc-editor.org/rfc/rfc4566</w:t>
+      </w:r>
+    </w:p>
+    <w:p>
+      <w:pPr>
+        <w:pStyle w:val="Bibliography"/>
+        <w:rPr/>
+      </w:pPr>
+      <w:r>
+        <w:rPr/>
+        <w:t>[24] I. Fette, A. Melnikov, The WebSocket Protocol, RFC 6455, IETF, 2011. [Online]. Elérhető: https://www.rfc-editor.org/rfc/rfc6455</w:t>
+      </w:r>
+    </w:p>
+    <w:p>
+      <w:pPr>
+        <w:pStyle w:val="Bibliography"/>
+        <w:rPr/>
+      </w:pPr>
+      <w:r>
+        <w:rPr/>
+        <w:t>[25] WHATWG, HTML Living Standard – Server-sent events. [Online]. Elérhető: https://html.spec.whatwg.org/multipage/server-sent-events.html</w:t>
+      </w:r>
+    </w:p>
+    <w:p>
+      <w:pPr>
+        <w:pStyle w:val="Bibliography"/>
+        <w:rPr/>
+      </w:pPr>
+      <w:r>
+        <w:rPr/>
+        <w:t>[26] R. T. Fielding, Architectural Styles and the Design of Network-based Software Architectures. PhD értekezés, University of California, Irvine, 2000.</w:t>
+      </w:r>
+    </w:p>
+    <w:p>
+      <w:pPr>
+        <w:pStyle w:val="Bibliography"/>
+        <w:rPr/>
+      </w:pPr>
+      <w:r>
+        <w:rPr/>
+        <w:t>[27] ITU-T Recommendation H.264, Advanced video coding for generic audiovisual services. International Telecommunication Union, 2003 (és későbbi kiadásai).</w:t>
+      </w:r>
+    </w:p>
+    <w:p>
+      <w:pPr>
+        <w:pStyle w:val="Bibliography"/>
+        <w:rPr/>
+      </w:pPr>
+      <w:r>
+        <w:rPr/>
+        <w:t>[28] M. Jones, J. Bradley, N. Sakimura, JSON Web Token (JWT), RFC 7519, IETF, 2015. [Online]. Elérhető: https://www.rfc-editor.org/rfc/rfc7519</w:t>
+      </w:r>
+    </w:p>
+    <w:p>
+      <w:pPr>
+        <w:pStyle w:val="Bibliography"/>
+        <w:rPr/>
+      </w:pPr>
+      <w:r>
+        <w:rPr/>
+        <w:t>[29] Android Developers, Camera2 API – Documentation. [Online]. Elérhető: https://developer.android.com/reference/android/hardware/camera2/package-summary</w:t>
+      </w:r>
+    </w:p>
+    <w:p>
+      <w:pPr>
+        <w:pStyle w:val="Bibliography"/>
+        <w:rPr/>
+      </w:pPr>
+      <w:r>
+        <w:rPr/>
+        <w:t>[30] Eclipse Foundation, Eclipse Mosquitto – Documentation. [Online]. Elérhető: https://mosquitto.org/documentation/</w:t>
+      </w:r>
+    </w:p>
+    <w:p>
+      <w:pPr>
+        <w:pStyle w:val="Bibliography"/>
+        <w:rPr/>
+      </w:pPr>
+      <w:r>
+        <w:rPr/>
+        <w:t>[31] NVIDIA, TensorRT – Documentation. [Online]. Elérhető: https://docs.nvidia.com/deeplearning/tensorrt/</w:t>
+      </w:r>
+    </w:p>
+    <w:p>
+      <w:pPr>
+        <w:pStyle w:val="Bibliography"/>
+        <w:rPr/>
+      </w:pPr>
+      <w:r>
+        <w:rPr/>
+        <w:t>[32] Google, Coral Edge TPU – Documentation. [Online]. Elérhető: https://coral.ai/docs/</w:t>
+      </w:r>
+    </w:p>
+    <w:p>
+      <w:pPr>
+        <w:pStyle w:val="Bibliography"/>
+        <w:rPr/>
+      </w:pPr>
+      <w:r>
+        <w:rPr/>
+        <w:t>[33] SQLite Consortium, SQLite – Documentation. [Online]. Elérhető: https://www.sqlite.org/docs.html</w:t>
+      </w:r>
+    </w:p>
+    <w:p>
+      <w:pPr>
+        <w:pStyle w:val="Bibliography"/>
+        <w:rPr/>
+      </w:pPr>
+      <w:r>
+        <w:rPr/>
+        <w:t>[34] F5/NGINX, nginx – Documentation. [Online]. Elérhető: https://nginx.org/en/docs/</w:t>
       </w:r>
     </w:p>
     <w:p>
@@ -10746,18 +10914,18 @@
           <w:lang w:val="hu-HU"/>
         </w:rPr>
       </w:pPr>
-      <w:bookmarkStart w:id="57" w:name="__RefHeading___Toc1077_4218380707"/>
-      <w:bookmarkStart w:id="58" w:name="_Toc136054171"/>
-      <w:bookmarkStart w:id="59" w:name="_Toc128138403"/>
-      <w:bookmarkEnd w:id="57"/>
+      <w:bookmarkStart w:id="34" w:name="__RefHeading___Toc1077_4218380707"/>
+      <w:bookmarkStart w:id="35" w:name="_Toc128138403"/>
+      <w:bookmarkStart w:id="36" w:name="_Toc136054171"/>
+      <w:bookmarkEnd w:id="34"/>
       <w:r>
         <w:rPr>
           <w:lang w:val="hu-HU"/>
         </w:rPr>
         <w:t>Mellékletek</w:t>
       </w:r>
-      <w:bookmarkEnd w:id="58"/>
-      <w:bookmarkEnd w:id="59"/>
+      <w:bookmarkEnd w:id="35"/>
+      <w:bookmarkEnd w:id="36"/>
     </w:p>
     <w:p>
       <w:pPr>
@@ -10797,18 +10965,18 @@
           <w:lang w:val="hu-HU"/>
         </w:rPr>
       </w:pPr>
-      <w:bookmarkStart w:id="60" w:name="__RefHeading___Toc1079_4218380707"/>
-      <w:bookmarkStart w:id="61" w:name="_Toc368844426"/>
-      <w:bookmarkStart w:id="62" w:name="_Toc128138404"/>
-      <w:bookmarkEnd w:id="60"/>
+      <w:bookmarkStart w:id="37" w:name="__RefHeading___Toc1079_4218380707"/>
+      <w:bookmarkStart w:id="38" w:name="_Toc128138404"/>
+      <w:bookmarkStart w:id="39" w:name="_Toc368844426"/>
+      <w:bookmarkEnd w:id="37"/>
       <w:r>
         <w:rPr>
           <w:lang w:val="hu-HU"/>
         </w:rPr>
         <w:t>Nyomtatott mellékletek</w:t>
       </w:r>
-      <w:bookmarkEnd w:id="61"/>
-      <w:bookmarkEnd w:id="62"/>
+      <w:bookmarkEnd w:id="38"/>
+      <w:bookmarkEnd w:id="39"/>
     </w:p>
     <w:p>
       <w:pPr>
@@ -10846,24 +11014,24 @@
           <w:lang w:val="hu-HU"/>
         </w:rPr>
       </w:pPr>
-      <w:bookmarkStart w:id="63" w:name="__RefHeading___Toc1081_4218380707"/>
-      <w:bookmarkStart w:id="64" w:name="_Toc621944696"/>
-      <w:bookmarkStart w:id="65" w:name="_Toc778057456"/>
-      <w:bookmarkStart w:id="66" w:name="_Toc1789687829"/>
-      <w:bookmarkStart w:id="67" w:name="_Toc760154779"/>
-      <w:bookmarkStart w:id="68" w:name="_Toc128138405"/>
-      <w:bookmarkEnd w:id="63"/>
+      <w:bookmarkStart w:id="40" w:name="__RefHeading___Toc1081_4218380707"/>
+      <w:bookmarkStart w:id="41" w:name="_Toc128138405"/>
+      <w:bookmarkStart w:id="42" w:name="_Toc760154779"/>
+      <w:bookmarkStart w:id="43" w:name="_Toc1789687829"/>
+      <w:bookmarkStart w:id="44" w:name="_Toc778057456"/>
+      <w:bookmarkStart w:id="45" w:name="_Toc621944696"/>
+      <w:bookmarkEnd w:id="40"/>
       <w:r>
         <w:rPr>
           <w:lang w:val="hu-HU"/>
         </w:rPr>
         <w:t>Elektronikus mellékletek</w:t>
       </w:r>
-      <w:bookmarkEnd w:id="64"/>
-      <w:bookmarkEnd w:id="65"/>
-      <w:bookmarkEnd w:id="66"/>
-      <w:bookmarkEnd w:id="67"/>
-      <w:bookmarkEnd w:id="68"/>
+      <w:bookmarkEnd w:id="41"/>
+      <w:bookmarkEnd w:id="42"/>
+      <w:bookmarkEnd w:id="43"/>
+      <w:bookmarkEnd w:id="44"/>
+      <w:bookmarkEnd w:id="45"/>
     </w:p>
     <w:p>
       <w:pPr>
@@ -10874,42 +11042,16 @@
       </w:pPr>
       <w:r>
         <w:rPr/>
-        <w:t>DVD vagy pendrive, amely tartalmazza a teljes szakdolgozatot *.docx és *.pdf formátumban, a védés során bemutatott prezentációt (*.pptx), valamint a SwarmCam rendszer forráskódját.</w:t>
-      </w:r>
-    </w:p>
-    <w:p>
-      <w:pPr>
-        <w:pStyle w:val="Normal"/>
-        <w:rPr>
-          <w:lang w:val="hu-HU"/>
-        </w:rPr>
-      </w:pPr>
-      <w:r>
-        <w:rPr>
-          <w:lang w:val="hu-HU"/>
-        </w:rPr>
-      </w:r>
-    </w:p>
-    <w:p>
-      <w:pPr>
-        <w:pStyle w:val="Normal"/>
-        <w:rPr>
-          <w:lang w:val="hu-HU"/>
-        </w:rPr>
-      </w:pPr>
-      <w:r>
-        <w:rPr>
-          <w:lang w:val="hu-HU"/>
-        </w:rPr>
+        <w:t>DVD vagy pendrive, amely tartalmazza a teljes szakdolgozatot *.docx és *.pdf formátumban, a védés során bemutatott prezentációt (*.pptx), valamint a SwarmCam rendszer forráskódját. A forráskód nyilvános tárolóban is elérhető, a dolgozat leadásakori állapotában: https://github.com/RiscyX/swarmcam</w:t>
       </w:r>
     </w:p>
     <w:sectPr>
-      <w:headerReference w:type="even" r:id="rId8"/>
-      <w:headerReference w:type="default" r:id="rId9"/>
-      <w:headerReference w:type="first" r:id="rId10"/>
-      <w:footerReference w:type="even" r:id="rId11"/>
-      <w:footerReference w:type="default" r:id="rId12"/>
-      <w:footerReference w:type="first" r:id="rId13"/>
+      <w:headerReference w:type="even" r:id="rId21"/>
+      <w:headerReference w:type="default" r:id="rId22"/>
+      <w:headerReference w:type="first" r:id="rId23"/>
+      <w:footerReference w:type="even" r:id="rId24"/>
+      <w:footerReference w:type="default" r:id="rId25"/>
+      <w:footerReference w:type="first" r:id="rId26"/>
       <w:type w:val="nextPage"/>
       <w:pgSz w:w="11906" w:h="16838"/>
       <w:pgMar w:left="1418" w:right="851" w:gutter="0" w:header="567" w:top="1418" w:footer="567" w:bottom="1418"/>
@@ -11023,7 +11165,7 @@
             <w:rPr>
               <w:rStyle w:val="PageNumber"/>
             </w:rPr>
-            <w:t>3</w:t>
+            <w:t>5</w:t>
           </w:r>
           <w:r>
             <w:rPr>
@@ -11149,7 +11291,7 @@
               <wp:inline distT="0" distB="0" distL="0" distR="0">
                 <wp:extent cx="769620" cy="426720"/>
                 <wp:effectExtent l="0" t="0" r="0" b="0"/>
-                <wp:docPr id="7" name="Image3" descr="vts plavo gif"/>
+                <wp:docPr id="20" name="Image3" descr="vts plavo gif"/>
                 <wp:cNvGraphicFramePr>
                   <a:graphicFrameLocks xmlns:a="http://schemas.openxmlformats.org/drawingml/2006/main" noChangeAspect="1"/>
                 </wp:cNvGraphicFramePr>
@@ -11157,7 +11299,7 @@
                   <a:graphicData uri="http://schemas.openxmlformats.org/drawingml/2006/picture">
                     <pic:pic xmlns:pic="http://schemas.openxmlformats.org/drawingml/2006/picture">
                       <pic:nvPicPr>
-                        <pic:cNvPr id="7" name="Image3" descr="vts plavo gif"/>
+                        <pic:cNvPr id="20" name="Image3" descr="vts plavo gif"/>
                         <pic:cNvPicPr>
                           <a:picLocks noChangeAspect="1" noChangeArrowheads="1"/>
                         </pic:cNvPicPr>
@@ -11274,7 +11416,7 @@
               <wp:inline distT="0" distB="0" distL="0" distR="0">
                 <wp:extent cx="769620" cy="426720"/>
                 <wp:effectExtent l="0" t="0" r="0" b="0"/>
-                <wp:docPr id="8" name="Image4" descr="vts plavo gif"/>
+                <wp:docPr id="21" name="Image4" descr="vts plavo gif"/>
                 <wp:cNvGraphicFramePr>
                   <a:graphicFrameLocks xmlns:a="http://schemas.openxmlformats.org/drawingml/2006/main" noChangeAspect="1"/>
                 </wp:cNvGraphicFramePr>
@@ -11282,7 +11424,7 @@
                   <a:graphicData uri="http://schemas.openxmlformats.org/drawingml/2006/picture">
                     <pic:pic xmlns:pic="http://schemas.openxmlformats.org/drawingml/2006/picture">
                       <pic:nvPicPr>
-                        <pic:cNvPr id="8" name="Image4" descr="vts plavo gif"/>
+                        <pic:cNvPr id="21" name="Image4" descr="vts plavo gif"/>
                         <pic:cNvPicPr>
                           <a:picLocks noChangeAspect="1" noChangeArrowheads="1"/>
                         </pic:cNvPicPr>
